--- a/Grade Five - 5.5x8.5.docx
+++ b/Grade Five - 5.5x8.5.docx
@@ -335,15 +335,6 @@
         </w:rPr>
         <w:t>{school}</w:t>
       </w:r>
-      <w:r>
-        <w:rPr>
-          <w:rFonts w:ascii="Tahoma" w:hAnsi="Tahoma" w:cs="Tahoma"/>
-          <w:b/>
-          <w:sz w:val="24"/>
-          <w:szCs w:val="24"/>
-        </w:rPr>
-        <w:t>IROSIN CENTRAL SCHOOL</w:t>
-      </w:r>
     </w:p>
     <w:p>
       <w:pPr>
@@ -1030,27 +1021,7 @@
           <w:sz w:val="20"/>
           <w:szCs w:val="24"/>
         </w:rPr>
-        <w:t xml:space="preserve">This Performance Report shows the ability and </w:t>
-      </w:r>
-      <w:proofErr w:type="gramStart"/>
-      <w:r>
-        <w:rPr>
-          <w:rFonts w:ascii="Arial Nova" w:hAnsi="Arial Nova" w:cs="Tahoma"/>
-          <w:iCs/>
-          <w:sz w:val="20"/>
-          <w:szCs w:val="24"/>
-        </w:rPr>
-        <w:t>progress</w:t>
-      </w:r>
-      <w:proofErr w:type="gramEnd"/>
-      <w:r>
-        <w:rPr>
-          <w:rFonts w:ascii="Arial Nova" w:hAnsi="Arial Nova" w:cs="Tahoma"/>
-          <w:iCs/>
-          <w:sz w:val="20"/>
-          <w:szCs w:val="24"/>
-        </w:rPr>
-        <w:t xml:space="preserve"> your child has made</w:t>
+        <w:t>This Performance Report shows the ability and progress your child has made</w:t>
       </w:r>
       <w:r>
         <w:rPr>
@@ -5191,7 +5162,6 @@
         </w:rPr>
         <w:t xml:space="preserve">for the </w:t>
       </w:r>
-      <w:proofErr w:type="gramStart"/>
       <w:r>
         <w:rPr>
           <w:rFonts w:ascii="Arial Nova" w:hAnsi="Arial Nova" w:cs="Tahoma"/>
@@ -5214,16 +5184,7 @@
           <w:sz w:val="18"/>
           <w:szCs w:val="18"/>
         </w:rPr>
-        <w:t>level</w:t>
-      </w:r>
-      <w:proofErr w:type="gramEnd"/>
-      <w:r>
-        <w:rPr>
-          <w:rFonts w:ascii="Arial Nova" w:hAnsi="Arial Nova" w:cs="Tahoma"/>
-          <w:sz w:val="18"/>
-          <w:szCs w:val="18"/>
-        </w:rPr>
-        <w:t xml:space="preserve"> </w:t>
+        <w:t xml:space="preserve">level </w:t>
       </w:r>
       <w:r>
         <w:rPr>
@@ -6653,16 +6614,6 @@
 </file>
 
 <file path=customXml/item1.xml><?xml version="1.0" encoding="utf-8"?>
-<p:properties xmlns:p="http://schemas.microsoft.com/office/2006/metadata/properties" xmlns:xsi="http://www.w3.org/2001/XMLSchema-instance" xmlns:pc="http://schemas.microsoft.com/office/infopath/2007/PartnerControls">
-  <documentManagement/>
-</p:properties>
-</file>
-
-<file path=customXml/item2.xml><?xml version="1.0" encoding="utf-8"?>
-<b:Sources xmlns:b="http://schemas.openxmlformats.org/officeDocument/2006/bibliography" xmlns="http://schemas.openxmlformats.org/officeDocument/2006/bibliography" SelectedStyle="\APASixthEditionOfficeOnline.xsl" StyleName="APA" Version="6"/>
-</file>
-
-<file path=customXml/item3.xml><?xml version="1.0" encoding="utf-8"?>
 <ct:contentTypeSchema xmlns:ct="http://schemas.microsoft.com/office/2006/metadata/contentType" xmlns:ma="http://schemas.microsoft.com/office/2006/metadata/properties/metaAttributes" ct:_="" ma:_="" ma:contentTypeName="Document" ma:contentTypeID="0x01010019B181300F721B4D9F3B95A3EE15143C" ma:contentTypeVersion="10" ma:contentTypeDescription="Create a new document." ma:contentTypeScope="" ma:versionID="bf2ca1b3bc24449cdd1a669432d4bb9e">
   <xsd:schema xmlns:xsd="http://www.w3.org/2001/XMLSchema" xmlns:xs="http://www.w3.org/2001/XMLSchema" xmlns:p="http://schemas.microsoft.com/office/2006/metadata/properties" xmlns:ns3="541f9672-3e94-4c26-a847-81d4d159bfa1" targetNamespace="http://schemas.microsoft.com/office/2006/metadata/properties" ma:root="true" ma:fieldsID="14a7babb77b443892259070c9ba030eb" ns3:_="">
     <xsd:import namespace="541f9672-3e94-4c26-a847-81d4d159bfa1"/>
@@ -6846,6 +6797,16 @@
 </ct:contentTypeSchema>
 </file>
 
+<file path=customXml/item2.xml><?xml version="1.0" encoding="utf-8"?>
+<b:Sources xmlns:b="http://schemas.openxmlformats.org/officeDocument/2006/bibliography" xmlns="http://schemas.openxmlformats.org/officeDocument/2006/bibliography" SelectedStyle="\APASixthEditionOfficeOnline.xsl" StyleName="APA" Version="6"/>
+</file>
+
+<file path=customXml/item3.xml><?xml version="1.0" encoding="utf-8"?>
+<p:properties xmlns:p="http://schemas.microsoft.com/office/2006/metadata/properties" xmlns:xsi="http://www.w3.org/2001/XMLSchema-instance" xmlns:pc="http://schemas.microsoft.com/office/infopath/2007/PartnerControls">
+  <documentManagement/>
+</p:properties>
+</file>
+
 <file path=customXml/item4.xml><?xml version="1.0" encoding="utf-8"?>
 <?mso-contentType ?>
 <FormTemplates xmlns="http://schemas.microsoft.com/sharepoint/v3/contenttype/forms">
@@ -6856,23 +6817,6 @@
 </file>
 
 <file path=customXml/itemProps1.xml><?xml version="1.0" encoding="utf-8"?>
-<ds:datastoreItem xmlns:ds="http://schemas.openxmlformats.org/officeDocument/2006/customXml" ds:itemID="{672FB7B5-DBC2-43DE-98D9-E1693A2B312F}">
-  <ds:schemaRefs>
-    <ds:schemaRef ds:uri="http://schemas.microsoft.com/office/2006/metadata/properties"/>
-    <ds:schemaRef ds:uri="http://schemas.microsoft.com/office/infopath/2007/PartnerControls"/>
-  </ds:schemaRefs>
-</ds:datastoreItem>
-</file>
-
-<file path=customXml/itemProps2.xml><?xml version="1.0" encoding="utf-8"?>
-<ds:datastoreItem xmlns:ds="http://schemas.openxmlformats.org/officeDocument/2006/customXml" ds:itemID="{79EDFC7F-E73A-4641-AB05-0EAF77FB85CB}">
-  <ds:schemaRefs>
-    <ds:schemaRef ds:uri="http://schemas.openxmlformats.org/officeDocument/2006/bibliography"/>
-  </ds:schemaRefs>
-</ds:datastoreItem>
-</file>
-
-<file path=customXml/itemProps3.xml><?xml version="1.0" encoding="utf-8"?>
 <ds:datastoreItem xmlns:ds="http://schemas.openxmlformats.org/officeDocument/2006/customXml" ds:itemID="{1934D20A-BA2A-4311-8449-030457D80377}">
   <ds:schemaRefs>
     <ds:schemaRef ds:uri="http://schemas.microsoft.com/office/2006/metadata/contentType"/>
@@ -6890,6 +6834,23 @@
 </ds:datastoreItem>
 </file>
 
+<file path=customXml/itemProps2.xml><?xml version="1.0" encoding="utf-8"?>
+<ds:datastoreItem xmlns:ds="http://schemas.openxmlformats.org/officeDocument/2006/customXml" ds:itemID="{79EDFC7F-E73A-4641-AB05-0EAF77FB85CB}">
+  <ds:schemaRefs>
+    <ds:schemaRef ds:uri="http://schemas.openxmlformats.org/officeDocument/2006/bibliography"/>
+  </ds:schemaRefs>
+</ds:datastoreItem>
+</file>
+
+<file path=customXml/itemProps3.xml><?xml version="1.0" encoding="utf-8"?>
+<ds:datastoreItem xmlns:ds="http://schemas.openxmlformats.org/officeDocument/2006/customXml" ds:itemID="{672FB7B5-DBC2-43DE-98D9-E1693A2B312F}">
+  <ds:schemaRefs>
+    <ds:schemaRef ds:uri="http://schemas.microsoft.com/office/2006/metadata/properties"/>
+    <ds:schemaRef ds:uri="http://schemas.microsoft.com/office/infopath/2007/PartnerControls"/>
+  </ds:schemaRefs>
+</ds:datastoreItem>
+</file>
+
 <file path=customXml/itemProps4.xml><?xml version="1.0" encoding="utf-8"?>
 <ds:datastoreItem xmlns:ds="http://schemas.openxmlformats.org/officeDocument/2006/customXml" ds:itemID="{9E607EEA-1579-4534-A211-223D35B43271}">
   <ds:schemaRefs>

--- a/Grade Five - 5.5x8.5.docx
+++ b/Grade Five - 5.5x8.5.docx
@@ -13,74 +13,6 @@
       </w:pPr>
       <w:r>
         <w:rPr>
-          <w:rFonts w:ascii="Tahoma" w:hAnsi="Tahoma" w:cs="Tahoma"/>
-          <w:noProof/>
-          <w:sz w:val="18"/>
-        </w:rPr>
-        <w:drawing>
-          <wp:anchor distT="0" distB="0" distL="114300" distR="114300" simplePos="0" relativeHeight="251711488" behindDoc="0" locked="0" layoutInCell="1" allowOverlap="1" wp14:anchorId="7B0EF6BF" wp14:editId="0BD15A1E">
-            <wp:simplePos x="0" y="0"/>
-            <wp:positionH relativeFrom="margin">
-              <wp:align>left</wp:align>
-            </wp:positionH>
-            <wp:positionV relativeFrom="paragraph">
-              <wp:posOffset>0</wp:posOffset>
-            </wp:positionV>
-            <wp:extent cx="838200" cy="823864"/>
-            <wp:effectExtent l="0" t="0" r="0" b="0"/>
-            <wp:wrapNone/>
-            <wp:docPr id="1513974360" name="Picture 1" descr="A logo of a university&#10;&#10;Description automatically generated"/>
-            <wp:cNvGraphicFramePr>
-              <a:graphicFrameLocks xmlns:a="http://schemas.openxmlformats.org/drawingml/2006/main" noChangeAspect="1"/>
-            </wp:cNvGraphicFramePr>
-            <a:graphic xmlns:a="http://schemas.openxmlformats.org/drawingml/2006/main">
-              <a:graphicData uri="http://schemas.openxmlformats.org/drawingml/2006/picture">
-                <pic:pic xmlns:pic="http://schemas.openxmlformats.org/drawingml/2006/picture">
-                  <pic:nvPicPr>
-                    <pic:cNvPr id="1513974360" name="Picture 1" descr="A logo of a university&#10;&#10;Description automatically generated"/>
-                    <pic:cNvPicPr>
-                      <a:picLocks noChangeAspect="1"/>
-                    </pic:cNvPicPr>
-                  </pic:nvPicPr>
-                  <pic:blipFill rotWithShape="1">
-                    <a:blip r:embed="rId8" cstate="print"/>
-                    <a:srcRect l="2219" t="1982" r="2089" b="2132"/>
-                    <a:stretch/>
-                  </pic:blipFill>
-                  <pic:spPr bwMode="auto">
-                    <a:xfrm>
-                      <a:off x="0" y="0"/>
-                      <a:ext cx="847271" cy="832780"/>
-                    </a:xfrm>
-                    <a:prstGeom prst="rect">
-                      <a:avLst/>
-                    </a:prstGeom>
-                    <a:ln>
-                      <a:noFill/>
-                    </a:ln>
-                  </pic:spPr>
-                </pic:pic>
-              </a:graphicData>
-            </a:graphic>
-            <wp14:sizeRelH relativeFrom="margin">
-              <wp14:pctWidth>0</wp14:pctWidth>
-            </wp14:sizeRelH>
-            <wp14:sizeRelV relativeFrom="margin">
-              <wp14:pctHeight>0</wp14:pctHeight>
-            </wp14:sizeRelV>
-          </wp:anchor>
-        </w:drawing>
-      </w:r>
-      <w:r>
-        <w:rPr>
-          <w:rFonts w:ascii="Tahoma" w:hAnsi="Tahoma" w:cs="Tahoma"/>
-          <w:sz w:val="18"/>
-          <w:szCs w:val="18"/>
-        </w:rPr>
-        <w:t>{#students}</w:t>
-      </w:r>
-      <w:r>
-        <w:rPr>
           <w:rFonts w:ascii="Old English Text MT" w:hAnsi="Old English Text MT" w:cs="Tahoma"/>
           <w:noProof/>
           <w:sz w:val="18"/>
@@ -88,16 +20,16 @@
         <mc:AlternateContent>
           <mc:Choice Requires="wps">
             <w:drawing>
-              <wp:anchor distT="45720" distB="45720" distL="114300" distR="114300" simplePos="0" relativeHeight="251709440" behindDoc="0" locked="0" layoutInCell="1" allowOverlap="1" wp14:anchorId="549C9D26" wp14:editId="5124CFB0">
+              <wp:anchor distT="45720" distB="45720" distL="114300" distR="114300" simplePos="0" relativeHeight="251709440" behindDoc="0" locked="0" layoutInCell="1" allowOverlap="1" wp14:anchorId="549C9D26" wp14:editId="22452FE5">
                 <wp:simplePos x="0" y="0"/>
                 <wp:positionH relativeFrom="margin">
-                  <wp:align>right</wp:align>
+                  <wp:posOffset>3566160</wp:posOffset>
                 </wp:positionH>
                 <wp:positionV relativeFrom="paragraph">
-                  <wp:posOffset>9525</wp:posOffset>
+                  <wp:posOffset>7620</wp:posOffset>
                 </wp:positionV>
-                <wp:extent cx="845820" cy="733425"/>
-                <wp:effectExtent l="0" t="0" r="11430" b="9525"/>
+                <wp:extent cx="899160" cy="792480"/>
+                <wp:effectExtent l="0" t="0" r="0" b="7620"/>
                 <wp:wrapNone/>
                 <wp:docPr id="217" name="Text Box 2"/>
                 <wp:cNvGraphicFramePr>
@@ -112,7 +44,7 @@
                       <wps:spPr bwMode="auto">
                         <a:xfrm>
                           <a:off x="0" y="0"/>
-                          <a:ext cx="845820" cy="733425"/>
+                          <a:ext cx="899160" cy="792480"/>
                         </a:xfrm>
                         <a:prstGeom prst="rect">
                           <a:avLst/>
@@ -159,7 +91,7 @@
                 <v:stroke joinstyle="miter"/>
                 <v:path gradientshapeok="t" o:connecttype="rect"/>
               </v:shapetype>
-              <v:shape id="Text Box 2" o:spid="_x0000_s1026" type="#_x0000_t202" style="position:absolute;left:0;text-align:left;margin-left:15.4pt;margin-top:.75pt;width:66.6pt;height:57.75pt;z-index:251709440;visibility:visible;mso-wrap-style:square;mso-width-percent:0;mso-height-percent:0;mso-wrap-distance-left:9pt;mso-wrap-distance-top:3.6pt;mso-wrap-distance-right:9pt;mso-wrap-distance-bottom:3.6pt;mso-position-horizontal:right;mso-position-horizontal-relative:margin;mso-position-vertical:absolute;mso-position-vertical-relative:text;mso-width-percent:0;mso-height-percent:0;mso-width-relative:margin;mso-height-relative:margin;v-text-anchor:top" o:gfxdata="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" filled="f" stroked="f">
+              <v:shape id="Text Box 2" o:spid="_x0000_s1026" type="#_x0000_t202" style="position:absolute;left:0;text-align:left;margin-left:280.8pt;margin-top:.6pt;width:70.8pt;height:62.4pt;z-index:251709440;visibility:visible;mso-wrap-style:square;mso-width-percent:0;mso-height-percent:0;mso-wrap-distance-left:9pt;mso-wrap-distance-top:3.6pt;mso-wrap-distance-right:9pt;mso-wrap-distance-bottom:3.6pt;mso-position-horizontal:absolute;mso-position-horizontal-relative:margin;mso-position-vertical:absolute;mso-position-vertical-relative:text;mso-width-percent:0;mso-height-percent:0;mso-width-relative:margin;mso-height-relative:margin;v-text-anchor:top" o:gfxdata="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" filled="f" stroked="f">
                 <v:textbox inset="0,0,0,0">
                   <w:txbxContent>
                     <w:p>
@@ -181,10 +113,95 @@
       </w:r>
       <w:r>
         <w:rPr>
+          <w:rFonts w:ascii="Tahoma" w:hAnsi="Tahoma" w:cs="Tahoma"/>
+          <w:noProof/>
+          <w:sz w:val="18"/>
+        </w:rPr>
+        <w:drawing>
+          <wp:anchor distT="0" distB="0" distL="114300" distR="114300" simplePos="0" relativeHeight="251711488" behindDoc="0" locked="0" layoutInCell="1" allowOverlap="1" wp14:anchorId="7B0EF6BF" wp14:editId="10582775">
+            <wp:simplePos x="0" y="0"/>
+            <wp:positionH relativeFrom="margin">
+              <wp:align>left</wp:align>
+            </wp:positionH>
+            <wp:positionV relativeFrom="paragraph">
+              <wp:posOffset>0</wp:posOffset>
+            </wp:positionV>
+            <wp:extent cx="744249" cy="731520"/>
+            <wp:effectExtent l="0" t="0" r="0" b="0"/>
+            <wp:wrapNone/>
+            <wp:docPr id="1513974360" name="Picture 1" descr="A logo of a university&#10;&#10;Description automatically generated"/>
+            <wp:cNvGraphicFramePr>
+              <a:graphicFrameLocks xmlns:a="http://schemas.openxmlformats.org/drawingml/2006/main" noChangeAspect="1"/>
+            </wp:cNvGraphicFramePr>
+            <a:graphic xmlns:a="http://schemas.openxmlformats.org/drawingml/2006/main">
+              <a:graphicData uri="http://schemas.openxmlformats.org/drawingml/2006/picture">
+                <pic:pic xmlns:pic="http://schemas.openxmlformats.org/drawingml/2006/picture">
+                  <pic:nvPicPr>
+                    <pic:cNvPr id="1513974360" name="Picture 1" descr="A logo of a university&#10;&#10;Description automatically generated"/>
+                    <pic:cNvPicPr>
+                      <a:picLocks noChangeAspect="1"/>
+                    </pic:cNvPicPr>
+                  </pic:nvPicPr>
+                  <pic:blipFill rotWithShape="1">
+                    <a:blip r:embed="rId8" cstate="print"/>
+                    <a:srcRect l="2219" t="1982" r="2089" b="2132"/>
+                    <a:stretch/>
+                  </pic:blipFill>
+                  <pic:spPr bwMode="auto">
+                    <a:xfrm>
+                      <a:off x="0" y="0"/>
+                      <a:ext cx="744249" cy="731520"/>
+                    </a:xfrm>
+                    <a:prstGeom prst="rect">
+                      <a:avLst/>
+                    </a:prstGeom>
+                    <a:ln>
+                      <a:noFill/>
+                    </a:ln>
+                  </pic:spPr>
+                </pic:pic>
+              </a:graphicData>
+            </a:graphic>
+            <wp14:sizeRelH relativeFrom="margin">
+              <wp14:pctWidth>0</wp14:pctWidth>
+            </wp14:sizeRelH>
+            <wp14:sizeRelV relativeFrom="margin">
+              <wp14:pctHeight>0</wp14:pctHeight>
+            </wp14:sizeRelV>
+          </wp:anchor>
+        </w:drawing>
+      </w:r>
+      <w:r>
+        <w:rPr>
+          <w:rFonts w:ascii="Tahoma" w:hAnsi="Tahoma" w:cs="Tahoma"/>
+          <w:sz w:val="18"/>
+          <w:szCs w:val="18"/>
+        </w:rPr>
+        <w:t>{#</w:t>
+      </w:r>
+      <w:proofErr w:type="gramStart"/>
+      <w:r>
+        <w:rPr>
+          <w:rFonts w:ascii="Tahoma" w:hAnsi="Tahoma" w:cs="Tahoma"/>
+          <w:sz w:val="18"/>
+          <w:szCs w:val="18"/>
+        </w:rPr>
+        <w:t>students}</w:t>
+      </w:r>
+      <w:r>
+        <w:rPr>
           <w:rFonts w:ascii="Old English Text MT" w:hAnsi="Old English Text MT" w:cs="Tahoma"/>
           <w:sz w:val="18"/>
         </w:rPr>
-        <w:t>Republic of the Philippines</w:t>
+        <w:t>Republic</w:t>
+      </w:r>
+      <w:proofErr w:type="gramEnd"/>
+      <w:r>
+        <w:rPr>
+          <w:rFonts w:ascii="Old English Text MT" w:hAnsi="Old English Text MT" w:cs="Tahoma"/>
+          <w:sz w:val="18"/>
+        </w:rPr>
+        <w:t xml:space="preserve"> of the Philippines</w:t>
       </w:r>
     </w:p>
     <w:p>
@@ -1021,7 +1038,27 @@
           <w:sz w:val="20"/>
           <w:szCs w:val="24"/>
         </w:rPr>
-        <w:t>This Performance Report shows the ability and progress your child has made</w:t>
+        <w:t xml:space="preserve">This Performance Report shows the ability and </w:t>
+      </w:r>
+      <w:proofErr w:type="gramStart"/>
+      <w:r>
+        <w:rPr>
+          <w:rFonts w:ascii="Arial Nova" w:hAnsi="Arial Nova" w:cs="Tahoma"/>
+          <w:iCs/>
+          <w:sz w:val="20"/>
+          <w:szCs w:val="24"/>
+        </w:rPr>
+        <w:t>progress</w:t>
+      </w:r>
+      <w:proofErr w:type="gramEnd"/>
+      <w:r>
+        <w:rPr>
+          <w:rFonts w:ascii="Arial Nova" w:hAnsi="Arial Nova" w:cs="Tahoma"/>
+          <w:iCs/>
+          <w:sz w:val="20"/>
+          <w:szCs w:val="24"/>
+        </w:rPr>
+        <w:t xml:space="preserve"> your child has made</w:t>
       </w:r>
       <w:r>
         <w:rPr>
@@ -5162,6 +5199,7 @@
         </w:rPr>
         <w:t xml:space="preserve">for the </w:t>
       </w:r>
+      <w:proofErr w:type="gramStart"/>
       <w:r>
         <w:rPr>
           <w:rFonts w:ascii="Arial Nova" w:hAnsi="Arial Nova" w:cs="Tahoma"/>
@@ -5184,7 +5222,16 @@
           <w:sz w:val="18"/>
           <w:szCs w:val="18"/>
         </w:rPr>
-        <w:t xml:space="preserve">level </w:t>
+        <w:t>level</w:t>
+      </w:r>
+      <w:proofErr w:type="gramEnd"/>
+      <w:r>
+        <w:rPr>
+          <w:rFonts w:ascii="Arial Nova" w:hAnsi="Arial Nova" w:cs="Tahoma"/>
+          <w:sz w:val="18"/>
+          <w:szCs w:val="18"/>
+        </w:rPr>
+        <w:t xml:space="preserve"> </w:t>
       </w:r>
       <w:r>
         <w:rPr>
@@ -6614,6 +6661,16 @@
 </file>
 
 <file path=customXml/item1.xml><?xml version="1.0" encoding="utf-8"?>
+<p:properties xmlns:p="http://schemas.microsoft.com/office/2006/metadata/properties" xmlns:xsi="http://www.w3.org/2001/XMLSchema-instance" xmlns:pc="http://schemas.microsoft.com/office/infopath/2007/PartnerControls">
+  <documentManagement/>
+</p:properties>
+</file>
+
+<file path=customXml/item2.xml><?xml version="1.0" encoding="utf-8"?>
+<b:Sources xmlns:b="http://schemas.openxmlformats.org/officeDocument/2006/bibliography" xmlns="http://schemas.openxmlformats.org/officeDocument/2006/bibliography" SelectedStyle="\APASixthEditionOfficeOnline.xsl" StyleName="APA" Version="6"/>
+</file>
+
+<file path=customXml/item3.xml><?xml version="1.0" encoding="utf-8"?>
 <ct:contentTypeSchema xmlns:ct="http://schemas.microsoft.com/office/2006/metadata/contentType" xmlns:ma="http://schemas.microsoft.com/office/2006/metadata/properties/metaAttributes" ct:_="" ma:_="" ma:contentTypeName="Document" ma:contentTypeID="0x01010019B181300F721B4D9F3B95A3EE15143C" ma:contentTypeVersion="10" ma:contentTypeDescription="Create a new document." ma:contentTypeScope="" ma:versionID="bf2ca1b3bc24449cdd1a669432d4bb9e">
   <xsd:schema xmlns:xsd="http://www.w3.org/2001/XMLSchema" xmlns:xs="http://www.w3.org/2001/XMLSchema" xmlns:p="http://schemas.microsoft.com/office/2006/metadata/properties" xmlns:ns3="541f9672-3e94-4c26-a847-81d4d159bfa1" targetNamespace="http://schemas.microsoft.com/office/2006/metadata/properties" ma:root="true" ma:fieldsID="14a7babb77b443892259070c9ba030eb" ns3:_="">
     <xsd:import namespace="541f9672-3e94-4c26-a847-81d4d159bfa1"/>
@@ -6797,16 +6854,6 @@
 </ct:contentTypeSchema>
 </file>
 
-<file path=customXml/item2.xml><?xml version="1.0" encoding="utf-8"?>
-<b:Sources xmlns:b="http://schemas.openxmlformats.org/officeDocument/2006/bibliography" xmlns="http://schemas.openxmlformats.org/officeDocument/2006/bibliography" SelectedStyle="\APASixthEditionOfficeOnline.xsl" StyleName="APA" Version="6"/>
-</file>
-
-<file path=customXml/item3.xml><?xml version="1.0" encoding="utf-8"?>
-<p:properties xmlns:p="http://schemas.microsoft.com/office/2006/metadata/properties" xmlns:xsi="http://www.w3.org/2001/XMLSchema-instance" xmlns:pc="http://schemas.microsoft.com/office/infopath/2007/PartnerControls">
-  <documentManagement/>
-</p:properties>
-</file>
-
 <file path=customXml/item4.xml><?xml version="1.0" encoding="utf-8"?>
 <?mso-contentType ?>
 <FormTemplates xmlns="http://schemas.microsoft.com/sharepoint/v3/contenttype/forms">
@@ -6817,6 +6864,23 @@
 </file>
 
 <file path=customXml/itemProps1.xml><?xml version="1.0" encoding="utf-8"?>
+<ds:datastoreItem xmlns:ds="http://schemas.openxmlformats.org/officeDocument/2006/customXml" ds:itemID="{672FB7B5-DBC2-43DE-98D9-E1693A2B312F}">
+  <ds:schemaRefs>
+    <ds:schemaRef ds:uri="http://schemas.microsoft.com/office/2006/metadata/properties"/>
+    <ds:schemaRef ds:uri="http://schemas.microsoft.com/office/infopath/2007/PartnerControls"/>
+  </ds:schemaRefs>
+</ds:datastoreItem>
+</file>
+
+<file path=customXml/itemProps2.xml><?xml version="1.0" encoding="utf-8"?>
+<ds:datastoreItem xmlns:ds="http://schemas.openxmlformats.org/officeDocument/2006/customXml" ds:itemID="{79EDFC7F-E73A-4641-AB05-0EAF77FB85CB}">
+  <ds:schemaRefs>
+    <ds:schemaRef ds:uri="http://schemas.openxmlformats.org/officeDocument/2006/bibliography"/>
+  </ds:schemaRefs>
+</ds:datastoreItem>
+</file>
+
+<file path=customXml/itemProps3.xml><?xml version="1.0" encoding="utf-8"?>
 <ds:datastoreItem xmlns:ds="http://schemas.openxmlformats.org/officeDocument/2006/customXml" ds:itemID="{1934D20A-BA2A-4311-8449-030457D80377}">
   <ds:schemaRefs>
     <ds:schemaRef ds:uri="http://schemas.microsoft.com/office/2006/metadata/contentType"/>
@@ -6834,23 +6898,6 @@
 </ds:datastoreItem>
 </file>
 
-<file path=customXml/itemProps2.xml><?xml version="1.0" encoding="utf-8"?>
-<ds:datastoreItem xmlns:ds="http://schemas.openxmlformats.org/officeDocument/2006/customXml" ds:itemID="{79EDFC7F-E73A-4641-AB05-0EAF77FB85CB}">
-  <ds:schemaRefs>
-    <ds:schemaRef ds:uri="http://schemas.openxmlformats.org/officeDocument/2006/bibliography"/>
-  </ds:schemaRefs>
-</ds:datastoreItem>
-</file>
-
-<file path=customXml/itemProps3.xml><?xml version="1.0" encoding="utf-8"?>
-<ds:datastoreItem xmlns:ds="http://schemas.openxmlformats.org/officeDocument/2006/customXml" ds:itemID="{672FB7B5-DBC2-43DE-98D9-E1693A2B312F}">
-  <ds:schemaRefs>
-    <ds:schemaRef ds:uri="http://schemas.microsoft.com/office/2006/metadata/properties"/>
-    <ds:schemaRef ds:uri="http://schemas.microsoft.com/office/infopath/2007/PartnerControls"/>
-  </ds:schemaRefs>
-</ds:datastoreItem>
-</file>
-
 <file path=customXml/itemProps4.xml><?xml version="1.0" encoding="utf-8"?>
 <ds:datastoreItem xmlns:ds="http://schemas.openxmlformats.org/officeDocument/2006/customXml" ds:itemID="{9E607EEA-1579-4534-A211-223D35B43271}">
   <ds:schemaRefs>

--- a/Grade Five - 5.5x8.5.docx
+++ b/Grade Five - 5.5x8.5.docx
@@ -565,14 +565,14 @@
       </w:tblPr>
       <w:tblGrid>
         <w:gridCol w:w="602"/>
-        <w:gridCol w:w="2218"/>
-        <w:gridCol w:w="694"/>
-        <w:gridCol w:w="1312"/>
-        <w:gridCol w:w="164"/>
-        <w:gridCol w:w="588"/>
-        <w:gridCol w:w="447"/>
-        <w:gridCol w:w="440"/>
-        <w:gridCol w:w="591"/>
+        <w:gridCol w:w="2123"/>
+        <w:gridCol w:w="646"/>
+        <w:gridCol w:w="1288"/>
+        <w:gridCol w:w="471"/>
+        <w:gridCol w:w="369"/>
+        <w:gridCol w:w="242"/>
+        <w:gridCol w:w="505"/>
+        <w:gridCol w:w="810"/>
       </w:tblGrid>
       <w:tr>
         <w:trPr>
@@ -606,8 +606,8 @@
         </w:tc>
         <w:tc>
           <w:tcPr>
-            <w:tcW w:w="3018" w:type="pct"/>
-            <w:gridSpan w:val="4"/>
+            <w:tcW w:w="2968" w:type="pct"/>
+            <w:gridSpan w:val="3"/>
             <w:tcBorders>
               <w:bottom w:val="single" w:sz="4" w:space="0" w:color="auto"/>
             </w:tcBorders>
@@ -617,16 +617,16 @@
             <w:pPr>
               <w:jc w:val="center"/>
               <w:rPr>
-                <w:rFonts w:ascii="Arial Nova Cond" w:hAnsi="Arial Nova Cond" w:cs="Tahoma"/>
-                <w:b/>
+                <w:rFonts w:ascii="Bernard MT Condensed" w:hAnsi="Bernard MT Condensed" w:cs="Tahoma"/>
+                <w:bCs/>
                 <w:sz w:val="24"/>
                 <w:szCs w:val="24"/>
               </w:rPr>
             </w:pPr>
             <w:r>
               <w:rPr>
-                <w:rFonts w:ascii="Arial Nova Cond" w:hAnsi="Arial Nova Cond" w:cs="Tahoma"/>
-                <w:b/>
+                <w:rFonts w:ascii="Bernard MT Condensed" w:hAnsi="Bernard MT Condensed" w:cs="Tahoma"/>
+                <w:bCs/>
                 <w:sz w:val="24"/>
                 <w:szCs w:val="24"/>
               </w:rPr>
@@ -636,7 +636,7 @@
         </w:tc>
         <w:tc>
           <w:tcPr>
-            <w:tcW w:w="446" w:type="pct"/>
+            <w:tcW w:w="368" w:type="pct"/>
             <w:vAlign w:val="bottom"/>
           </w:tcPr>
           <w:p>
@@ -671,7 +671,8 @@
         </w:tc>
         <w:tc>
           <w:tcPr>
-            <w:tcW w:w="337" w:type="pct"/>
+            <w:tcW w:w="255" w:type="pct"/>
+            <w:gridSpan w:val="2"/>
             <w:tcBorders>
               <w:bottom w:val="single" w:sz="4" w:space="0" w:color="auto"/>
             </w:tcBorders>
@@ -681,26 +682,26 @@
             <w:pPr>
               <w:jc w:val="center"/>
               <w:rPr>
-                <w:rFonts w:ascii="Arial Nova Cond" w:hAnsi="Arial Nova Cond" w:cs="Tahoma"/>
-                <w:b/>
+                <w:rFonts w:ascii="Bernard MT Condensed" w:hAnsi="Bernard MT Condensed" w:cs="Tahoma"/>
+                <w:bCs/>
                 <w:sz w:val="24"/>
                 <w:szCs w:val="24"/>
               </w:rPr>
             </w:pPr>
             <w:r>
               <w:rPr>
-                <w:rFonts w:ascii="Arial Nova Cond" w:hAnsi="Arial Nova Cond" w:cs="Tahoma"/>
-                <w:b/>
+                <w:rFonts w:ascii="Bernard MT Condensed" w:hAnsi="Bernard MT Condensed" w:cs="Tahoma"/>
+                <w:bCs/>
                 <w:sz w:val="24"/>
                 <w:szCs w:val="24"/>
               </w:rPr>
-              <w:t>12</w:t>
-            </w:r>
-          </w:p>
-        </w:tc>
-        <w:tc>
-          <w:tcPr>
-            <w:tcW w:w="332" w:type="pct"/>
+              <w:t>{Age}</w:t>
+            </w:r>
+          </w:p>
+        </w:tc>
+        <w:tc>
+          <w:tcPr>
+            <w:tcW w:w="383" w:type="pct"/>
             <w:vAlign w:val="bottom"/>
           </w:tcPr>
           <w:p>
@@ -726,7 +727,7 @@
         </w:tc>
         <w:tc>
           <w:tcPr>
-            <w:tcW w:w="439" w:type="pct"/>
+            <w:tcW w:w="599" w:type="pct"/>
             <w:tcBorders>
               <w:bottom w:val="single" w:sz="4" w:space="0" w:color="auto"/>
             </w:tcBorders>
@@ -736,20 +737,20 @@
             <w:pPr>
               <w:jc w:val="center"/>
               <w:rPr>
-                <w:rFonts w:ascii="Arial Nova Cond" w:hAnsi="Arial Nova Cond" w:cs="Tahoma"/>
-                <w:b/>
+                <w:rFonts w:ascii="Bernard MT Condensed" w:hAnsi="Bernard MT Condensed" w:cs="Tahoma"/>
+                <w:bCs/>
                 <w:sz w:val="24"/>
                 <w:szCs w:val="24"/>
               </w:rPr>
             </w:pPr>
             <w:r>
               <w:rPr>
-                <w:rFonts w:ascii="Arial Nova Cond" w:hAnsi="Arial Nova Cond" w:cs="Tahoma"/>
-                <w:b/>
+                <w:rFonts w:ascii="Bernard MT Condensed" w:hAnsi="Bernard MT Condensed" w:cs="Tahoma"/>
+                <w:bCs/>
                 <w:sz w:val="24"/>
                 <w:szCs w:val="24"/>
               </w:rPr>
-              <w:t>M</w:t>
+              <w:t>{Sex}</w:t>
             </w:r>
           </w:p>
         </w:tc>
@@ -785,7 +786,7 @@
         </w:tc>
         <w:tc>
           <w:tcPr>
-            <w:tcW w:w="1612" w:type="pct"/>
+            <w:tcW w:w="1555" w:type="pct"/>
             <w:tcBorders>
               <w:bottom w:val="single" w:sz="4" w:space="0" w:color="auto"/>
             </w:tcBorders>
@@ -795,16 +796,16 @@
             <w:pPr>
               <w:jc w:val="center"/>
               <w:rPr>
-                <w:rFonts w:ascii="Arial Nova Cond" w:hAnsi="Arial Nova Cond" w:cs="Tahoma"/>
-                <w:b/>
+                <w:rFonts w:ascii="Bernard MT Condensed" w:hAnsi="Bernard MT Condensed" w:cs="Tahoma"/>
+                <w:bCs/>
                 <w:sz w:val="24"/>
                 <w:szCs w:val="24"/>
               </w:rPr>
             </w:pPr>
             <w:r>
               <w:rPr>
-                <w:rFonts w:ascii="Arial Nova Cond" w:hAnsi="Arial Nova Cond" w:cs="Tahoma"/>
-                <w:b/>
+                <w:rFonts w:ascii="Bernard MT Condensed" w:hAnsi="Bernard MT Condensed" w:cs="Tahoma"/>
+                <w:bCs/>
                 <w:sz w:val="24"/>
                 <w:szCs w:val="24"/>
               </w:rPr>
@@ -814,7 +815,7 @@
         </w:tc>
         <w:tc>
           <w:tcPr>
-            <w:tcW w:w="512" w:type="pct"/>
+            <w:tcW w:w="483" w:type="pct"/>
             <w:vAlign w:val="bottom"/>
           </w:tcPr>
           <w:p>
@@ -840,7 +841,7 @@
         </w:tc>
         <w:tc>
           <w:tcPr>
-            <w:tcW w:w="766" w:type="pct"/>
+            <w:tcW w:w="930" w:type="pct"/>
             <w:tcBorders>
               <w:bottom w:val="single" w:sz="4" w:space="0" w:color="auto"/>
             </w:tcBorders>
@@ -850,16 +851,16 @@
             <w:pPr>
               <w:jc w:val="center"/>
               <w:rPr>
-                <w:rFonts w:ascii="Arial Nova Cond" w:hAnsi="Arial Nova Cond" w:cs="Tahoma"/>
-                <w:b/>
+                <w:rFonts w:ascii="Bernard MT Condensed" w:hAnsi="Bernard MT Condensed" w:cs="Tahoma"/>
+                <w:bCs/>
                 <w:sz w:val="24"/>
                 <w:szCs w:val="24"/>
               </w:rPr>
             </w:pPr>
             <w:r>
               <w:rPr>
-                <w:rFonts w:ascii="Arial Nova Cond" w:hAnsi="Arial Nova Cond" w:cs="Tahoma"/>
-                <w:b/>
+                <w:rFonts w:ascii="Bernard MT Condensed" w:hAnsi="Bernard MT Condensed" w:cs="Tahoma"/>
+                <w:bCs/>
                 <w:sz w:val="24"/>
                 <w:szCs w:val="24"/>
               </w:rPr>
@@ -868,8 +869,8 @@
             <w:proofErr w:type="spellStart"/>
             <w:r>
               <w:rPr>
-                <w:rFonts w:ascii="Arial Nova Cond" w:hAnsi="Arial Nova Cond" w:cs="Tahoma"/>
-                <w:b/>
+                <w:rFonts w:ascii="Bernard MT Condensed" w:hAnsi="Bernard MT Condensed" w:cs="Tahoma"/>
+                <w:bCs/>
                 <w:sz w:val="24"/>
                 <w:szCs w:val="24"/>
               </w:rPr>
@@ -878,8 +879,8 @@
             <w:proofErr w:type="spellEnd"/>
             <w:r>
               <w:rPr>
-                <w:rFonts w:ascii="Arial Nova Cond" w:hAnsi="Arial Nova Cond" w:cs="Tahoma"/>
-                <w:b/>
+                <w:rFonts w:ascii="Bernard MT Condensed" w:hAnsi="Bernard MT Condensed" w:cs="Tahoma"/>
+                <w:bCs/>
                 <w:sz w:val="24"/>
                 <w:szCs w:val="24"/>
               </w:rPr>
@@ -889,7 +890,7 @@
         </w:tc>
         <w:tc>
           <w:tcPr>
-            <w:tcW w:w="574" w:type="pct"/>
+            <w:tcW w:w="522" w:type="pct"/>
             <w:gridSpan w:val="2"/>
             <w:vAlign w:val="bottom"/>
           </w:tcPr>
@@ -916,7 +917,7 @@
         </w:tc>
         <w:tc>
           <w:tcPr>
-            <w:tcW w:w="1108" w:type="pct"/>
+            <w:tcW w:w="1083" w:type="pct"/>
             <w:gridSpan w:val="3"/>
             <w:tcBorders>
               <w:bottom w:val="single" w:sz="4" w:space="0" w:color="auto"/>
@@ -927,16 +928,16 @@
             <w:pPr>
               <w:jc w:val="center"/>
               <w:rPr>
-                <w:rFonts w:ascii="Arial Nova Cond" w:hAnsi="Arial Nova Cond" w:cs="Tahoma"/>
-                <w:b/>
+                <w:rFonts w:ascii="Bernard MT Condensed" w:hAnsi="Bernard MT Condensed" w:cs="Tahoma"/>
+                <w:bCs/>
                 <w:sz w:val="24"/>
                 <w:szCs w:val="24"/>
               </w:rPr>
             </w:pPr>
             <w:r>
               <w:rPr>
-                <w:rFonts w:ascii="Arial Nova Cond" w:hAnsi="Arial Nova Cond" w:cs="Tahoma"/>
-                <w:b/>
+                <w:rFonts w:ascii="Bernard MT Condensed" w:hAnsi="Bernard MT Condensed" w:cs="Tahoma"/>
+                <w:bCs/>
                 <w:sz w:val="24"/>
                 <w:szCs w:val="24"/>
               </w:rPr>
@@ -6661,16 +6662,6 @@
 </file>
 
 <file path=customXml/item1.xml><?xml version="1.0" encoding="utf-8"?>
-<p:properties xmlns:p="http://schemas.microsoft.com/office/2006/metadata/properties" xmlns:xsi="http://www.w3.org/2001/XMLSchema-instance" xmlns:pc="http://schemas.microsoft.com/office/infopath/2007/PartnerControls">
-  <documentManagement/>
-</p:properties>
-</file>
-
-<file path=customXml/item2.xml><?xml version="1.0" encoding="utf-8"?>
-<b:Sources xmlns:b="http://schemas.openxmlformats.org/officeDocument/2006/bibliography" xmlns="http://schemas.openxmlformats.org/officeDocument/2006/bibliography" SelectedStyle="\APASixthEditionOfficeOnline.xsl" StyleName="APA" Version="6"/>
-</file>
-
-<file path=customXml/item3.xml><?xml version="1.0" encoding="utf-8"?>
 <ct:contentTypeSchema xmlns:ct="http://schemas.microsoft.com/office/2006/metadata/contentType" xmlns:ma="http://schemas.microsoft.com/office/2006/metadata/properties/metaAttributes" ct:_="" ma:_="" ma:contentTypeName="Document" ma:contentTypeID="0x01010019B181300F721B4D9F3B95A3EE15143C" ma:contentTypeVersion="10" ma:contentTypeDescription="Create a new document." ma:contentTypeScope="" ma:versionID="bf2ca1b3bc24449cdd1a669432d4bb9e">
   <xsd:schema xmlns:xsd="http://www.w3.org/2001/XMLSchema" xmlns:xs="http://www.w3.org/2001/XMLSchema" xmlns:p="http://schemas.microsoft.com/office/2006/metadata/properties" xmlns:ns3="541f9672-3e94-4c26-a847-81d4d159bfa1" targetNamespace="http://schemas.microsoft.com/office/2006/metadata/properties" ma:root="true" ma:fieldsID="14a7babb77b443892259070c9ba030eb" ns3:_="">
     <xsd:import namespace="541f9672-3e94-4c26-a847-81d4d159bfa1"/>
@@ -6854,6 +6845,16 @@
 </ct:contentTypeSchema>
 </file>
 
+<file path=customXml/item2.xml><?xml version="1.0" encoding="utf-8"?>
+<b:Sources xmlns:b="http://schemas.openxmlformats.org/officeDocument/2006/bibliography" xmlns="http://schemas.openxmlformats.org/officeDocument/2006/bibliography" SelectedStyle="\APASixthEditionOfficeOnline.xsl" StyleName="APA" Version="6"/>
+</file>
+
+<file path=customXml/item3.xml><?xml version="1.0" encoding="utf-8"?>
+<p:properties xmlns:p="http://schemas.microsoft.com/office/2006/metadata/properties" xmlns:xsi="http://www.w3.org/2001/XMLSchema-instance" xmlns:pc="http://schemas.microsoft.com/office/infopath/2007/PartnerControls">
+  <documentManagement/>
+</p:properties>
+</file>
+
 <file path=customXml/item4.xml><?xml version="1.0" encoding="utf-8"?>
 <?mso-contentType ?>
 <FormTemplates xmlns="http://schemas.microsoft.com/sharepoint/v3/contenttype/forms">
@@ -6864,23 +6865,6 @@
 </file>
 
 <file path=customXml/itemProps1.xml><?xml version="1.0" encoding="utf-8"?>
-<ds:datastoreItem xmlns:ds="http://schemas.openxmlformats.org/officeDocument/2006/customXml" ds:itemID="{672FB7B5-DBC2-43DE-98D9-E1693A2B312F}">
-  <ds:schemaRefs>
-    <ds:schemaRef ds:uri="http://schemas.microsoft.com/office/2006/metadata/properties"/>
-    <ds:schemaRef ds:uri="http://schemas.microsoft.com/office/infopath/2007/PartnerControls"/>
-  </ds:schemaRefs>
-</ds:datastoreItem>
-</file>
-
-<file path=customXml/itemProps2.xml><?xml version="1.0" encoding="utf-8"?>
-<ds:datastoreItem xmlns:ds="http://schemas.openxmlformats.org/officeDocument/2006/customXml" ds:itemID="{79EDFC7F-E73A-4641-AB05-0EAF77FB85CB}">
-  <ds:schemaRefs>
-    <ds:schemaRef ds:uri="http://schemas.openxmlformats.org/officeDocument/2006/bibliography"/>
-  </ds:schemaRefs>
-</ds:datastoreItem>
-</file>
-
-<file path=customXml/itemProps3.xml><?xml version="1.0" encoding="utf-8"?>
 <ds:datastoreItem xmlns:ds="http://schemas.openxmlformats.org/officeDocument/2006/customXml" ds:itemID="{1934D20A-BA2A-4311-8449-030457D80377}">
   <ds:schemaRefs>
     <ds:schemaRef ds:uri="http://schemas.microsoft.com/office/2006/metadata/contentType"/>
@@ -6898,6 +6882,23 @@
 </ds:datastoreItem>
 </file>
 
+<file path=customXml/itemProps2.xml><?xml version="1.0" encoding="utf-8"?>
+<ds:datastoreItem xmlns:ds="http://schemas.openxmlformats.org/officeDocument/2006/customXml" ds:itemID="{79EDFC7F-E73A-4641-AB05-0EAF77FB85CB}">
+  <ds:schemaRefs>
+    <ds:schemaRef ds:uri="http://schemas.openxmlformats.org/officeDocument/2006/bibliography"/>
+  </ds:schemaRefs>
+</ds:datastoreItem>
+</file>
+
+<file path=customXml/itemProps3.xml><?xml version="1.0" encoding="utf-8"?>
+<ds:datastoreItem xmlns:ds="http://schemas.openxmlformats.org/officeDocument/2006/customXml" ds:itemID="{672FB7B5-DBC2-43DE-98D9-E1693A2B312F}">
+  <ds:schemaRefs>
+    <ds:schemaRef ds:uri="http://schemas.microsoft.com/office/2006/metadata/properties"/>
+    <ds:schemaRef ds:uri="http://schemas.microsoft.com/office/infopath/2007/PartnerControls"/>
+  </ds:schemaRefs>
+</ds:datastoreItem>
+</file>
+
 <file path=customXml/itemProps4.xml><?xml version="1.0" encoding="utf-8"?>
 <ds:datastoreItem xmlns:ds="http://schemas.openxmlformats.org/officeDocument/2006/customXml" ds:itemID="{9E607EEA-1579-4534-A211-223D35B43271}">
   <ds:schemaRefs>

--- a/Grade Five - 5.5x8.5.docx
+++ b/Grade Five - 5.5x8.5.docx
@@ -371,7 +371,47 @@
           <w:sz w:val="16"/>
           <w:szCs w:val="16"/>
         </w:rPr>
-        <w:t>School ID: 114235</w:t>
+        <w:t xml:space="preserve">School </w:t>
+      </w:r>
+      <w:proofErr w:type="gramStart"/>
+      <w:r>
+        <w:rPr>
+          <w:rFonts w:ascii="Arial Nova" w:hAnsi="Arial Nova" w:cs="Tahoma"/>
+          <w:bCs/>
+          <w:sz w:val="16"/>
+          <w:szCs w:val="16"/>
+        </w:rPr>
+        <w:t xml:space="preserve">ID: </w:t>
+      </w:r>
+      <w:r>
+        <w:rPr>
+          <w:rFonts w:ascii="Arial Nova" w:hAnsi="Arial Nova" w:cs="Tahoma"/>
+          <w:bCs/>
+          <w:sz w:val="16"/>
+          <w:szCs w:val="16"/>
+        </w:rPr>
+        <w:t>{</w:t>
+      </w:r>
+      <w:proofErr w:type="spellStart"/>
+      <w:proofErr w:type="gramEnd"/>
+      <w:r>
+        <w:rPr>
+          <w:rFonts w:ascii="Arial Nova" w:hAnsi="Arial Nova" w:cs="Tahoma"/>
+          <w:bCs/>
+          <w:sz w:val="16"/>
+          <w:szCs w:val="16"/>
+        </w:rPr>
+        <w:t>schoolId</w:t>
+      </w:r>
+      <w:proofErr w:type="spellEnd"/>
+      <w:r>
+        <w:rPr>
+          <w:rFonts w:ascii="Arial Nova" w:hAnsi="Arial Nova" w:cs="Tahoma"/>
+          <w:bCs/>
+          <w:sz w:val="16"/>
+          <w:szCs w:val="16"/>
+        </w:rPr>
+        <w:t>}</w:t>
       </w:r>
     </w:p>
     <w:p>
@@ -565,14 +605,14 @@
       </w:tblPr>
       <w:tblGrid>
         <w:gridCol w:w="602"/>
-        <w:gridCol w:w="2123"/>
-        <w:gridCol w:w="646"/>
-        <w:gridCol w:w="1288"/>
-        <w:gridCol w:w="471"/>
-        <w:gridCol w:w="369"/>
-        <w:gridCol w:w="242"/>
-        <w:gridCol w:w="505"/>
-        <w:gridCol w:w="810"/>
+        <w:gridCol w:w="2135"/>
+        <w:gridCol w:w="652"/>
+        <w:gridCol w:w="1283"/>
+        <w:gridCol w:w="490"/>
+        <w:gridCol w:w="343"/>
+        <w:gridCol w:w="224"/>
+        <w:gridCol w:w="511"/>
+        <w:gridCol w:w="816"/>
       </w:tblGrid>
       <w:tr>
         <w:trPr>
@@ -684,16 +724,12 @@
               <w:rPr>
                 <w:rFonts w:ascii="Bernard MT Condensed" w:hAnsi="Bernard MT Condensed" w:cs="Tahoma"/>
                 <w:bCs/>
-                <w:sz w:val="24"/>
-                <w:szCs w:val="24"/>
               </w:rPr>
             </w:pPr>
             <w:r>
               <w:rPr>
                 <w:rFonts w:ascii="Bernard MT Condensed" w:hAnsi="Bernard MT Condensed" w:cs="Tahoma"/>
                 <w:bCs/>
-                <w:sz w:val="24"/>
-                <w:szCs w:val="24"/>
               </w:rPr>
               <w:t>{Age}</w:t>
             </w:r>
@@ -739,16 +775,12 @@
               <w:rPr>
                 <w:rFonts w:ascii="Bernard MT Condensed" w:hAnsi="Bernard MT Condensed" w:cs="Tahoma"/>
                 <w:bCs/>
-                <w:sz w:val="24"/>
-                <w:szCs w:val="24"/>
               </w:rPr>
             </w:pPr>
             <w:r>
               <w:rPr>
                 <w:rFonts w:ascii="Bernard MT Condensed" w:hAnsi="Bernard MT Condensed" w:cs="Tahoma"/>
                 <w:bCs/>
-                <w:sz w:val="24"/>
-                <w:szCs w:val="24"/>
               </w:rPr>
               <w:t>{Sex}</w:t>
             </w:r>
@@ -798,16 +830,12 @@
               <w:rPr>
                 <w:rFonts w:ascii="Bernard MT Condensed" w:hAnsi="Bernard MT Condensed" w:cs="Tahoma"/>
                 <w:bCs/>
-                <w:sz w:val="24"/>
-                <w:szCs w:val="24"/>
               </w:rPr>
             </w:pPr>
             <w:r>
               <w:rPr>
                 <w:rFonts w:ascii="Bernard MT Condensed" w:hAnsi="Bernard MT Condensed" w:cs="Tahoma"/>
                 <w:bCs/>
-                <w:sz w:val="24"/>
-                <w:szCs w:val="24"/>
               </w:rPr>
               <w:t>{LRN}</w:t>
             </w:r>
@@ -853,16 +881,12 @@
               <w:rPr>
                 <w:rFonts w:ascii="Bernard MT Condensed" w:hAnsi="Bernard MT Condensed" w:cs="Tahoma"/>
                 <w:bCs/>
-                <w:sz w:val="24"/>
-                <w:szCs w:val="24"/>
               </w:rPr>
             </w:pPr>
             <w:r>
               <w:rPr>
                 <w:rFonts w:ascii="Bernard MT Condensed" w:hAnsi="Bernard MT Condensed" w:cs="Tahoma"/>
                 <w:bCs/>
-                <w:sz w:val="24"/>
-                <w:szCs w:val="24"/>
               </w:rPr>
               <w:t>{</w:t>
             </w:r>
@@ -871,8 +895,6 @@
               <w:rPr>
                 <w:rFonts w:ascii="Bernard MT Condensed" w:hAnsi="Bernard MT Condensed" w:cs="Tahoma"/>
                 <w:bCs/>
-                <w:sz w:val="24"/>
-                <w:szCs w:val="24"/>
               </w:rPr>
               <w:t>gradeLevel</w:t>
             </w:r>
@@ -881,8 +903,6 @@
               <w:rPr>
                 <w:rFonts w:ascii="Bernard MT Condensed" w:hAnsi="Bernard MT Condensed" w:cs="Tahoma"/>
                 <w:bCs/>
-                <w:sz w:val="24"/>
-                <w:szCs w:val="24"/>
               </w:rPr>
               <w:t>}</w:t>
             </w:r>
@@ -930,16 +950,12 @@
               <w:rPr>
                 <w:rFonts w:ascii="Bernard MT Condensed" w:hAnsi="Bernard MT Condensed" w:cs="Tahoma"/>
                 <w:bCs/>
-                <w:sz w:val="24"/>
-                <w:szCs w:val="24"/>
               </w:rPr>
             </w:pPr>
             <w:r>
               <w:rPr>
                 <w:rFonts w:ascii="Bernard MT Condensed" w:hAnsi="Bernard MT Condensed" w:cs="Tahoma"/>
                 <w:bCs/>
-                <w:sz w:val="24"/>
-                <w:szCs w:val="24"/>
               </w:rPr>
               <w:t>{section}</w:t>
             </w:r>
@@ -6662,6 +6678,16 @@
 </file>
 
 <file path=customXml/item1.xml><?xml version="1.0" encoding="utf-8"?>
+<p:properties xmlns:p="http://schemas.microsoft.com/office/2006/metadata/properties" xmlns:xsi="http://www.w3.org/2001/XMLSchema-instance" xmlns:pc="http://schemas.microsoft.com/office/infopath/2007/PartnerControls">
+  <documentManagement/>
+</p:properties>
+</file>
+
+<file path=customXml/item2.xml><?xml version="1.0" encoding="utf-8"?>
+<b:Sources xmlns:b="http://schemas.openxmlformats.org/officeDocument/2006/bibliography" xmlns="http://schemas.openxmlformats.org/officeDocument/2006/bibliography" SelectedStyle="\APASixthEditionOfficeOnline.xsl" StyleName="APA" Version="6"/>
+</file>
+
+<file path=customXml/item3.xml><?xml version="1.0" encoding="utf-8"?>
 <ct:contentTypeSchema xmlns:ct="http://schemas.microsoft.com/office/2006/metadata/contentType" xmlns:ma="http://schemas.microsoft.com/office/2006/metadata/properties/metaAttributes" ct:_="" ma:_="" ma:contentTypeName="Document" ma:contentTypeID="0x01010019B181300F721B4D9F3B95A3EE15143C" ma:contentTypeVersion="10" ma:contentTypeDescription="Create a new document." ma:contentTypeScope="" ma:versionID="bf2ca1b3bc24449cdd1a669432d4bb9e">
   <xsd:schema xmlns:xsd="http://www.w3.org/2001/XMLSchema" xmlns:xs="http://www.w3.org/2001/XMLSchema" xmlns:p="http://schemas.microsoft.com/office/2006/metadata/properties" xmlns:ns3="541f9672-3e94-4c26-a847-81d4d159bfa1" targetNamespace="http://schemas.microsoft.com/office/2006/metadata/properties" ma:root="true" ma:fieldsID="14a7babb77b443892259070c9ba030eb" ns3:_="">
     <xsd:import namespace="541f9672-3e94-4c26-a847-81d4d159bfa1"/>
@@ -6845,16 +6871,6 @@
 </ct:contentTypeSchema>
 </file>
 
-<file path=customXml/item2.xml><?xml version="1.0" encoding="utf-8"?>
-<b:Sources xmlns:b="http://schemas.openxmlformats.org/officeDocument/2006/bibliography" xmlns="http://schemas.openxmlformats.org/officeDocument/2006/bibliography" SelectedStyle="\APASixthEditionOfficeOnline.xsl" StyleName="APA" Version="6"/>
-</file>
-
-<file path=customXml/item3.xml><?xml version="1.0" encoding="utf-8"?>
-<p:properties xmlns:p="http://schemas.microsoft.com/office/2006/metadata/properties" xmlns:xsi="http://www.w3.org/2001/XMLSchema-instance" xmlns:pc="http://schemas.microsoft.com/office/infopath/2007/PartnerControls">
-  <documentManagement/>
-</p:properties>
-</file>
-
 <file path=customXml/item4.xml><?xml version="1.0" encoding="utf-8"?>
 <?mso-contentType ?>
 <FormTemplates xmlns="http://schemas.microsoft.com/sharepoint/v3/contenttype/forms">
@@ -6865,6 +6881,23 @@
 </file>
 
 <file path=customXml/itemProps1.xml><?xml version="1.0" encoding="utf-8"?>
+<ds:datastoreItem xmlns:ds="http://schemas.openxmlformats.org/officeDocument/2006/customXml" ds:itemID="{672FB7B5-DBC2-43DE-98D9-E1693A2B312F}">
+  <ds:schemaRefs>
+    <ds:schemaRef ds:uri="http://schemas.microsoft.com/office/2006/metadata/properties"/>
+    <ds:schemaRef ds:uri="http://schemas.microsoft.com/office/infopath/2007/PartnerControls"/>
+  </ds:schemaRefs>
+</ds:datastoreItem>
+</file>
+
+<file path=customXml/itemProps2.xml><?xml version="1.0" encoding="utf-8"?>
+<ds:datastoreItem xmlns:ds="http://schemas.openxmlformats.org/officeDocument/2006/customXml" ds:itemID="{79EDFC7F-E73A-4641-AB05-0EAF77FB85CB}">
+  <ds:schemaRefs>
+    <ds:schemaRef ds:uri="http://schemas.openxmlformats.org/officeDocument/2006/bibliography"/>
+  </ds:schemaRefs>
+</ds:datastoreItem>
+</file>
+
+<file path=customXml/itemProps3.xml><?xml version="1.0" encoding="utf-8"?>
 <ds:datastoreItem xmlns:ds="http://schemas.openxmlformats.org/officeDocument/2006/customXml" ds:itemID="{1934D20A-BA2A-4311-8449-030457D80377}">
   <ds:schemaRefs>
     <ds:schemaRef ds:uri="http://schemas.microsoft.com/office/2006/metadata/contentType"/>
@@ -6882,23 +6915,6 @@
 </ds:datastoreItem>
 </file>
 
-<file path=customXml/itemProps2.xml><?xml version="1.0" encoding="utf-8"?>
-<ds:datastoreItem xmlns:ds="http://schemas.openxmlformats.org/officeDocument/2006/customXml" ds:itemID="{79EDFC7F-E73A-4641-AB05-0EAF77FB85CB}">
-  <ds:schemaRefs>
-    <ds:schemaRef ds:uri="http://schemas.openxmlformats.org/officeDocument/2006/bibliography"/>
-  </ds:schemaRefs>
-</ds:datastoreItem>
-</file>
-
-<file path=customXml/itemProps3.xml><?xml version="1.0" encoding="utf-8"?>
-<ds:datastoreItem xmlns:ds="http://schemas.openxmlformats.org/officeDocument/2006/customXml" ds:itemID="{672FB7B5-DBC2-43DE-98D9-E1693A2B312F}">
-  <ds:schemaRefs>
-    <ds:schemaRef ds:uri="http://schemas.microsoft.com/office/2006/metadata/properties"/>
-    <ds:schemaRef ds:uri="http://schemas.microsoft.com/office/infopath/2007/PartnerControls"/>
-  </ds:schemaRefs>
-</ds:datastoreItem>
-</file>
-
 <file path=customXml/itemProps4.xml><?xml version="1.0" encoding="utf-8"?>
 <ds:datastoreItem xmlns:ds="http://schemas.openxmlformats.org/officeDocument/2006/customXml" ds:itemID="{9E607EEA-1579-4534-A211-223D35B43271}">
   <ds:schemaRefs>

--- a/Grade Five - 5.5x8.5.docx
+++ b/Grade Five - 5.5x8.5.docx
@@ -371,9 +371,8 @@
           <w:sz w:val="16"/>
           <w:szCs w:val="16"/>
         </w:rPr>
-        <w:t xml:space="preserve">School </w:t>
-      </w:r>
-      <w:proofErr w:type="gramStart"/>
+        <w:t xml:space="preserve">School ID: </w:t>
+      </w:r>
       <w:r>
         <w:rPr>
           <w:rFonts w:ascii="Arial Nova" w:hAnsi="Arial Nova" w:cs="Tahoma"/>
@@ -381,19 +380,9 @@
           <w:sz w:val="16"/>
           <w:szCs w:val="16"/>
         </w:rPr>
-        <w:t xml:space="preserve">ID: </w:t>
-      </w:r>
-      <w:r>
-        <w:rPr>
-          <w:rFonts w:ascii="Arial Nova" w:hAnsi="Arial Nova" w:cs="Tahoma"/>
-          <w:bCs/>
-          <w:sz w:val="16"/>
-          <w:szCs w:val="16"/>
-        </w:rPr>
         <w:t>{</w:t>
       </w:r>
       <w:proofErr w:type="spellStart"/>
-      <w:proofErr w:type="gramEnd"/>
       <w:r>
         <w:rPr>
           <w:rFonts w:ascii="Arial Nova" w:hAnsi="Arial Nova" w:cs="Tahoma"/>
@@ -1055,27 +1044,7 @@
           <w:sz w:val="20"/>
           <w:szCs w:val="24"/>
         </w:rPr>
-        <w:t xml:space="preserve">This Performance Report shows the ability and </w:t>
-      </w:r>
-      <w:proofErr w:type="gramStart"/>
-      <w:r>
-        <w:rPr>
-          <w:rFonts w:ascii="Arial Nova" w:hAnsi="Arial Nova" w:cs="Tahoma"/>
-          <w:iCs/>
-          <w:sz w:val="20"/>
-          <w:szCs w:val="24"/>
-        </w:rPr>
-        <w:t>progress</w:t>
-      </w:r>
-      <w:proofErr w:type="gramEnd"/>
-      <w:r>
-        <w:rPr>
-          <w:rFonts w:ascii="Arial Nova" w:hAnsi="Arial Nova" w:cs="Tahoma"/>
-          <w:iCs/>
-          <w:sz w:val="20"/>
-          <w:szCs w:val="24"/>
-        </w:rPr>
-        <w:t xml:space="preserve"> your child has made</w:t>
+        <w:t>This Performance Report shows the ability and progress your child has made</w:t>
       </w:r>
       <w:r>
         <w:rPr>
@@ -3598,6 +3567,19 @@
         </w:rPr>
         <w:t>students}</w:t>
       </w:r>
+    </w:p>
+    <w:p>
+      <w:pPr>
+        <w:spacing w:after="0"/>
+        <w:jc w:val="center"/>
+        <w:rPr>
+          <w:rFonts w:ascii="Arial Nova" w:hAnsi="Arial Nova" w:cs="Tahoma"/>
+          <w:b/>
+          <w:sz w:val="2"/>
+          <w:szCs w:val="2"/>
+          <w:u w:val="single"/>
+        </w:rPr>
+      </w:pPr>
     </w:p>
     <w:p>
       <w:pPr>
@@ -6678,16 +6660,6 @@
 </file>
 
 <file path=customXml/item1.xml><?xml version="1.0" encoding="utf-8"?>
-<p:properties xmlns:p="http://schemas.microsoft.com/office/2006/metadata/properties" xmlns:xsi="http://www.w3.org/2001/XMLSchema-instance" xmlns:pc="http://schemas.microsoft.com/office/infopath/2007/PartnerControls">
-  <documentManagement/>
-</p:properties>
-</file>
-
-<file path=customXml/item2.xml><?xml version="1.0" encoding="utf-8"?>
-<b:Sources xmlns:b="http://schemas.openxmlformats.org/officeDocument/2006/bibliography" xmlns="http://schemas.openxmlformats.org/officeDocument/2006/bibliography" SelectedStyle="\APASixthEditionOfficeOnline.xsl" StyleName="APA" Version="6"/>
-</file>
-
-<file path=customXml/item3.xml><?xml version="1.0" encoding="utf-8"?>
 <ct:contentTypeSchema xmlns:ct="http://schemas.microsoft.com/office/2006/metadata/contentType" xmlns:ma="http://schemas.microsoft.com/office/2006/metadata/properties/metaAttributes" ct:_="" ma:_="" ma:contentTypeName="Document" ma:contentTypeID="0x01010019B181300F721B4D9F3B95A3EE15143C" ma:contentTypeVersion="10" ma:contentTypeDescription="Create a new document." ma:contentTypeScope="" ma:versionID="bf2ca1b3bc24449cdd1a669432d4bb9e">
   <xsd:schema xmlns:xsd="http://www.w3.org/2001/XMLSchema" xmlns:xs="http://www.w3.org/2001/XMLSchema" xmlns:p="http://schemas.microsoft.com/office/2006/metadata/properties" xmlns:ns3="541f9672-3e94-4c26-a847-81d4d159bfa1" targetNamespace="http://schemas.microsoft.com/office/2006/metadata/properties" ma:root="true" ma:fieldsID="14a7babb77b443892259070c9ba030eb" ns3:_="">
     <xsd:import namespace="541f9672-3e94-4c26-a847-81d4d159bfa1"/>
@@ -6871,6 +6843,16 @@
 </ct:contentTypeSchema>
 </file>
 
+<file path=customXml/item2.xml><?xml version="1.0" encoding="utf-8"?>
+<b:Sources xmlns:b="http://schemas.openxmlformats.org/officeDocument/2006/bibliography" xmlns="http://schemas.openxmlformats.org/officeDocument/2006/bibliography" SelectedStyle="\APASixthEditionOfficeOnline.xsl" StyleName="APA" Version="6"/>
+</file>
+
+<file path=customXml/item3.xml><?xml version="1.0" encoding="utf-8"?>
+<p:properties xmlns:p="http://schemas.microsoft.com/office/2006/metadata/properties" xmlns:xsi="http://www.w3.org/2001/XMLSchema-instance" xmlns:pc="http://schemas.microsoft.com/office/infopath/2007/PartnerControls">
+  <documentManagement/>
+</p:properties>
+</file>
+
 <file path=customXml/item4.xml><?xml version="1.0" encoding="utf-8"?>
 <?mso-contentType ?>
 <FormTemplates xmlns="http://schemas.microsoft.com/sharepoint/v3/contenttype/forms">
@@ -6881,23 +6863,6 @@
 </file>
 
 <file path=customXml/itemProps1.xml><?xml version="1.0" encoding="utf-8"?>
-<ds:datastoreItem xmlns:ds="http://schemas.openxmlformats.org/officeDocument/2006/customXml" ds:itemID="{672FB7B5-DBC2-43DE-98D9-E1693A2B312F}">
-  <ds:schemaRefs>
-    <ds:schemaRef ds:uri="http://schemas.microsoft.com/office/2006/metadata/properties"/>
-    <ds:schemaRef ds:uri="http://schemas.microsoft.com/office/infopath/2007/PartnerControls"/>
-  </ds:schemaRefs>
-</ds:datastoreItem>
-</file>
-
-<file path=customXml/itemProps2.xml><?xml version="1.0" encoding="utf-8"?>
-<ds:datastoreItem xmlns:ds="http://schemas.openxmlformats.org/officeDocument/2006/customXml" ds:itemID="{79EDFC7F-E73A-4641-AB05-0EAF77FB85CB}">
-  <ds:schemaRefs>
-    <ds:schemaRef ds:uri="http://schemas.openxmlformats.org/officeDocument/2006/bibliography"/>
-  </ds:schemaRefs>
-</ds:datastoreItem>
-</file>
-
-<file path=customXml/itemProps3.xml><?xml version="1.0" encoding="utf-8"?>
 <ds:datastoreItem xmlns:ds="http://schemas.openxmlformats.org/officeDocument/2006/customXml" ds:itemID="{1934D20A-BA2A-4311-8449-030457D80377}">
   <ds:schemaRefs>
     <ds:schemaRef ds:uri="http://schemas.microsoft.com/office/2006/metadata/contentType"/>
@@ -6915,6 +6880,23 @@
 </ds:datastoreItem>
 </file>
 
+<file path=customXml/itemProps2.xml><?xml version="1.0" encoding="utf-8"?>
+<ds:datastoreItem xmlns:ds="http://schemas.openxmlformats.org/officeDocument/2006/customXml" ds:itemID="{79EDFC7F-E73A-4641-AB05-0EAF77FB85CB}">
+  <ds:schemaRefs>
+    <ds:schemaRef ds:uri="http://schemas.openxmlformats.org/officeDocument/2006/bibliography"/>
+  </ds:schemaRefs>
+</ds:datastoreItem>
+</file>
+
+<file path=customXml/itemProps3.xml><?xml version="1.0" encoding="utf-8"?>
+<ds:datastoreItem xmlns:ds="http://schemas.openxmlformats.org/officeDocument/2006/customXml" ds:itemID="{672FB7B5-DBC2-43DE-98D9-E1693A2B312F}">
+  <ds:schemaRefs>
+    <ds:schemaRef ds:uri="http://schemas.microsoft.com/office/2006/metadata/properties"/>
+    <ds:schemaRef ds:uri="http://schemas.microsoft.com/office/infopath/2007/PartnerControls"/>
+  </ds:schemaRefs>
+</ds:datastoreItem>
+</file>
+
 <file path=customXml/itemProps4.xml><?xml version="1.0" encoding="utf-8"?>
 <ds:datastoreItem xmlns:ds="http://schemas.openxmlformats.org/officeDocument/2006/customXml" ds:itemID="{9E607EEA-1579-4534-A211-223D35B43271}">
   <ds:schemaRefs>

--- a/Grade Five - 5.5x8.5.docx
+++ b/Grade Five - 5.5x8.5.docx
@@ -3039,7 +3039,7 @@
           </w:tblBorders>
         </w:tblPrEx>
         <w:trPr>
-          <w:trHeight w:val="230"/>
+          <w:trHeight w:val="216"/>
         </w:trPr>
         <w:tc>
           <w:tcPr>
@@ -3134,7 +3134,7 @@
           </w:tblBorders>
         </w:tblPrEx>
         <w:trPr>
-          <w:trHeight w:val="230"/>
+          <w:trHeight w:val="216"/>
         </w:trPr>
         <w:tc>
           <w:tcPr>
@@ -3245,7 +3245,7 @@
           </w:tblBorders>
         </w:tblPrEx>
         <w:trPr>
-          <w:trHeight w:val="230"/>
+          <w:trHeight w:val="216"/>
         </w:trPr>
         <w:tc>
           <w:tcPr>
@@ -3340,7 +3340,7 @@
           </w:tblBorders>
         </w:tblPrEx>
         <w:trPr>
-          <w:trHeight w:val="230"/>
+          <w:trHeight w:val="216"/>
         </w:trPr>
         <w:tc>
           <w:tcPr>
@@ -3435,7 +3435,7 @@
           </w:tblBorders>
         </w:tblPrEx>
         <w:trPr>
-          <w:trHeight w:val="230"/>
+          <w:trHeight w:val="216"/>
         </w:trPr>
         <w:tc>
           <w:tcPr>
@@ -3531,8 +3531,8 @@
         <w:rPr>
           <w:rFonts w:ascii="Arial Nova" w:hAnsi="Arial Nova" w:cs="Tahoma"/>
           <w:b/>
-          <w:sz w:val="14"/>
-          <w:szCs w:val="14"/>
+          <w:sz w:val="2"/>
+          <w:szCs w:val="2"/>
           <w:u w:val="single"/>
         </w:rPr>
       </w:pPr>
@@ -3540,19 +3540,18 @@
         <w:rPr>
           <w:rFonts w:ascii="Arial Nova" w:hAnsi="Arial Nova" w:cs="Tahoma"/>
           <w:b/>
-          <w:sz w:val="14"/>
-          <w:szCs w:val="14"/>
+          <w:sz w:val="2"/>
+          <w:szCs w:val="2"/>
           <w:u w:val="single"/>
         </w:rPr>
-        <w:lastRenderedPageBreak/>
         <w:t>{</w:t>
       </w:r>
       <w:r>
         <w:rPr>
           <w:rFonts w:ascii="Arial Nova" w:hAnsi="Arial Nova" w:cs="Tahoma"/>
           <w:b/>
-          <w:sz w:val="14"/>
-          <w:szCs w:val="14"/>
+          <w:sz w:val="2"/>
+          <w:szCs w:val="2"/>
           <w:u w:val="single"/>
         </w:rPr>
         <w:t>/</w:t>
@@ -3561,8 +3560,8 @@
         <w:rPr>
           <w:rFonts w:ascii="Arial Nova" w:hAnsi="Arial Nova" w:cs="Tahoma"/>
           <w:b/>
-          <w:sz w:val="14"/>
-          <w:szCs w:val="14"/>
+          <w:sz w:val="2"/>
+          <w:szCs w:val="2"/>
           <w:u w:val="single"/>
         </w:rPr>
         <w:t>students}</w:t>
@@ -3604,6 +3603,7 @@
           <w:iCs/>
           <w:sz w:val="18"/>
         </w:rPr>
+        <w:lastRenderedPageBreak/>
         <w:t>ATTENDANCE RECORD</w:t>
       </w:r>
     </w:p>
@@ -5855,7 +5855,6 @@
                 <w:sz w:val="18"/>
                 <w:szCs w:val="20"/>
               </w:rPr>
-              <w:lastRenderedPageBreak/>
               <w:t>School Head</w:t>
             </w:r>
           </w:p>
@@ -6660,6 +6659,16 @@
 </file>
 
 <file path=customXml/item1.xml><?xml version="1.0" encoding="utf-8"?>
+<p:properties xmlns:p="http://schemas.microsoft.com/office/2006/metadata/properties" xmlns:xsi="http://www.w3.org/2001/XMLSchema-instance" xmlns:pc="http://schemas.microsoft.com/office/infopath/2007/PartnerControls">
+  <documentManagement/>
+</p:properties>
+</file>
+
+<file path=customXml/item2.xml><?xml version="1.0" encoding="utf-8"?>
+<b:Sources xmlns:b="http://schemas.openxmlformats.org/officeDocument/2006/bibliography" xmlns="http://schemas.openxmlformats.org/officeDocument/2006/bibliography" SelectedStyle="\APASixthEditionOfficeOnline.xsl" StyleName="APA" Version="6"/>
+</file>
+
+<file path=customXml/item3.xml><?xml version="1.0" encoding="utf-8"?>
 <ct:contentTypeSchema xmlns:ct="http://schemas.microsoft.com/office/2006/metadata/contentType" xmlns:ma="http://schemas.microsoft.com/office/2006/metadata/properties/metaAttributes" ct:_="" ma:_="" ma:contentTypeName="Document" ma:contentTypeID="0x01010019B181300F721B4D9F3B95A3EE15143C" ma:contentTypeVersion="10" ma:contentTypeDescription="Create a new document." ma:contentTypeScope="" ma:versionID="bf2ca1b3bc24449cdd1a669432d4bb9e">
   <xsd:schema xmlns:xsd="http://www.w3.org/2001/XMLSchema" xmlns:xs="http://www.w3.org/2001/XMLSchema" xmlns:p="http://schemas.microsoft.com/office/2006/metadata/properties" xmlns:ns3="541f9672-3e94-4c26-a847-81d4d159bfa1" targetNamespace="http://schemas.microsoft.com/office/2006/metadata/properties" ma:root="true" ma:fieldsID="14a7babb77b443892259070c9ba030eb" ns3:_="">
     <xsd:import namespace="541f9672-3e94-4c26-a847-81d4d159bfa1"/>
@@ -6843,16 +6852,6 @@
 </ct:contentTypeSchema>
 </file>
 
-<file path=customXml/item2.xml><?xml version="1.0" encoding="utf-8"?>
-<b:Sources xmlns:b="http://schemas.openxmlformats.org/officeDocument/2006/bibliography" xmlns="http://schemas.openxmlformats.org/officeDocument/2006/bibliography" SelectedStyle="\APASixthEditionOfficeOnline.xsl" StyleName="APA" Version="6"/>
-</file>
-
-<file path=customXml/item3.xml><?xml version="1.0" encoding="utf-8"?>
-<p:properties xmlns:p="http://schemas.microsoft.com/office/2006/metadata/properties" xmlns:xsi="http://www.w3.org/2001/XMLSchema-instance" xmlns:pc="http://schemas.microsoft.com/office/infopath/2007/PartnerControls">
-  <documentManagement/>
-</p:properties>
-</file>
-
 <file path=customXml/item4.xml><?xml version="1.0" encoding="utf-8"?>
 <?mso-contentType ?>
 <FormTemplates xmlns="http://schemas.microsoft.com/sharepoint/v3/contenttype/forms">
@@ -6863,6 +6862,23 @@
 </file>
 
 <file path=customXml/itemProps1.xml><?xml version="1.0" encoding="utf-8"?>
+<ds:datastoreItem xmlns:ds="http://schemas.openxmlformats.org/officeDocument/2006/customXml" ds:itemID="{672FB7B5-DBC2-43DE-98D9-E1693A2B312F}">
+  <ds:schemaRefs>
+    <ds:schemaRef ds:uri="http://schemas.microsoft.com/office/2006/metadata/properties"/>
+    <ds:schemaRef ds:uri="http://schemas.microsoft.com/office/infopath/2007/PartnerControls"/>
+  </ds:schemaRefs>
+</ds:datastoreItem>
+</file>
+
+<file path=customXml/itemProps2.xml><?xml version="1.0" encoding="utf-8"?>
+<ds:datastoreItem xmlns:ds="http://schemas.openxmlformats.org/officeDocument/2006/customXml" ds:itemID="{79EDFC7F-E73A-4641-AB05-0EAF77FB85CB}">
+  <ds:schemaRefs>
+    <ds:schemaRef ds:uri="http://schemas.openxmlformats.org/officeDocument/2006/bibliography"/>
+  </ds:schemaRefs>
+</ds:datastoreItem>
+</file>
+
+<file path=customXml/itemProps3.xml><?xml version="1.0" encoding="utf-8"?>
 <ds:datastoreItem xmlns:ds="http://schemas.openxmlformats.org/officeDocument/2006/customXml" ds:itemID="{1934D20A-BA2A-4311-8449-030457D80377}">
   <ds:schemaRefs>
     <ds:schemaRef ds:uri="http://schemas.microsoft.com/office/2006/metadata/contentType"/>
@@ -6880,23 +6896,6 @@
 </ds:datastoreItem>
 </file>
 
-<file path=customXml/itemProps2.xml><?xml version="1.0" encoding="utf-8"?>
-<ds:datastoreItem xmlns:ds="http://schemas.openxmlformats.org/officeDocument/2006/customXml" ds:itemID="{79EDFC7F-E73A-4641-AB05-0EAF77FB85CB}">
-  <ds:schemaRefs>
-    <ds:schemaRef ds:uri="http://schemas.openxmlformats.org/officeDocument/2006/bibliography"/>
-  </ds:schemaRefs>
-</ds:datastoreItem>
-</file>
-
-<file path=customXml/itemProps3.xml><?xml version="1.0" encoding="utf-8"?>
-<ds:datastoreItem xmlns:ds="http://schemas.openxmlformats.org/officeDocument/2006/customXml" ds:itemID="{672FB7B5-DBC2-43DE-98D9-E1693A2B312F}">
-  <ds:schemaRefs>
-    <ds:schemaRef ds:uri="http://schemas.microsoft.com/office/2006/metadata/properties"/>
-    <ds:schemaRef ds:uri="http://schemas.microsoft.com/office/infopath/2007/PartnerControls"/>
-  </ds:schemaRefs>
-</ds:datastoreItem>
-</file>
-
 <file path=customXml/itemProps4.xml><?xml version="1.0" encoding="utf-8"?>
 <ds:datastoreItem xmlns:ds="http://schemas.openxmlformats.org/officeDocument/2006/customXml" ds:itemID="{9E607EEA-1579-4534-A211-223D35B43271}">
   <ds:schemaRefs>

--- a/Grade Five - 5.5x8.5.docx
+++ b/Grade Five - 5.5x8.5.docx
@@ -20,10 +20,10 @@
         <mc:AlternateContent>
           <mc:Choice Requires="wps">
             <w:drawing>
-              <wp:anchor distT="45720" distB="45720" distL="114300" distR="114300" simplePos="0" relativeHeight="251709440" behindDoc="0" locked="0" layoutInCell="1" allowOverlap="1" wp14:anchorId="549C9D26" wp14:editId="22452FE5">
+              <wp:anchor distT="45720" distB="45720" distL="114300" distR="114300" simplePos="0" relativeHeight="251709440" behindDoc="0" locked="0" layoutInCell="1" allowOverlap="1" wp14:anchorId="549C9D26" wp14:editId="2C6C09CA">
                 <wp:simplePos x="0" y="0"/>
                 <wp:positionH relativeFrom="margin">
-                  <wp:posOffset>3566160</wp:posOffset>
+                  <wp:align>right</wp:align>
                 </wp:positionH>
                 <wp:positionV relativeFrom="paragraph">
                   <wp:posOffset>7620</wp:posOffset>
@@ -91,7 +91,7 @@
                 <v:stroke joinstyle="miter"/>
                 <v:path gradientshapeok="t" o:connecttype="rect"/>
               </v:shapetype>
-              <v:shape id="Text Box 2" o:spid="_x0000_s1026" type="#_x0000_t202" style="position:absolute;left:0;text-align:left;margin-left:280.8pt;margin-top:.6pt;width:70.8pt;height:62.4pt;z-index:251709440;visibility:visible;mso-wrap-style:square;mso-width-percent:0;mso-height-percent:0;mso-wrap-distance-left:9pt;mso-wrap-distance-top:3.6pt;mso-wrap-distance-right:9pt;mso-wrap-distance-bottom:3.6pt;mso-position-horizontal:absolute;mso-position-horizontal-relative:margin;mso-position-vertical:absolute;mso-position-vertical-relative:text;mso-width-percent:0;mso-height-percent:0;mso-width-relative:margin;mso-height-relative:margin;v-text-anchor:top" o:gfxdata="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" filled="f" stroked="f">
+              <v:shape id="Text Box 2" o:spid="_x0000_s1026" type="#_x0000_t202" style="position:absolute;left:0;text-align:left;margin-left:19.6pt;margin-top:.6pt;width:70.8pt;height:62.4pt;z-index:251709440;visibility:visible;mso-wrap-style:square;mso-width-percent:0;mso-height-percent:0;mso-wrap-distance-left:9pt;mso-wrap-distance-top:3.6pt;mso-wrap-distance-right:9pt;mso-wrap-distance-bottom:3.6pt;mso-position-horizontal:right;mso-position-horizontal-relative:margin;mso-position-vertical:absolute;mso-position-vertical-relative:text;mso-width-percent:0;mso-height-percent:0;mso-width-relative:margin;mso-height-relative:margin;v-text-anchor:top" o:gfxdata="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" filled="f" stroked="f">
                 <v:textbox inset="0,0,0,0">
                   <w:txbxContent>
                     <w:p>
@@ -118,7 +118,7 @@
           <w:sz w:val="18"/>
         </w:rPr>
         <w:drawing>
-          <wp:anchor distT="0" distB="0" distL="114300" distR="114300" simplePos="0" relativeHeight="251711488" behindDoc="0" locked="0" layoutInCell="1" allowOverlap="1" wp14:anchorId="7B0EF6BF" wp14:editId="10582775">
+          <wp:anchor distT="0" distB="0" distL="114300" distR="114300" simplePos="0" relativeHeight="251711488" behindDoc="0" locked="0" layoutInCell="1" allowOverlap="1" wp14:anchorId="7B0EF6BF" wp14:editId="258D8AC4">
             <wp:simplePos x="0" y="0"/>
             <wp:positionH relativeFrom="margin">
               <wp:align>left</wp:align>
@@ -3531,8 +3531,8 @@
         <w:rPr>
           <w:rFonts w:ascii="Arial Nova" w:hAnsi="Arial Nova" w:cs="Tahoma"/>
           <w:b/>
-          <w:sz w:val="2"/>
-          <w:szCs w:val="2"/>
+          <w:sz w:val="6"/>
+          <w:szCs w:val="6"/>
           <w:u w:val="single"/>
         </w:rPr>
       </w:pPr>
@@ -3540,8 +3540,8 @@
         <w:rPr>
           <w:rFonts w:ascii="Arial Nova" w:hAnsi="Arial Nova" w:cs="Tahoma"/>
           <w:b/>
-          <w:sz w:val="2"/>
-          <w:szCs w:val="2"/>
+          <w:sz w:val="6"/>
+          <w:szCs w:val="6"/>
           <w:u w:val="single"/>
         </w:rPr>
         <w:t>{</w:t>
@@ -3550,8 +3550,8 @@
         <w:rPr>
           <w:rFonts w:ascii="Arial Nova" w:hAnsi="Arial Nova" w:cs="Tahoma"/>
           <w:b/>
-          <w:sz w:val="2"/>
-          <w:szCs w:val="2"/>
+          <w:sz w:val="6"/>
+          <w:szCs w:val="6"/>
           <w:u w:val="single"/>
         </w:rPr>
         <w:t>/</w:t>
@@ -3560,25 +3560,12 @@
         <w:rPr>
           <w:rFonts w:ascii="Arial Nova" w:hAnsi="Arial Nova" w:cs="Tahoma"/>
           <w:b/>
-          <w:sz w:val="2"/>
-          <w:szCs w:val="2"/>
+          <w:sz w:val="6"/>
+          <w:szCs w:val="6"/>
           <w:u w:val="single"/>
         </w:rPr>
         <w:t>students}</w:t>
       </w:r>
-    </w:p>
-    <w:p>
-      <w:pPr>
-        <w:spacing w:after="0"/>
-        <w:jc w:val="center"/>
-        <w:rPr>
-          <w:rFonts w:ascii="Arial Nova" w:hAnsi="Arial Nova" w:cs="Tahoma"/>
-          <w:b/>
-          <w:sz w:val="2"/>
-          <w:szCs w:val="2"/>
-          <w:u w:val="single"/>
-        </w:rPr>
-      </w:pPr>
     </w:p>
     <w:p>
       <w:pPr>
@@ -6659,16 +6646,6 @@
 </file>
 
 <file path=customXml/item1.xml><?xml version="1.0" encoding="utf-8"?>
-<p:properties xmlns:p="http://schemas.microsoft.com/office/2006/metadata/properties" xmlns:xsi="http://www.w3.org/2001/XMLSchema-instance" xmlns:pc="http://schemas.microsoft.com/office/infopath/2007/PartnerControls">
-  <documentManagement/>
-</p:properties>
-</file>
-
-<file path=customXml/item2.xml><?xml version="1.0" encoding="utf-8"?>
-<b:Sources xmlns:b="http://schemas.openxmlformats.org/officeDocument/2006/bibliography" xmlns="http://schemas.openxmlformats.org/officeDocument/2006/bibliography" SelectedStyle="\APASixthEditionOfficeOnline.xsl" StyleName="APA" Version="6"/>
-</file>
-
-<file path=customXml/item3.xml><?xml version="1.0" encoding="utf-8"?>
 <ct:contentTypeSchema xmlns:ct="http://schemas.microsoft.com/office/2006/metadata/contentType" xmlns:ma="http://schemas.microsoft.com/office/2006/metadata/properties/metaAttributes" ct:_="" ma:_="" ma:contentTypeName="Document" ma:contentTypeID="0x01010019B181300F721B4D9F3B95A3EE15143C" ma:contentTypeVersion="10" ma:contentTypeDescription="Create a new document." ma:contentTypeScope="" ma:versionID="bf2ca1b3bc24449cdd1a669432d4bb9e">
   <xsd:schema xmlns:xsd="http://www.w3.org/2001/XMLSchema" xmlns:xs="http://www.w3.org/2001/XMLSchema" xmlns:p="http://schemas.microsoft.com/office/2006/metadata/properties" xmlns:ns3="541f9672-3e94-4c26-a847-81d4d159bfa1" targetNamespace="http://schemas.microsoft.com/office/2006/metadata/properties" ma:root="true" ma:fieldsID="14a7babb77b443892259070c9ba030eb" ns3:_="">
     <xsd:import namespace="541f9672-3e94-4c26-a847-81d4d159bfa1"/>
@@ -6852,6 +6829,16 @@
 </ct:contentTypeSchema>
 </file>
 
+<file path=customXml/item2.xml><?xml version="1.0" encoding="utf-8"?>
+<b:Sources xmlns:b="http://schemas.openxmlformats.org/officeDocument/2006/bibliography" xmlns="http://schemas.openxmlformats.org/officeDocument/2006/bibliography" SelectedStyle="\APASixthEditionOfficeOnline.xsl" StyleName="APA" Version="6"/>
+</file>
+
+<file path=customXml/item3.xml><?xml version="1.0" encoding="utf-8"?>
+<p:properties xmlns:p="http://schemas.microsoft.com/office/2006/metadata/properties" xmlns:xsi="http://www.w3.org/2001/XMLSchema-instance" xmlns:pc="http://schemas.microsoft.com/office/infopath/2007/PartnerControls">
+  <documentManagement/>
+</p:properties>
+</file>
+
 <file path=customXml/item4.xml><?xml version="1.0" encoding="utf-8"?>
 <?mso-contentType ?>
 <FormTemplates xmlns="http://schemas.microsoft.com/sharepoint/v3/contenttype/forms">
@@ -6862,23 +6849,6 @@
 </file>
 
 <file path=customXml/itemProps1.xml><?xml version="1.0" encoding="utf-8"?>
-<ds:datastoreItem xmlns:ds="http://schemas.openxmlformats.org/officeDocument/2006/customXml" ds:itemID="{672FB7B5-DBC2-43DE-98D9-E1693A2B312F}">
-  <ds:schemaRefs>
-    <ds:schemaRef ds:uri="http://schemas.microsoft.com/office/2006/metadata/properties"/>
-    <ds:schemaRef ds:uri="http://schemas.microsoft.com/office/infopath/2007/PartnerControls"/>
-  </ds:schemaRefs>
-</ds:datastoreItem>
-</file>
-
-<file path=customXml/itemProps2.xml><?xml version="1.0" encoding="utf-8"?>
-<ds:datastoreItem xmlns:ds="http://schemas.openxmlformats.org/officeDocument/2006/customXml" ds:itemID="{79EDFC7F-E73A-4641-AB05-0EAF77FB85CB}">
-  <ds:schemaRefs>
-    <ds:schemaRef ds:uri="http://schemas.openxmlformats.org/officeDocument/2006/bibliography"/>
-  </ds:schemaRefs>
-</ds:datastoreItem>
-</file>
-
-<file path=customXml/itemProps3.xml><?xml version="1.0" encoding="utf-8"?>
 <ds:datastoreItem xmlns:ds="http://schemas.openxmlformats.org/officeDocument/2006/customXml" ds:itemID="{1934D20A-BA2A-4311-8449-030457D80377}">
   <ds:schemaRefs>
     <ds:schemaRef ds:uri="http://schemas.microsoft.com/office/2006/metadata/contentType"/>
@@ -6896,6 +6866,23 @@
 </ds:datastoreItem>
 </file>
 
+<file path=customXml/itemProps2.xml><?xml version="1.0" encoding="utf-8"?>
+<ds:datastoreItem xmlns:ds="http://schemas.openxmlformats.org/officeDocument/2006/customXml" ds:itemID="{79EDFC7F-E73A-4641-AB05-0EAF77FB85CB}">
+  <ds:schemaRefs>
+    <ds:schemaRef ds:uri="http://schemas.openxmlformats.org/officeDocument/2006/bibliography"/>
+  </ds:schemaRefs>
+</ds:datastoreItem>
+</file>
+
+<file path=customXml/itemProps3.xml><?xml version="1.0" encoding="utf-8"?>
+<ds:datastoreItem xmlns:ds="http://schemas.openxmlformats.org/officeDocument/2006/customXml" ds:itemID="{672FB7B5-DBC2-43DE-98D9-E1693A2B312F}">
+  <ds:schemaRefs>
+    <ds:schemaRef ds:uri="http://schemas.microsoft.com/office/2006/metadata/properties"/>
+    <ds:schemaRef ds:uri="http://schemas.microsoft.com/office/infopath/2007/PartnerControls"/>
+  </ds:schemaRefs>
+</ds:datastoreItem>
+</file>
+
 <file path=customXml/itemProps4.xml><?xml version="1.0" encoding="utf-8"?>
 <ds:datastoreItem xmlns:ds="http://schemas.openxmlformats.org/officeDocument/2006/customXml" ds:itemID="{9E607EEA-1579-4534-A211-223D35B43271}">
   <ds:schemaRefs>

--- a/Grade Five - 5.5x8.5.docx
+++ b/Grade Five - 5.5x8.5.docx
@@ -2805,7 +2805,7 @@
       </w:tr>
       <w:tr>
         <w:trPr>
-          <w:trHeight w:val="288"/>
+          <w:trHeight w:val="274"/>
         </w:trPr>
         <w:tc>
           <w:tcPr>
@@ -3531,49 +3531,44 @@
         <w:rPr>
           <w:rFonts w:ascii="Arial Nova" w:hAnsi="Arial Nova" w:cs="Tahoma"/>
           <w:b/>
-          <w:sz w:val="6"/>
-          <w:szCs w:val="6"/>
+          <w:bCs/>
+          <w:iCs/>
+          <w:sz w:val="18"/>
+        </w:rPr>
+      </w:pPr>
+      <w:r>
+        <w:rPr>
+          <w:rFonts w:ascii="Arial Nova" w:hAnsi="Arial Nova" w:cs="Tahoma"/>
+          <w:b/>
+          <w:sz w:val="18"/>
+          <w:szCs w:val="18"/>
           <w:u w:val="single"/>
         </w:rPr>
-      </w:pPr>
+        <w:lastRenderedPageBreak/>
+        <w:t>{</w:t>
+      </w:r>
       <w:r>
         <w:rPr>
           <w:rFonts w:ascii="Arial Nova" w:hAnsi="Arial Nova" w:cs="Tahoma"/>
           <w:b/>
-          <w:sz w:val="6"/>
-          <w:szCs w:val="6"/>
+          <w:sz w:val="18"/>
+          <w:szCs w:val="18"/>
           <w:u w:val="single"/>
         </w:rPr>
-        <w:t>{</w:t>
-      </w:r>
+        <w:t>/</w:t>
+      </w:r>
+      <w:proofErr w:type="gramStart"/>
       <w:r>
         <w:rPr>
           <w:rFonts w:ascii="Arial Nova" w:hAnsi="Arial Nova" w:cs="Tahoma"/>
           <w:b/>
-          <w:sz w:val="6"/>
-          <w:szCs w:val="6"/>
+          <w:sz w:val="18"/>
+          <w:szCs w:val="18"/>
           <w:u w:val="single"/>
         </w:rPr>
-        <w:t>/</w:t>
-      </w:r>
-      <w:r>
-        <w:rPr>
-          <w:rFonts w:ascii="Arial Nova" w:hAnsi="Arial Nova" w:cs="Tahoma"/>
-          <w:b/>
-          <w:sz w:val="6"/>
-          <w:szCs w:val="6"/>
-          <w:u w:val="single"/>
-        </w:rPr>
         <w:t>students}</w:t>
       </w:r>
-    </w:p>
-    <w:p>
-      <w:pPr>
-        <w:tabs>
-          <w:tab w:val="left" w:pos="360"/>
-        </w:tabs>
-        <w:spacing w:after="0"/>
-        <w:jc w:val="center"/>
+      <w:r>
         <w:rPr>
           <w:rFonts w:ascii="Arial Nova" w:hAnsi="Arial Nova" w:cs="Tahoma"/>
           <w:b/>
@@ -3581,7 +3576,9 @@
           <w:iCs/>
           <w:sz w:val="18"/>
         </w:rPr>
-      </w:pPr>
+        <w:t>ATTENDANCE</w:t>
+      </w:r>
+      <w:proofErr w:type="gramEnd"/>
       <w:r>
         <w:rPr>
           <w:rFonts w:ascii="Arial Nova" w:hAnsi="Arial Nova" w:cs="Tahoma"/>
@@ -3590,8 +3587,7 @@
           <w:iCs/>
           <w:sz w:val="18"/>
         </w:rPr>
-        <w:lastRenderedPageBreak/>
-        <w:t>ATTENDANCE RECORD</w:t>
+        <w:t xml:space="preserve"> RECORD</w:t>
       </w:r>
     </w:p>
     <w:p>

--- a/Grade Five - 5.5x8.5.docx
+++ b/Grade Five - 5.5x8.5.docx
@@ -3531,9 +3531,9 @@
         <w:rPr>
           <w:rFonts w:ascii="Arial Nova" w:hAnsi="Arial Nova" w:cs="Tahoma"/>
           <w:b/>
-          <w:bCs/>
-          <w:iCs/>
           <w:sz w:val="18"/>
+          <w:szCs w:val="18"/>
+          <w:u w:val="single"/>
         </w:rPr>
       </w:pPr>
       <w:r>
@@ -3557,7 +3557,6 @@
         </w:rPr>
         <w:t>/</w:t>
       </w:r>
-      <w:proofErr w:type="gramStart"/>
       <w:r>
         <w:rPr>
           <w:rFonts w:ascii="Arial Nova" w:hAnsi="Arial Nova" w:cs="Tahoma"/>
@@ -3568,7 +3567,11 @@
         </w:rPr>
         <w:t>students}</w:t>
       </w:r>
-      <w:r>
+    </w:p>
+    <w:p>
+      <w:pPr>
+        <w:spacing w:after="0"/>
+        <w:jc w:val="center"/>
         <w:rPr>
           <w:rFonts w:ascii="Arial Nova" w:hAnsi="Arial Nova" w:cs="Tahoma"/>
           <w:b/>
@@ -3576,9 +3579,7 @@
           <w:iCs/>
           <w:sz w:val="18"/>
         </w:rPr>
-        <w:t>ATTENDANCE</w:t>
-      </w:r>
-      <w:proofErr w:type="gramEnd"/>
+      </w:pPr>
       <w:r>
         <w:rPr>
           <w:rFonts w:ascii="Arial Nova" w:hAnsi="Arial Nova" w:cs="Tahoma"/>
@@ -3587,7 +3588,7 @@
           <w:iCs/>
           <w:sz w:val="18"/>
         </w:rPr>
-        <w:t xml:space="preserve"> RECORD</w:t>
+        <w:t>ATTENDANCE RECORD</w:t>
       </w:r>
     </w:p>
     <w:p>
@@ -5838,6 +5839,7 @@
                 <w:sz w:val="18"/>
                 <w:szCs w:val="20"/>
               </w:rPr>
+              <w:lastRenderedPageBreak/>
               <w:t>School Head</w:t>
             </w:r>
           </w:p>
@@ -6642,6 +6644,16 @@
 </file>
 
 <file path=customXml/item1.xml><?xml version="1.0" encoding="utf-8"?>
+<p:properties xmlns:p="http://schemas.microsoft.com/office/2006/metadata/properties" xmlns:xsi="http://www.w3.org/2001/XMLSchema-instance" xmlns:pc="http://schemas.microsoft.com/office/infopath/2007/PartnerControls">
+  <documentManagement/>
+</p:properties>
+</file>
+
+<file path=customXml/item2.xml><?xml version="1.0" encoding="utf-8"?>
+<b:Sources xmlns:b="http://schemas.openxmlformats.org/officeDocument/2006/bibliography" xmlns="http://schemas.openxmlformats.org/officeDocument/2006/bibliography" SelectedStyle="\APASixthEditionOfficeOnline.xsl" StyleName="APA" Version="6"/>
+</file>
+
+<file path=customXml/item3.xml><?xml version="1.0" encoding="utf-8"?>
 <ct:contentTypeSchema xmlns:ct="http://schemas.microsoft.com/office/2006/metadata/contentType" xmlns:ma="http://schemas.microsoft.com/office/2006/metadata/properties/metaAttributes" ct:_="" ma:_="" ma:contentTypeName="Document" ma:contentTypeID="0x01010019B181300F721B4D9F3B95A3EE15143C" ma:contentTypeVersion="10" ma:contentTypeDescription="Create a new document." ma:contentTypeScope="" ma:versionID="bf2ca1b3bc24449cdd1a669432d4bb9e">
   <xsd:schema xmlns:xsd="http://www.w3.org/2001/XMLSchema" xmlns:xs="http://www.w3.org/2001/XMLSchema" xmlns:p="http://schemas.microsoft.com/office/2006/metadata/properties" xmlns:ns3="541f9672-3e94-4c26-a847-81d4d159bfa1" targetNamespace="http://schemas.microsoft.com/office/2006/metadata/properties" ma:root="true" ma:fieldsID="14a7babb77b443892259070c9ba030eb" ns3:_="">
     <xsd:import namespace="541f9672-3e94-4c26-a847-81d4d159bfa1"/>
@@ -6825,16 +6837,6 @@
 </ct:contentTypeSchema>
 </file>
 
-<file path=customXml/item2.xml><?xml version="1.0" encoding="utf-8"?>
-<b:Sources xmlns:b="http://schemas.openxmlformats.org/officeDocument/2006/bibliography" xmlns="http://schemas.openxmlformats.org/officeDocument/2006/bibliography" SelectedStyle="\APASixthEditionOfficeOnline.xsl" StyleName="APA" Version="6"/>
-</file>
-
-<file path=customXml/item3.xml><?xml version="1.0" encoding="utf-8"?>
-<p:properties xmlns:p="http://schemas.microsoft.com/office/2006/metadata/properties" xmlns:xsi="http://www.w3.org/2001/XMLSchema-instance" xmlns:pc="http://schemas.microsoft.com/office/infopath/2007/PartnerControls">
-  <documentManagement/>
-</p:properties>
-</file>
-
 <file path=customXml/item4.xml><?xml version="1.0" encoding="utf-8"?>
 <?mso-contentType ?>
 <FormTemplates xmlns="http://schemas.microsoft.com/sharepoint/v3/contenttype/forms">
@@ -6845,6 +6847,23 @@
 </file>
 
 <file path=customXml/itemProps1.xml><?xml version="1.0" encoding="utf-8"?>
+<ds:datastoreItem xmlns:ds="http://schemas.openxmlformats.org/officeDocument/2006/customXml" ds:itemID="{672FB7B5-DBC2-43DE-98D9-E1693A2B312F}">
+  <ds:schemaRefs>
+    <ds:schemaRef ds:uri="http://schemas.microsoft.com/office/2006/metadata/properties"/>
+    <ds:schemaRef ds:uri="http://schemas.microsoft.com/office/infopath/2007/PartnerControls"/>
+  </ds:schemaRefs>
+</ds:datastoreItem>
+</file>
+
+<file path=customXml/itemProps2.xml><?xml version="1.0" encoding="utf-8"?>
+<ds:datastoreItem xmlns:ds="http://schemas.openxmlformats.org/officeDocument/2006/customXml" ds:itemID="{79EDFC7F-E73A-4641-AB05-0EAF77FB85CB}">
+  <ds:schemaRefs>
+    <ds:schemaRef ds:uri="http://schemas.openxmlformats.org/officeDocument/2006/bibliography"/>
+  </ds:schemaRefs>
+</ds:datastoreItem>
+</file>
+
+<file path=customXml/itemProps3.xml><?xml version="1.0" encoding="utf-8"?>
 <ds:datastoreItem xmlns:ds="http://schemas.openxmlformats.org/officeDocument/2006/customXml" ds:itemID="{1934D20A-BA2A-4311-8449-030457D80377}">
   <ds:schemaRefs>
     <ds:schemaRef ds:uri="http://schemas.microsoft.com/office/2006/metadata/contentType"/>
@@ -6862,23 +6881,6 @@
 </ds:datastoreItem>
 </file>
 
-<file path=customXml/itemProps2.xml><?xml version="1.0" encoding="utf-8"?>
-<ds:datastoreItem xmlns:ds="http://schemas.openxmlformats.org/officeDocument/2006/customXml" ds:itemID="{79EDFC7F-E73A-4641-AB05-0EAF77FB85CB}">
-  <ds:schemaRefs>
-    <ds:schemaRef ds:uri="http://schemas.openxmlformats.org/officeDocument/2006/bibliography"/>
-  </ds:schemaRefs>
-</ds:datastoreItem>
-</file>
-
-<file path=customXml/itemProps3.xml><?xml version="1.0" encoding="utf-8"?>
-<ds:datastoreItem xmlns:ds="http://schemas.openxmlformats.org/officeDocument/2006/customXml" ds:itemID="{672FB7B5-DBC2-43DE-98D9-E1693A2B312F}">
-  <ds:schemaRefs>
-    <ds:schemaRef ds:uri="http://schemas.microsoft.com/office/2006/metadata/properties"/>
-    <ds:schemaRef ds:uri="http://schemas.microsoft.com/office/infopath/2007/PartnerControls"/>
-  </ds:schemaRefs>
-</ds:datastoreItem>
-</file>
-
 <file path=customXml/itemProps4.xml><?xml version="1.0" encoding="utf-8"?>
 <ds:datastoreItem xmlns:ds="http://schemas.openxmlformats.org/officeDocument/2006/customXml" ds:itemID="{9E607EEA-1579-4534-A211-223D35B43271}">
   <ds:schemaRefs>

--- a/Grade Five - 5.5x8.5.docx
+++ b/Grade Five - 5.5x8.5.docx
@@ -179,7 +179,6 @@
         </w:rPr>
         <w:t>{#</w:t>
       </w:r>
-      <w:proofErr w:type="gramStart"/>
       <w:r>
         <w:rPr>
           <w:rFonts w:ascii="Tahoma" w:hAnsi="Tahoma" w:cs="Tahoma"/>
@@ -195,7 +194,6 @@
         </w:rPr>
         <w:t>Republic</w:t>
       </w:r>
-      <w:proofErr w:type="gramEnd"/>
       <w:r>
         <w:rPr>
           <w:rFonts w:ascii="Old English Text MT" w:hAnsi="Old English Text MT" w:cs="Tahoma"/>
@@ -380,27 +378,7 @@
           <w:sz w:val="16"/>
           <w:szCs w:val="16"/>
         </w:rPr>
-        <w:t>{</w:t>
-      </w:r>
-      <w:proofErr w:type="spellStart"/>
-      <w:r>
-        <w:rPr>
-          <w:rFonts w:ascii="Arial Nova" w:hAnsi="Arial Nova" w:cs="Tahoma"/>
-          <w:bCs/>
-          <w:sz w:val="16"/>
-          <w:szCs w:val="16"/>
-        </w:rPr>
-        <w:t>schoolId</w:t>
-      </w:r>
-      <w:proofErr w:type="spellEnd"/>
-      <w:r>
-        <w:rPr>
-          <w:rFonts w:ascii="Arial Nova" w:hAnsi="Arial Nova" w:cs="Tahoma"/>
-          <w:bCs/>
-          <w:sz w:val="16"/>
-          <w:szCs w:val="16"/>
-        </w:rPr>
-        <w:t>}</w:t>
+        <w:t>{schoolId}</w:t>
       </w:r>
     </w:p>
     <w:p>
@@ -504,29 +482,7 @@
           <w:sz w:val="16"/>
           <w:szCs w:val="16"/>
         </w:rPr>
-        <w:t>{</w:t>
-      </w:r>
-      <w:proofErr w:type="spellStart"/>
-      <w:r>
-        <w:rPr>
-          <w:rFonts w:ascii="Arial Nova" w:hAnsi="Arial Nova" w:cs="Tahoma"/>
-          <w:b/>
-          <w:bCs/>
-          <w:sz w:val="16"/>
-          <w:szCs w:val="16"/>
-        </w:rPr>
-        <w:t>schoolYear</w:t>
-      </w:r>
-      <w:proofErr w:type="spellEnd"/>
-      <w:r>
-        <w:rPr>
-          <w:rFonts w:ascii="Arial Nova" w:hAnsi="Arial Nova" w:cs="Tahoma"/>
-          <w:b/>
-          <w:bCs/>
-          <w:sz w:val="16"/>
-          <w:szCs w:val="16"/>
-        </w:rPr>
-        <w:t>}</w:t>
+        <w:t>{schoolYear}</w:t>
       </w:r>
     </w:p>
     <w:p>
@@ -877,23 +833,7 @@
                 <w:rFonts w:ascii="Bernard MT Condensed" w:hAnsi="Bernard MT Condensed" w:cs="Tahoma"/>
                 <w:bCs/>
               </w:rPr>
-              <w:t>{</w:t>
-            </w:r>
-            <w:proofErr w:type="spellStart"/>
-            <w:r>
-              <w:rPr>
-                <w:rFonts w:ascii="Bernard MT Condensed" w:hAnsi="Bernard MT Condensed" w:cs="Tahoma"/>
-                <w:bCs/>
-              </w:rPr>
-              <w:t>gradeLevel</w:t>
-            </w:r>
-            <w:proofErr w:type="spellEnd"/>
-            <w:r>
-              <w:rPr>
-                <w:rFonts w:ascii="Bernard MT Condensed" w:hAnsi="Bernard MT Condensed" w:cs="Tahoma"/>
-                <w:bCs/>
-              </w:rPr>
-              <w:t>}</w:t>
+              <w:t>{gradeLevel}</w:t>
             </w:r>
           </w:p>
         </w:tc>
@@ -1927,45 +1867,14 @@
                 <w:szCs w:val="18"/>
               </w:rPr>
             </w:pPr>
-            <w:proofErr w:type="spellStart"/>
-            <w:r>
-              <w:rPr>
-                <w:rFonts w:ascii="Arial Nova" w:hAnsi="Arial Nova" w:cs="Tahoma"/>
-                <w:bCs/>
-                <w:sz w:val="18"/>
-                <w:szCs w:val="18"/>
-              </w:rPr>
-              <w:t>Araling</w:t>
-            </w:r>
-            <w:proofErr w:type="spellEnd"/>
-            <w:r>
-              <w:rPr>
-                <w:rFonts w:ascii="Arial Nova" w:hAnsi="Arial Nova" w:cs="Tahoma"/>
-                <w:bCs/>
-                <w:sz w:val="18"/>
-                <w:szCs w:val="18"/>
-              </w:rPr>
-              <w:t xml:space="preserve"> </w:t>
-            </w:r>
-            <w:proofErr w:type="spellStart"/>
-            <w:r>
-              <w:rPr>
-                <w:rFonts w:ascii="Arial Nova" w:hAnsi="Arial Nova" w:cs="Tahoma"/>
-                <w:bCs/>
-                <w:sz w:val="18"/>
-                <w:szCs w:val="18"/>
-              </w:rPr>
-              <w:t>Panlipunan</w:t>
-            </w:r>
-            <w:proofErr w:type="spellEnd"/>
-            <w:r>
-              <w:rPr>
-                <w:rFonts w:ascii="Arial Nova" w:hAnsi="Arial Nova" w:cs="Tahoma"/>
-                <w:bCs/>
-                <w:sz w:val="18"/>
-                <w:szCs w:val="18"/>
-              </w:rPr>
-              <w:t xml:space="preserve"> (AP)</w:t>
+            <w:r>
+              <w:rPr>
+                <w:rFonts w:ascii="Arial Nova" w:hAnsi="Arial Nova" w:cs="Tahoma"/>
+                <w:bCs/>
+                <w:sz w:val="18"/>
+                <w:szCs w:val="18"/>
+              </w:rPr>
+              <w:t>Araling Panlipunan (AP)</w:t>
             </w:r>
           </w:p>
         </w:tc>
@@ -3520,6 +3429,14 @@
               </w:rPr>
               <w:t>Failed</w:t>
             </w:r>
+            <w:r>
+              <w:rPr>
+                <w:rFonts w:ascii="Arial Nova" w:hAnsi="Arial Nova" w:cs="Tahoma"/>
+                <w:sz w:val="16"/>
+                <w:szCs w:val="20"/>
+              </w:rPr>
+              <w:t>{/students}</w:t>
+            </w:r>
           </w:p>
         </w:tc>
       </w:tr>
@@ -3531,47 +3448,12 @@
         <w:rPr>
           <w:rFonts w:ascii="Arial Nova" w:hAnsi="Arial Nova" w:cs="Tahoma"/>
           <w:b/>
+          <w:bCs/>
+          <w:iCs/>
           <w:sz w:val="18"/>
-          <w:szCs w:val="18"/>
-          <w:u w:val="single"/>
         </w:rPr>
       </w:pPr>
       <w:r>
-        <w:rPr>
-          <w:rFonts w:ascii="Arial Nova" w:hAnsi="Arial Nova" w:cs="Tahoma"/>
-          <w:b/>
-          <w:sz w:val="18"/>
-          <w:szCs w:val="18"/>
-          <w:u w:val="single"/>
-        </w:rPr>
-        <w:lastRenderedPageBreak/>
-        <w:t>{</w:t>
-      </w:r>
-      <w:r>
-        <w:rPr>
-          <w:rFonts w:ascii="Arial Nova" w:hAnsi="Arial Nova" w:cs="Tahoma"/>
-          <w:b/>
-          <w:sz w:val="18"/>
-          <w:szCs w:val="18"/>
-          <w:u w:val="single"/>
-        </w:rPr>
-        <w:t>/</w:t>
-      </w:r>
-      <w:r>
-        <w:rPr>
-          <w:rFonts w:ascii="Arial Nova" w:hAnsi="Arial Nova" w:cs="Tahoma"/>
-          <w:b/>
-          <w:sz w:val="18"/>
-          <w:szCs w:val="18"/>
-          <w:u w:val="single"/>
-        </w:rPr>
-        <w:t>students}</w:t>
-      </w:r>
-    </w:p>
-    <w:p>
-      <w:pPr>
-        <w:spacing w:after="0"/>
-        <w:jc w:val="center"/>
         <w:rPr>
           <w:rFonts w:ascii="Arial Nova" w:hAnsi="Arial Nova" w:cs="Tahoma"/>
           <w:b/>
@@ -3579,15 +3461,7 @@
           <w:iCs/>
           <w:sz w:val="18"/>
         </w:rPr>
-      </w:pPr>
-      <w:r>
-        <w:rPr>
-          <w:rFonts w:ascii="Arial Nova" w:hAnsi="Arial Nova" w:cs="Tahoma"/>
-          <w:b/>
-          <w:bCs/>
-          <w:iCs/>
-          <w:sz w:val="18"/>
-        </w:rPr>
+        <w:lastRenderedPageBreak/>
         <w:t>ATTENDANCE RECORD</w:t>
       </w:r>
     </w:p>
@@ -5182,7 +5056,6 @@
         </w:rPr>
         <w:t xml:space="preserve">for the </w:t>
       </w:r>
-      <w:proofErr w:type="gramStart"/>
       <w:r>
         <w:rPr>
           <w:rFonts w:ascii="Arial Nova" w:hAnsi="Arial Nova" w:cs="Tahoma"/>
@@ -5205,16 +5078,7 @@
           <w:sz w:val="18"/>
           <w:szCs w:val="18"/>
         </w:rPr>
-        <w:t>level</w:t>
-      </w:r>
-      <w:proofErr w:type="gramEnd"/>
-      <w:r>
-        <w:rPr>
-          <w:rFonts w:ascii="Arial Nova" w:hAnsi="Arial Nova" w:cs="Tahoma"/>
-          <w:sz w:val="18"/>
-          <w:szCs w:val="18"/>
-        </w:rPr>
-        <w:t xml:space="preserve"> </w:t>
+        <w:t xml:space="preserve">level </w:t>
       </w:r>
       <w:r>
         <w:rPr>
@@ -5439,25 +5303,7 @@
                 <w:b/>
                 <w:sz w:val="20"/>
               </w:rPr>
-              <w:t>{</w:t>
-            </w:r>
-            <w:proofErr w:type="spellStart"/>
-            <w:r>
-              <w:rPr>
-                <w:rFonts w:ascii="Arial Nova" w:hAnsi="Arial Nova" w:cs="Tahoma"/>
-                <w:b/>
-                <w:sz w:val="20"/>
-              </w:rPr>
-              <w:t>schoolHead</w:t>
-            </w:r>
-            <w:proofErr w:type="spellEnd"/>
-            <w:r>
-              <w:rPr>
-                <w:rFonts w:ascii="Arial Nova" w:hAnsi="Arial Nova" w:cs="Tahoma"/>
-                <w:b/>
-                <w:sz w:val="20"/>
-              </w:rPr>
-              <w:t>}</w:t>
+              <w:t>{schoolHead}</w:t>
             </w:r>
           </w:p>
         </w:tc>
@@ -5540,27 +5386,7 @@
                 <w:sz w:val="18"/>
                 <w:szCs w:val="20"/>
               </w:rPr>
-              <w:t>{</w:t>
-            </w:r>
-            <w:proofErr w:type="spellStart"/>
-            <w:r>
-              <w:rPr>
-                <w:rFonts w:ascii="Arial Nova" w:hAnsi="Arial Nova" w:cs="Tahoma"/>
-                <w:bCs/>
-                <w:sz w:val="18"/>
-                <w:szCs w:val="20"/>
-              </w:rPr>
-              <w:t>schoolHeadDesignation</w:t>
-            </w:r>
-            <w:proofErr w:type="spellEnd"/>
-            <w:r>
-              <w:rPr>
-                <w:rFonts w:ascii="Arial Nova" w:hAnsi="Arial Nova" w:cs="Tahoma"/>
-                <w:bCs/>
-                <w:sz w:val="18"/>
-                <w:szCs w:val="20"/>
-              </w:rPr>
-              <w:t>}</w:t>
+              <w:t>{schoolHeadDesignation}</w:t>
             </w:r>
           </w:p>
         </w:tc>
@@ -5839,7 +5665,6 @@
                 <w:sz w:val="18"/>
                 <w:szCs w:val="20"/>
               </w:rPr>
-              <w:lastRenderedPageBreak/>
               <w:t>School Head</w:t>
             </w:r>
           </w:p>
@@ -6644,16 +6469,6 @@
 </file>
 
 <file path=customXml/item1.xml><?xml version="1.0" encoding="utf-8"?>
-<p:properties xmlns:p="http://schemas.microsoft.com/office/2006/metadata/properties" xmlns:xsi="http://www.w3.org/2001/XMLSchema-instance" xmlns:pc="http://schemas.microsoft.com/office/infopath/2007/PartnerControls">
-  <documentManagement/>
-</p:properties>
-</file>
-
-<file path=customXml/item2.xml><?xml version="1.0" encoding="utf-8"?>
-<b:Sources xmlns:b="http://schemas.openxmlformats.org/officeDocument/2006/bibliography" xmlns="http://schemas.openxmlformats.org/officeDocument/2006/bibliography" SelectedStyle="\APASixthEditionOfficeOnline.xsl" StyleName="APA" Version="6"/>
-</file>
-
-<file path=customXml/item3.xml><?xml version="1.0" encoding="utf-8"?>
 <ct:contentTypeSchema xmlns:ct="http://schemas.microsoft.com/office/2006/metadata/contentType" xmlns:ma="http://schemas.microsoft.com/office/2006/metadata/properties/metaAttributes" ct:_="" ma:_="" ma:contentTypeName="Document" ma:contentTypeID="0x01010019B181300F721B4D9F3B95A3EE15143C" ma:contentTypeVersion="10" ma:contentTypeDescription="Create a new document." ma:contentTypeScope="" ma:versionID="bf2ca1b3bc24449cdd1a669432d4bb9e">
   <xsd:schema xmlns:xsd="http://www.w3.org/2001/XMLSchema" xmlns:xs="http://www.w3.org/2001/XMLSchema" xmlns:p="http://schemas.microsoft.com/office/2006/metadata/properties" xmlns:ns3="541f9672-3e94-4c26-a847-81d4d159bfa1" targetNamespace="http://schemas.microsoft.com/office/2006/metadata/properties" ma:root="true" ma:fieldsID="14a7babb77b443892259070c9ba030eb" ns3:_="">
     <xsd:import namespace="541f9672-3e94-4c26-a847-81d4d159bfa1"/>
@@ -6837,6 +6652,16 @@
 </ct:contentTypeSchema>
 </file>
 
+<file path=customXml/item2.xml><?xml version="1.0" encoding="utf-8"?>
+<b:Sources xmlns:b="http://schemas.openxmlformats.org/officeDocument/2006/bibliography" xmlns="http://schemas.openxmlformats.org/officeDocument/2006/bibliography" SelectedStyle="\APASixthEditionOfficeOnline.xsl" StyleName="APA" Version="6"/>
+</file>
+
+<file path=customXml/item3.xml><?xml version="1.0" encoding="utf-8"?>
+<p:properties xmlns:p="http://schemas.microsoft.com/office/2006/metadata/properties" xmlns:xsi="http://www.w3.org/2001/XMLSchema-instance" xmlns:pc="http://schemas.microsoft.com/office/infopath/2007/PartnerControls">
+  <documentManagement/>
+</p:properties>
+</file>
+
 <file path=customXml/item4.xml><?xml version="1.0" encoding="utf-8"?>
 <?mso-contentType ?>
 <FormTemplates xmlns="http://schemas.microsoft.com/sharepoint/v3/contenttype/forms">
@@ -6847,23 +6672,6 @@
 </file>
 
 <file path=customXml/itemProps1.xml><?xml version="1.0" encoding="utf-8"?>
-<ds:datastoreItem xmlns:ds="http://schemas.openxmlformats.org/officeDocument/2006/customXml" ds:itemID="{672FB7B5-DBC2-43DE-98D9-E1693A2B312F}">
-  <ds:schemaRefs>
-    <ds:schemaRef ds:uri="http://schemas.microsoft.com/office/2006/metadata/properties"/>
-    <ds:schemaRef ds:uri="http://schemas.microsoft.com/office/infopath/2007/PartnerControls"/>
-  </ds:schemaRefs>
-</ds:datastoreItem>
-</file>
-
-<file path=customXml/itemProps2.xml><?xml version="1.0" encoding="utf-8"?>
-<ds:datastoreItem xmlns:ds="http://schemas.openxmlformats.org/officeDocument/2006/customXml" ds:itemID="{79EDFC7F-E73A-4641-AB05-0EAF77FB85CB}">
-  <ds:schemaRefs>
-    <ds:schemaRef ds:uri="http://schemas.openxmlformats.org/officeDocument/2006/bibliography"/>
-  </ds:schemaRefs>
-</ds:datastoreItem>
-</file>
-
-<file path=customXml/itemProps3.xml><?xml version="1.0" encoding="utf-8"?>
 <ds:datastoreItem xmlns:ds="http://schemas.openxmlformats.org/officeDocument/2006/customXml" ds:itemID="{1934D20A-BA2A-4311-8449-030457D80377}">
   <ds:schemaRefs>
     <ds:schemaRef ds:uri="http://schemas.microsoft.com/office/2006/metadata/contentType"/>
@@ -6881,6 +6689,23 @@
 </ds:datastoreItem>
 </file>
 
+<file path=customXml/itemProps2.xml><?xml version="1.0" encoding="utf-8"?>
+<ds:datastoreItem xmlns:ds="http://schemas.openxmlformats.org/officeDocument/2006/customXml" ds:itemID="{79EDFC7F-E73A-4641-AB05-0EAF77FB85CB}">
+  <ds:schemaRefs>
+    <ds:schemaRef ds:uri="http://schemas.openxmlformats.org/officeDocument/2006/bibliography"/>
+  </ds:schemaRefs>
+</ds:datastoreItem>
+</file>
+
+<file path=customXml/itemProps3.xml><?xml version="1.0" encoding="utf-8"?>
+<ds:datastoreItem xmlns:ds="http://schemas.openxmlformats.org/officeDocument/2006/customXml" ds:itemID="{672FB7B5-DBC2-43DE-98D9-E1693A2B312F}">
+  <ds:schemaRefs>
+    <ds:schemaRef ds:uri="http://schemas.microsoft.com/office/2006/metadata/properties"/>
+    <ds:schemaRef ds:uri="http://schemas.microsoft.com/office/infopath/2007/PartnerControls"/>
+  </ds:schemaRefs>
+</ds:datastoreItem>
+</file>
+
 <file path=customXml/itemProps4.xml><?xml version="1.0" encoding="utf-8"?>
 <ds:datastoreItem xmlns:ds="http://schemas.openxmlformats.org/officeDocument/2006/customXml" ds:itemID="{9E607EEA-1579-4534-A211-223D35B43271}">
   <ds:schemaRefs>

--- a/Grade Five - 5.5x8.5.docx
+++ b/Grade Five - 5.5x8.5.docx
@@ -13,6 +13,66 @@
       </w:pPr>
       <w:r>
         <w:rPr>
+          <w:rFonts w:ascii="Tahoma" w:hAnsi="Tahoma" w:cs="Tahoma"/>
+          <w:noProof/>
+          <w:sz w:val="18"/>
+        </w:rPr>
+        <w:drawing>
+          <wp:anchor distT="0" distB="0" distL="114300" distR="114300" simplePos="0" relativeHeight="251711488" behindDoc="0" locked="0" layoutInCell="1" allowOverlap="1" wp14:anchorId="7B0EF6BF" wp14:editId="723C3246">
+            <wp:simplePos x="0" y="0"/>
+            <wp:positionH relativeFrom="margin">
+              <wp:posOffset>9525</wp:posOffset>
+            </wp:positionH>
+            <wp:positionV relativeFrom="paragraph">
+              <wp:posOffset>0</wp:posOffset>
+            </wp:positionV>
+            <wp:extent cx="744220" cy="731520"/>
+            <wp:effectExtent l="0" t="0" r="0" b="0"/>
+            <wp:wrapNone/>
+            <wp:docPr id="1513974360" name="Picture 1" descr="A logo of a university&#10;&#10;Description automatically generated"/>
+            <wp:cNvGraphicFramePr>
+              <a:graphicFrameLocks xmlns:a="http://schemas.openxmlformats.org/drawingml/2006/main" noChangeAspect="1"/>
+            </wp:cNvGraphicFramePr>
+            <a:graphic xmlns:a="http://schemas.openxmlformats.org/drawingml/2006/main">
+              <a:graphicData uri="http://schemas.openxmlformats.org/drawingml/2006/picture">
+                <pic:pic xmlns:pic="http://schemas.openxmlformats.org/drawingml/2006/picture">
+                  <pic:nvPicPr>
+                    <pic:cNvPr id="1513974360" name="Picture 1" descr="A logo of a university&#10;&#10;Description automatically generated"/>
+                    <pic:cNvPicPr>
+                      <a:picLocks noChangeAspect="1"/>
+                    </pic:cNvPicPr>
+                  </pic:nvPicPr>
+                  <pic:blipFill rotWithShape="1">
+                    <a:blip r:embed="rId8" cstate="print"/>
+                    <a:srcRect l="2219" t="1982" r="2089" b="2132"/>
+                    <a:stretch/>
+                  </pic:blipFill>
+                  <pic:spPr bwMode="auto">
+                    <a:xfrm>
+                      <a:off x="0" y="0"/>
+                      <a:ext cx="744220" cy="731520"/>
+                    </a:xfrm>
+                    <a:prstGeom prst="rect">
+                      <a:avLst/>
+                    </a:prstGeom>
+                    <a:ln>
+                      <a:noFill/>
+                    </a:ln>
+                  </pic:spPr>
+                </pic:pic>
+              </a:graphicData>
+            </a:graphic>
+            <wp14:sizeRelH relativeFrom="margin">
+              <wp14:pctWidth>0</wp14:pctWidth>
+            </wp14:sizeRelH>
+            <wp14:sizeRelV relativeFrom="margin">
+              <wp14:pctHeight>0</wp14:pctHeight>
+            </wp14:sizeRelV>
+          </wp:anchor>
+        </w:drawing>
+      </w:r>
+      <w:r>
+        <w:rPr>
           <w:rFonts w:ascii="Old English Text MT" w:hAnsi="Old English Text MT" w:cs="Tahoma"/>
           <w:noProof/>
           <w:sz w:val="18"/>
@@ -20,13 +80,13 @@
         <mc:AlternateContent>
           <mc:Choice Requires="wps">
             <w:drawing>
-              <wp:anchor distT="45720" distB="45720" distL="114300" distR="114300" simplePos="0" relativeHeight="251709440" behindDoc="0" locked="0" layoutInCell="1" allowOverlap="1" wp14:anchorId="549C9D26" wp14:editId="2C6C09CA">
+              <wp:anchor distT="45720" distB="45720" distL="114300" distR="114300" simplePos="0" relativeHeight="251709440" behindDoc="0" locked="0" layoutInCell="1" allowOverlap="1" wp14:anchorId="549C9D26" wp14:editId="334C3F90">
                 <wp:simplePos x="0" y="0"/>
                 <wp:positionH relativeFrom="margin">
-                  <wp:align>right</wp:align>
+                  <wp:posOffset>3571875</wp:posOffset>
                 </wp:positionH>
                 <wp:positionV relativeFrom="paragraph">
-                  <wp:posOffset>7620</wp:posOffset>
+                  <wp:posOffset>17145</wp:posOffset>
                 </wp:positionV>
                 <wp:extent cx="899160" cy="792480"/>
                 <wp:effectExtent l="0" t="0" r="0" b="7620"/>
@@ -91,7 +151,7 @@
                 <v:stroke joinstyle="miter"/>
                 <v:path gradientshapeok="t" o:connecttype="rect"/>
               </v:shapetype>
-              <v:shape id="Text Box 2" o:spid="_x0000_s1026" type="#_x0000_t202" style="position:absolute;left:0;text-align:left;margin-left:19.6pt;margin-top:.6pt;width:70.8pt;height:62.4pt;z-index:251709440;visibility:visible;mso-wrap-style:square;mso-width-percent:0;mso-height-percent:0;mso-wrap-distance-left:9pt;mso-wrap-distance-top:3.6pt;mso-wrap-distance-right:9pt;mso-wrap-distance-bottom:3.6pt;mso-position-horizontal:right;mso-position-horizontal-relative:margin;mso-position-vertical:absolute;mso-position-vertical-relative:text;mso-width-percent:0;mso-height-percent:0;mso-width-relative:margin;mso-height-relative:margin;v-text-anchor:top" o:gfxdata="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" filled="f" stroked="f">
+              <v:shape id="Text Box 2" o:spid="_x0000_s1026" type="#_x0000_t202" style="position:absolute;left:0;text-align:left;margin-left:281.25pt;margin-top:1.35pt;width:70.8pt;height:62.4pt;z-index:251709440;visibility:visible;mso-wrap-style:square;mso-width-percent:0;mso-height-percent:0;mso-wrap-distance-left:9pt;mso-wrap-distance-top:3.6pt;mso-wrap-distance-right:9pt;mso-wrap-distance-bottom:3.6pt;mso-position-horizontal:absolute;mso-position-horizontal-relative:margin;mso-position-vertical:absolute;mso-position-vertical-relative:text;mso-width-percent:0;mso-height-percent:0;mso-width-relative:margin;mso-height-relative:margin;v-text-anchor:top" o:gfxdata="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" filled="f" stroked="f">
                 <v:textbox inset="0,0,0,0">
                   <w:txbxContent>
                     <w:p>
@@ -114,77 +174,18 @@
       <w:r>
         <w:rPr>
           <w:rFonts w:ascii="Tahoma" w:hAnsi="Tahoma" w:cs="Tahoma"/>
-          <w:noProof/>
           <w:sz w:val="18"/>
-        </w:rPr>
-        <w:drawing>
-          <wp:anchor distT="0" distB="0" distL="114300" distR="114300" simplePos="0" relativeHeight="251711488" behindDoc="0" locked="0" layoutInCell="1" allowOverlap="1" wp14:anchorId="7B0EF6BF" wp14:editId="258D8AC4">
-            <wp:simplePos x="0" y="0"/>
-            <wp:positionH relativeFrom="margin">
-              <wp:align>left</wp:align>
-            </wp:positionH>
-            <wp:positionV relativeFrom="paragraph">
-              <wp:posOffset>0</wp:posOffset>
-            </wp:positionV>
-            <wp:extent cx="744249" cy="731520"/>
-            <wp:effectExtent l="0" t="0" r="0" b="0"/>
-            <wp:wrapNone/>
-            <wp:docPr id="1513974360" name="Picture 1" descr="A logo of a university&#10;&#10;Description automatically generated"/>
-            <wp:cNvGraphicFramePr>
-              <a:graphicFrameLocks xmlns:a="http://schemas.openxmlformats.org/drawingml/2006/main" noChangeAspect="1"/>
-            </wp:cNvGraphicFramePr>
-            <a:graphic xmlns:a="http://schemas.openxmlformats.org/drawingml/2006/main">
-              <a:graphicData uri="http://schemas.openxmlformats.org/drawingml/2006/picture">
-                <pic:pic xmlns:pic="http://schemas.openxmlformats.org/drawingml/2006/picture">
-                  <pic:nvPicPr>
-                    <pic:cNvPr id="1513974360" name="Picture 1" descr="A logo of a university&#10;&#10;Description automatically generated"/>
-                    <pic:cNvPicPr>
-                      <a:picLocks noChangeAspect="1"/>
-                    </pic:cNvPicPr>
-                  </pic:nvPicPr>
-                  <pic:blipFill rotWithShape="1">
-                    <a:blip r:embed="rId8" cstate="print"/>
-                    <a:srcRect l="2219" t="1982" r="2089" b="2132"/>
-                    <a:stretch/>
-                  </pic:blipFill>
-                  <pic:spPr bwMode="auto">
-                    <a:xfrm>
-                      <a:off x="0" y="0"/>
-                      <a:ext cx="744249" cy="731520"/>
-                    </a:xfrm>
-                    <a:prstGeom prst="rect">
-                      <a:avLst/>
-                    </a:prstGeom>
-                    <a:ln>
-                      <a:noFill/>
-                    </a:ln>
-                  </pic:spPr>
-                </pic:pic>
-              </a:graphicData>
-            </a:graphic>
-            <wp14:sizeRelH relativeFrom="margin">
-              <wp14:pctWidth>0</wp14:pctWidth>
-            </wp14:sizeRelH>
-            <wp14:sizeRelV relativeFrom="margin">
-              <wp14:pctHeight>0</wp14:pctHeight>
-            </wp14:sizeRelV>
-          </wp:anchor>
-        </w:drawing>
-      </w:r>
+          <w:szCs w:val="18"/>
+        </w:rPr>
+        <w:t>{#</w:t>
+      </w:r>
+      <w:proofErr w:type="gramStart"/>
       <w:r>
         <w:rPr>
           <w:rFonts w:ascii="Tahoma" w:hAnsi="Tahoma" w:cs="Tahoma"/>
           <w:sz w:val="18"/>
           <w:szCs w:val="18"/>
         </w:rPr>
-        <w:t>{#</w:t>
-      </w:r>
-      <w:r>
-        <w:rPr>
-          <w:rFonts w:ascii="Tahoma" w:hAnsi="Tahoma" w:cs="Tahoma"/>
-          <w:sz w:val="18"/>
-          <w:szCs w:val="18"/>
-        </w:rPr>
         <w:t>students}</w:t>
       </w:r>
       <w:r>
@@ -194,6 +195,7 @@
         </w:rPr>
         <w:t>Republic</w:t>
       </w:r>
+      <w:proofErr w:type="gramEnd"/>
       <w:r>
         <w:rPr>
           <w:rFonts w:ascii="Old English Text MT" w:hAnsi="Old English Text MT" w:cs="Tahoma"/>
@@ -369,8 +371,9 @@
           <w:sz w:val="16"/>
           <w:szCs w:val="16"/>
         </w:rPr>
-        <w:t xml:space="preserve">School ID: </w:t>
-      </w:r>
+        <w:t xml:space="preserve">School </w:t>
+      </w:r>
+      <w:proofErr w:type="gramStart"/>
       <w:r>
         <w:rPr>
           <w:rFonts w:ascii="Arial Nova" w:hAnsi="Arial Nova" w:cs="Tahoma"/>
@@ -378,7 +381,37 @@
           <w:sz w:val="16"/>
           <w:szCs w:val="16"/>
         </w:rPr>
-        <w:t>{schoolId}</w:t>
+        <w:t xml:space="preserve">ID: </w:t>
+      </w:r>
+      <w:r>
+        <w:rPr>
+          <w:rFonts w:ascii="Arial Nova" w:hAnsi="Arial Nova" w:cs="Tahoma"/>
+          <w:bCs/>
+          <w:sz w:val="16"/>
+          <w:szCs w:val="16"/>
+        </w:rPr>
+        <w:t>{</w:t>
+      </w:r>
+      <w:proofErr w:type="spellStart"/>
+      <w:proofErr w:type="gramEnd"/>
+      <w:r>
+        <w:rPr>
+          <w:rFonts w:ascii="Arial Nova" w:hAnsi="Arial Nova" w:cs="Tahoma"/>
+          <w:bCs/>
+          <w:sz w:val="16"/>
+          <w:szCs w:val="16"/>
+        </w:rPr>
+        <w:t>schoolId</w:t>
+      </w:r>
+      <w:proofErr w:type="spellEnd"/>
+      <w:r>
+        <w:rPr>
+          <w:rFonts w:ascii="Arial Nova" w:hAnsi="Arial Nova" w:cs="Tahoma"/>
+          <w:bCs/>
+          <w:sz w:val="16"/>
+          <w:szCs w:val="16"/>
+        </w:rPr>
+        <w:t>}</w:t>
       </w:r>
     </w:p>
     <w:p>
@@ -482,7 +515,29 @@
           <w:sz w:val="16"/>
           <w:szCs w:val="16"/>
         </w:rPr>
-        <w:t>{schoolYear}</w:t>
+        <w:t>{</w:t>
+      </w:r>
+      <w:proofErr w:type="spellStart"/>
+      <w:r>
+        <w:rPr>
+          <w:rFonts w:ascii="Arial Nova" w:hAnsi="Arial Nova" w:cs="Tahoma"/>
+          <w:b/>
+          <w:bCs/>
+          <w:sz w:val="16"/>
+          <w:szCs w:val="16"/>
+        </w:rPr>
+        <w:t>schoolYear</w:t>
+      </w:r>
+      <w:proofErr w:type="spellEnd"/>
+      <w:r>
+        <w:rPr>
+          <w:rFonts w:ascii="Arial Nova" w:hAnsi="Arial Nova" w:cs="Tahoma"/>
+          <w:b/>
+          <w:bCs/>
+          <w:sz w:val="16"/>
+          <w:szCs w:val="16"/>
+        </w:rPr>
+        <w:t>}</w:t>
       </w:r>
     </w:p>
     <w:p>
@@ -833,7 +888,23 @@
                 <w:rFonts w:ascii="Bernard MT Condensed" w:hAnsi="Bernard MT Condensed" w:cs="Tahoma"/>
                 <w:bCs/>
               </w:rPr>
-              <w:t>{gradeLevel}</w:t>
+              <w:t>{</w:t>
+            </w:r>
+            <w:proofErr w:type="spellStart"/>
+            <w:r>
+              <w:rPr>
+                <w:rFonts w:ascii="Bernard MT Condensed" w:hAnsi="Bernard MT Condensed" w:cs="Tahoma"/>
+                <w:bCs/>
+              </w:rPr>
+              <w:t>gradeLevel</w:t>
+            </w:r>
+            <w:proofErr w:type="spellEnd"/>
+            <w:r>
+              <w:rPr>
+                <w:rFonts w:ascii="Bernard MT Condensed" w:hAnsi="Bernard MT Condensed" w:cs="Tahoma"/>
+                <w:bCs/>
+              </w:rPr>
+              <w:t>}</w:t>
             </w:r>
           </w:p>
         </w:tc>
@@ -984,7 +1055,27 @@
           <w:sz w:val="20"/>
           <w:szCs w:val="24"/>
         </w:rPr>
-        <w:t>This Performance Report shows the ability and progress your child has made</w:t>
+        <w:t xml:space="preserve">This Performance Report shows the ability and </w:t>
+      </w:r>
+      <w:proofErr w:type="gramStart"/>
+      <w:r>
+        <w:rPr>
+          <w:rFonts w:ascii="Arial Nova" w:hAnsi="Arial Nova" w:cs="Tahoma"/>
+          <w:iCs/>
+          <w:sz w:val="20"/>
+          <w:szCs w:val="24"/>
+        </w:rPr>
+        <w:t>progress</w:t>
+      </w:r>
+      <w:proofErr w:type="gramEnd"/>
+      <w:r>
+        <w:rPr>
+          <w:rFonts w:ascii="Arial Nova" w:hAnsi="Arial Nova" w:cs="Tahoma"/>
+          <w:iCs/>
+          <w:sz w:val="20"/>
+          <w:szCs w:val="24"/>
+        </w:rPr>
+        <w:t xml:space="preserve"> your child has made</w:t>
       </w:r>
       <w:r>
         <w:rPr>
@@ -1867,14 +1958,45 @@
                 <w:szCs w:val="18"/>
               </w:rPr>
             </w:pPr>
-            <w:r>
-              <w:rPr>
-                <w:rFonts w:ascii="Arial Nova" w:hAnsi="Arial Nova" w:cs="Tahoma"/>
-                <w:bCs/>
-                <w:sz w:val="18"/>
-                <w:szCs w:val="18"/>
-              </w:rPr>
-              <w:t>Araling Panlipunan (AP)</w:t>
+            <w:proofErr w:type="spellStart"/>
+            <w:r>
+              <w:rPr>
+                <w:rFonts w:ascii="Arial Nova" w:hAnsi="Arial Nova" w:cs="Tahoma"/>
+                <w:bCs/>
+                <w:sz w:val="18"/>
+                <w:szCs w:val="18"/>
+              </w:rPr>
+              <w:t>Araling</w:t>
+            </w:r>
+            <w:proofErr w:type="spellEnd"/>
+            <w:r>
+              <w:rPr>
+                <w:rFonts w:ascii="Arial Nova" w:hAnsi="Arial Nova" w:cs="Tahoma"/>
+                <w:bCs/>
+                <w:sz w:val="18"/>
+                <w:szCs w:val="18"/>
+              </w:rPr>
+              <w:t xml:space="preserve"> </w:t>
+            </w:r>
+            <w:proofErr w:type="spellStart"/>
+            <w:r>
+              <w:rPr>
+                <w:rFonts w:ascii="Arial Nova" w:hAnsi="Arial Nova" w:cs="Tahoma"/>
+                <w:bCs/>
+                <w:sz w:val="18"/>
+                <w:szCs w:val="18"/>
+              </w:rPr>
+              <w:t>Panlipunan</w:t>
+            </w:r>
+            <w:proofErr w:type="spellEnd"/>
+            <w:r>
+              <w:rPr>
+                <w:rFonts w:ascii="Arial Nova" w:hAnsi="Arial Nova" w:cs="Tahoma"/>
+                <w:bCs/>
+                <w:sz w:val="18"/>
+                <w:szCs w:val="18"/>
+              </w:rPr>
+              <w:t xml:space="preserve"> (AP)</w:t>
             </w:r>
           </w:p>
         </w:tc>
@@ -3421,6 +3543,7 @@
                 <w:szCs w:val="20"/>
               </w:rPr>
             </w:pPr>
+            <w:proofErr w:type="gramStart"/>
             <w:r>
               <w:rPr>
                 <w:rFonts w:ascii="Arial Nova" w:hAnsi="Arial Nova" w:cs="Tahoma"/>
@@ -3435,7 +3558,16 @@
                 <w:sz w:val="16"/>
                 <w:szCs w:val="20"/>
               </w:rPr>
-              <w:t>{/students}</w:t>
+              <w:t>{/</w:t>
+            </w:r>
+            <w:proofErr w:type="gramEnd"/>
+            <w:r>
+              <w:rPr>
+                <w:rFonts w:ascii="Arial Nova" w:hAnsi="Arial Nova" w:cs="Tahoma"/>
+                <w:sz w:val="16"/>
+                <w:szCs w:val="20"/>
+              </w:rPr>
+              <w:t>students}</w:t>
             </w:r>
           </w:p>
         </w:tc>
@@ -5056,6 +5188,7 @@
         </w:rPr>
         <w:t xml:space="preserve">for the </w:t>
       </w:r>
+      <w:proofErr w:type="gramStart"/>
       <w:r>
         <w:rPr>
           <w:rFonts w:ascii="Arial Nova" w:hAnsi="Arial Nova" w:cs="Tahoma"/>
@@ -5078,7 +5211,16 @@
           <w:sz w:val="18"/>
           <w:szCs w:val="18"/>
         </w:rPr>
-        <w:t xml:space="preserve">level </w:t>
+        <w:t>level</w:t>
+      </w:r>
+      <w:proofErr w:type="gramEnd"/>
+      <w:r>
+        <w:rPr>
+          <w:rFonts w:ascii="Arial Nova" w:hAnsi="Arial Nova" w:cs="Tahoma"/>
+          <w:sz w:val="18"/>
+          <w:szCs w:val="18"/>
+        </w:rPr>
+        <w:t xml:space="preserve"> </w:t>
       </w:r>
       <w:r>
         <w:rPr>
@@ -5303,7 +5445,25 @@
                 <w:b/>
                 <w:sz w:val="20"/>
               </w:rPr>
-              <w:t>{schoolHead}</w:t>
+              <w:t>{</w:t>
+            </w:r>
+            <w:proofErr w:type="spellStart"/>
+            <w:r>
+              <w:rPr>
+                <w:rFonts w:ascii="Arial Nova" w:hAnsi="Arial Nova" w:cs="Tahoma"/>
+                <w:b/>
+                <w:sz w:val="20"/>
+              </w:rPr>
+              <w:t>schoolHead</w:t>
+            </w:r>
+            <w:proofErr w:type="spellEnd"/>
+            <w:r>
+              <w:rPr>
+                <w:rFonts w:ascii="Arial Nova" w:hAnsi="Arial Nova" w:cs="Tahoma"/>
+                <w:b/>
+                <w:sz w:val="20"/>
+              </w:rPr>
+              <w:t>}</w:t>
             </w:r>
           </w:p>
         </w:tc>
@@ -5386,7 +5546,27 @@
                 <w:sz w:val="18"/>
                 <w:szCs w:val="20"/>
               </w:rPr>
-              <w:t>{schoolHeadDesignation}</w:t>
+              <w:t>{</w:t>
+            </w:r>
+            <w:proofErr w:type="spellStart"/>
+            <w:r>
+              <w:rPr>
+                <w:rFonts w:ascii="Arial Nova" w:hAnsi="Arial Nova" w:cs="Tahoma"/>
+                <w:bCs/>
+                <w:sz w:val="18"/>
+                <w:szCs w:val="20"/>
+              </w:rPr>
+              <w:t>schoolHeadDesignation</w:t>
+            </w:r>
+            <w:proofErr w:type="spellEnd"/>
+            <w:r>
+              <w:rPr>
+                <w:rFonts w:ascii="Arial Nova" w:hAnsi="Arial Nova" w:cs="Tahoma"/>
+                <w:bCs/>
+                <w:sz w:val="18"/>
+                <w:szCs w:val="20"/>
+              </w:rPr>
+              <w:t>}</w:t>
             </w:r>
           </w:p>
         </w:tc>
@@ -6469,6 +6649,16 @@
 </file>
 
 <file path=customXml/item1.xml><?xml version="1.0" encoding="utf-8"?>
+<p:properties xmlns:p="http://schemas.microsoft.com/office/2006/metadata/properties" xmlns:xsi="http://www.w3.org/2001/XMLSchema-instance" xmlns:pc="http://schemas.microsoft.com/office/infopath/2007/PartnerControls">
+  <documentManagement/>
+</p:properties>
+</file>
+
+<file path=customXml/item2.xml><?xml version="1.0" encoding="utf-8"?>
+<b:Sources xmlns:b="http://schemas.openxmlformats.org/officeDocument/2006/bibliography" xmlns="http://schemas.openxmlformats.org/officeDocument/2006/bibliography" SelectedStyle="\APASixthEditionOfficeOnline.xsl" StyleName="APA" Version="6"/>
+</file>
+
+<file path=customXml/item3.xml><?xml version="1.0" encoding="utf-8"?>
 <ct:contentTypeSchema xmlns:ct="http://schemas.microsoft.com/office/2006/metadata/contentType" xmlns:ma="http://schemas.microsoft.com/office/2006/metadata/properties/metaAttributes" ct:_="" ma:_="" ma:contentTypeName="Document" ma:contentTypeID="0x01010019B181300F721B4D9F3B95A3EE15143C" ma:contentTypeVersion="10" ma:contentTypeDescription="Create a new document." ma:contentTypeScope="" ma:versionID="bf2ca1b3bc24449cdd1a669432d4bb9e">
   <xsd:schema xmlns:xsd="http://www.w3.org/2001/XMLSchema" xmlns:xs="http://www.w3.org/2001/XMLSchema" xmlns:p="http://schemas.microsoft.com/office/2006/metadata/properties" xmlns:ns3="541f9672-3e94-4c26-a847-81d4d159bfa1" targetNamespace="http://schemas.microsoft.com/office/2006/metadata/properties" ma:root="true" ma:fieldsID="14a7babb77b443892259070c9ba030eb" ns3:_="">
     <xsd:import namespace="541f9672-3e94-4c26-a847-81d4d159bfa1"/>
@@ -6652,16 +6842,6 @@
 </ct:contentTypeSchema>
 </file>
 
-<file path=customXml/item2.xml><?xml version="1.0" encoding="utf-8"?>
-<b:Sources xmlns:b="http://schemas.openxmlformats.org/officeDocument/2006/bibliography" xmlns="http://schemas.openxmlformats.org/officeDocument/2006/bibliography" SelectedStyle="\APASixthEditionOfficeOnline.xsl" StyleName="APA" Version="6"/>
-</file>
-
-<file path=customXml/item3.xml><?xml version="1.0" encoding="utf-8"?>
-<p:properties xmlns:p="http://schemas.microsoft.com/office/2006/metadata/properties" xmlns:xsi="http://www.w3.org/2001/XMLSchema-instance" xmlns:pc="http://schemas.microsoft.com/office/infopath/2007/PartnerControls">
-  <documentManagement/>
-</p:properties>
-</file>
-
 <file path=customXml/item4.xml><?xml version="1.0" encoding="utf-8"?>
 <?mso-contentType ?>
 <FormTemplates xmlns="http://schemas.microsoft.com/sharepoint/v3/contenttype/forms">
@@ -6672,6 +6852,23 @@
 </file>
 
 <file path=customXml/itemProps1.xml><?xml version="1.0" encoding="utf-8"?>
+<ds:datastoreItem xmlns:ds="http://schemas.openxmlformats.org/officeDocument/2006/customXml" ds:itemID="{672FB7B5-DBC2-43DE-98D9-E1693A2B312F}">
+  <ds:schemaRefs>
+    <ds:schemaRef ds:uri="http://schemas.microsoft.com/office/2006/metadata/properties"/>
+    <ds:schemaRef ds:uri="http://schemas.microsoft.com/office/infopath/2007/PartnerControls"/>
+  </ds:schemaRefs>
+</ds:datastoreItem>
+</file>
+
+<file path=customXml/itemProps2.xml><?xml version="1.0" encoding="utf-8"?>
+<ds:datastoreItem xmlns:ds="http://schemas.openxmlformats.org/officeDocument/2006/customXml" ds:itemID="{79EDFC7F-E73A-4641-AB05-0EAF77FB85CB}">
+  <ds:schemaRefs>
+    <ds:schemaRef ds:uri="http://schemas.openxmlformats.org/officeDocument/2006/bibliography"/>
+  </ds:schemaRefs>
+</ds:datastoreItem>
+</file>
+
+<file path=customXml/itemProps3.xml><?xml version="1.0" encoding="utf-8"?>
 <ds:datastoreItem xmlns:ds="http://schemas.openxmlformats.org/officeDocument/2006/customXml" ds:itemID="{1934D20A-BA2A-4311-8449-030457D80377}">
   <ds:schemaRefs>
     <ds:schemaRef ds:uri="http://schemas.microsoft.com/office/2006/metadata/contentType"/>
@@ -6689,23 +6886,6 @@
 </ds:datastoreItem>
 </file>
 
-<file path=customXml/itemProps2.xml><?xml version="1.0" encoding="utf-8"?>
-<ds:datastoreItem xmlns:ds="http://schemas.openxmlformats.org/officeDocument/2006/customXml" ds:itemID="{79EDFC7F-E73A-4641-AB05-0EAF77FB85CB}">
-  <ds:schemaRefs>
-    <ds:schemaRef ds:uri="http://schemas.openxmlformats.org/officeDocument/2006/bibliography"/>
-  </ds:schemaRefs>
-</ds:datastoreItem>
-</file>
-
-<file path=customXml/itemProps3.xml><?xml version="1.0" encoding="utf-8"?>
-<ds:datastoreItem xmlns:ds="http://schemas.openxmlformats.org/officeDocument/2006/customXml" ds:itemID="{672FB7B5-DBC2-43DE-98D9-E1693A2B312F}">
-  <ds:schemaRefs>
-    <ds:schemaRef ds:uri="http://schemas.microsoft.com/office/2006/metadata/properties"/>
-    <ds:schemaRef ds:uri="http://schemas.microsoft.com/office/infopath/2007/PartnerControls"/>
-  </ds:schemaRefs>
-</ds:datastoreItem>
-</file>
-
 <file path=customXml/itemProps4.xml><?xml version="1.0" encoding="utf-8"?>
 <ds:datastoreItem xmlns:ds="http://schemas.openxmlformats.org/officeDocument/2006/customXml" ds:itemID="{9E607EEA-1579-4534-A211-223D35B43271}">
   <ds:schemaRefs>

--- a/Grade Five - 5.5x8.5.docx
+++ b/Grade Five - 5.5x8.5.docx
@@ -179,7 +179,6 @@
         </w:rPr>
         <w:t>{#</w:t>
       </w:r>
-      <w:proofErr w:type="gramStart"/>
       <w:r>
         <w:rPr>
           <w:rFonts w:ascii="Tahoma" w:hAnsi="Tahoma" w:cs="Tahoma"/>
@@ -195,7 +194,6 @@
         </w:rPr>
         <w:t>Republic</w:t>
       </w:r>
-      <w:proofErr w:type="gramEnd"/>
       <w:r>
         <w:rPr>
           <w:rFonts w:ascii="Old English Text MT" w:hAnsi="Old English Text MT" w:cs="Tahoma"/>
@@ -371,9 +369,8 @@
           <w:sz w:val="16"/>
           <w:szCs w:val="16"/>
         </w:rPr>
-        <w:t xml:space="preserve">School </w:t>
-      </w:r>
-      <w:proofErr w:type="gramStart"/>
+        <w:t xml:space="preserve">School ID: </w:t>
+      </w:r>
       <w:r>
         <w:rPr>
           <w:rFonts w:ascii="Arial Nova" w:hAnsi="Arial Nova" w:cs="Tahoma"/>
@@ -381,37 +378,7 @@
           <w:sz w:val="16"/>
           <w:szCs w:val="16"/>
         </w:rPr>
-        <w:t xml:space="preserve">ID: </w:t>
-      </w:r>
-      <w:r>
-        <w:rPr>
-          <w:rFonts w:ascii="Arial Nova" w:hAnsi="Arial Nova" w:cs="Tahoma"/>
-          <w:bCs/>
-          <w:sz w:val="16"/>
-          <w:szCs w:val="16"/>
-        </w:rPr>
-        <w:t>{</w:t>
-      </w:r>
-      <w:proofErr w:type="spellStart"/>
-      <w:proofErr w:type="gramEnd"/>
-      <w:r>
-        <w:rPr>
-          <w:rFonts w:ascii="Arial Nova" w:hAnsi="Arial Nova" w:cs="Tahoma"/>
-          <w:bCs/>
-          <w:sz w:val="16"/>
-          <w:szCs w:val="16"/>
-        </w:rPr>
-        <w:t>schoolId</w:t>
-      </w:r>
-      <w:proofErr w:type="spellEnd"/>
-      <w:r>
-        <w:rPr>
-          <w:rFonts w:ascii="Arial Nova" w:hAnsi="Arial Nova" w:cs="Tahoma"/>
-          <w:bCs/>
-          <w:sz w:val="16"/>
-          <w:szCs w:val="16"/>
-        </w:rPr>
-        <w:t>}</w:t>
+        <w:t>{schoolId}</w:t>
       </w:r>
     </w:p>
     <w:p>
@@ -515,29 +482,7 @@
           <w:sz w:val="16"/>
           <w:szCs w:val="16"/>
         </w:rPr>
-        <w:t>{</w:t>
-      </w:r>
-      <w:proofErr w:type="spellStart"/>
-      <w:r>
-        <w:rPr>
-          <w:rFonts w:ascii="Arial Nova" w:hAnsi="Arial Nova" w:cs="Tahoma"/>
-          <w:b/>
-          <w:bCs/>
-          <w:sz w:val="16"/>
-          <w:szCs w:val="16"/>
-        </w:rPr>
-        <w:t>schoolYear</w:t>
-      </w:r>
-      <w:proofErr w:type="spellEnd"/>
-      <w:r>
-        <w:rPr>
-          <w:rFonts w:ascii="Arial Nova" w:hAnsi="Arial Nova" w:cs="Tahoma"/>
-          <w:b/>
-          <w:bCs/>
-          <w:sz w:val="16"/>
-          <w:szCs w:val="16"/>
-        </w:rPr>
-        <w:t>}</w:t>
+        <w:t>{schoolYear}</w:t>
       </w:r>
     </w:p>
     <w:p>
@@ -888,23 +833,7 @@
                 <w:rFonts w:ascii="Bernard MT Condensed" w:hAnsi="Bernard MT Condensed" w:cs="Tahoma"/>
                 <w:bCs/>
               </w:rPr>
-              <w:t>{</w:t>
-            </w:r>
-            <w:proofErr w:type="spellStart"/>
-            <w:r>
-              <w:rPr>
-                <w:rFonts w:ascii="Bernard MT Condensed" w:hAnsi="Bernard MT Condensed" w:cs="Tahoma"/>
-                <w:bCs/>
-              </w:rPr>
-              <w:t>gradeLevel</w:t>
-            </w:r>
-            <w:proofErr w:type="spellEnd"/>
-            <w:r>
-              <w:rPr>
-                <w:rFonts w:ascii="Bernard MT Condensed" w:hAnsi="Bernard MT Condensed" w:cs="Tahoma"/>
-                <w:bCs/>
-              </w:rPr>
-              <w:t>}</w:t>
+              <w:t>{gradeLevel}</w:t>
             </w:r>
           </w:p>
         </w:tc>
@@ -1055,27 +984,7 @@
           <w:sz w:val="20"/>
           <w:szCs w:val="24"/>
         </w:rPr>
-        <w:t xml:space="preserve">This Performance Report shows the ability and </w:t>
-      </w:r>
-      <w:proofErr w:type="gramStart"/>
-      <w:r>
-        <w:rPr>
-          <w:rFonts w:ascii="Arial Nova" w:hAnsi="Arial Nova" w:cs="Tahoma"/>
-          <w:iCs/>
-          <w:sz w:val="20"/>
-          <w:szCs w:val="24"/>
-        </w:rPr>
-        <w:t>progress</w:t>
-      </w:r>
-      <w:proofErr w:type="gramEnd"/>
-      <w:r>
-        <w:rPr>
-          <w:rFonts w:ascii="Arial Nova" w:hAnsi="Arial Nova" w:cs="Tahoma"/>
-          <w:iCs/>
-          <w:sz w:val="20"/>
-          <w:szCs w:val="24"/>
-        </w:rPr>
-        <w:t xml:space="preserve"> your child has made</w:t>
+        <w:t>This Performance Report shows the ability and progress your child has made</w:t>
       </w:r>
       <w:r>
         <w:rPr>
@@ -1219,11 +1128,11 @@
         <w:tblLook w:val="04A0" w:firstRow="1" w:lastRow="0" w:firstColumn="1" w:lastColumn="0" w:noHBand="0" w:noVBand="1"/>
       </w:tblPr>
       <w:tblGrid>
-        <w:gridCol w:w="2321"/>
+        <w:gridCol w:w="2320"/>
         <w:gridCol w:w="461"/>
         <w:gridCol w:w="691"/>
         <w:gridCol w:w="691"/>
-        <w:gridCol w:w="692"/>
+        <w:gridCol w:w="693"/>
         <w:gridCol w:w="651"/>
         <w:gridCol w:w="69"/>
         <w:gridCol w:w="1470"/>
@@ -1235,7 +1144,7 @@
         </w:trPr>
         <w:tc>
           <w:tcPr>
-            <w:tcW w:w="1975" w:type="pct"/>
+            <w:tcW w:w="1974" w:type="pct"/>
             <w:gridSpan w:val="2"/>
             <w:vMerge w:val="restart"/>
             <w:vAlign w:val="center"/>
@@ -1263,7 +1172,7 @@
         </w:tc>
         <w:tc>
           <w:tcPr>
-            <w:tcW w:w="1471" w:type="pct"/>
+            <w:tcW w:w="1472" w:type="pct"/>
             <w:gridSpan w:val="3"/>
             <w:vAlign w:val="center"/>
           </w:tcPr>
@@ -1350,7 +1259,7 @@
         </w:trPr>
         <w:tc>
           <w:tcPr>
-            <w:tcW w:w="1975" w:type="pct"/>
+            <w:tcW w:w="1974" w:type="pct"/>
             <w:gridSpan w:val="2"/>
             <w:vMerge/>
           </w:tcPr>
@@ -1415,7 +1324,7 @@
         </w:tc>
         <w:tc>
           <w:tcPr>
-            <w:tcW w:w="490" w:type="pct"/>
+            <w:tcW w:w="491" w:type="pct"/>
             <w:vAlign w:val="center"/>
           </w:tcPr>
           <w:p>
@@ -1477,7 +1386,7 @@
         </w:trPr>
         <w:tc>
           <w:tcPr>
-            <w:tcW w:w="1975" w:type="pct"/>
+            <w:tcW w:w="1974" w:type="pct"/>
             <w:gridSpan w:val="2"/>
             <w:vAlign w:val="center"/>
           </w:tcPr>
@@ -1537,7 +1446,7 @@
         </w:tc>
         <w:tc>
           <w:tcPr>
-            <w:tcW w:w="490" w:type="pct"/>
+            <w:tcW w:w="491" w:type="pct"/>
             <w:vAlign w:val="center"/>
           </w:tcPr>
           <w:p>
@@ -1594,7 +1503,7 @@
         </w:trPr>
         <w:tc>
           <w:tcPr>
-            <w:tcW w:w="1975" w:type="pct"/>
+            <w:tcW w:w="1974" w:type="pct"/>
             <w:gridSpan w:val="2"/>
             <w:vAlign w:val="center"/>
           </w:tcPr>
@@ -1654,7 +1563,7 @@
         </w:tc>
         <w:tc>
           <w:tcPr>
-            <w:tcW w:w="490" w:type="pct"/>
+            <w:tcW w:w="491" w:type="pct"/>
             <w:vAlign w:val="center"/>
           </w:tcPr>
           <w:p>
@@ -1711,7 +1620,7 @@
         </w:trPr>
         <w:tc>
           <w:tcPr>
-            <w:tcW w:w="1975" w:type="pct"/>
+            <w:tcW w:w="1974" w:type="pct"/>
             <w:gridSpan w:val="2"/>
             <w:vAlign w:val="center"/>
           </w:tcPr>
@@ -1771,7 +1680,7 @@
         </w:tc>
         <w:tc>
           <w:tcPr>
-            <w:tcW w:w="490" w:type="pct"/>
+            <w:tcW w:w="491" w:type="pct"/>
             <w:vAlign w:val="center"/>
           </w:tcPr>
           <w:p>
@@ -1828,7 +1737,7 @@
         </w:trPr>
         <w:tc>
           <w:tcPr>
-            <w:tcW w:w="1975" w:type="pct"/>
+            <w:tcW w:w="1974" w:type="pct"/>
             <w:gridSpan w:val="2"/>
             <w:vAlign w:val="center"/>
           </w:tcPr>
@@ -1888,7 +1797,7 @@
         </w:tc>
         <w:tc>
           <w:tcPr>
-            <w:tcW w:w="490" w:type="pct"/>
+            <w:tcW w:w="491" w:type="pct"/>
             <w:vAlign w:val="center"/>
           </w:tcPr>
           <w:p>
@@ -1945,7 +1854,7 @@
         </w:trPr>
         <w:tc>
           <w:tcPr>
-            <w:tcW w:w="1975" w:type="pct"/>
+            <w:tcW w:w="1974" w:type="pct"/>
             <w:gridSpan w:val="2"/>
             <w:vAlign w:val="center"/>
           </w:tcPr>
@@ -1958,45 +1867,14 @@
                 <w:szCs w:val="18"/>
               </w:rPr>
             </w:pPr>
-            <w:proofErr w:type="spellStart"/>
-            <w:r>
-              <w:rPr>
-                <w:rFonts w:ascii="Arial Nova" w:hAnsi="Arial Nova" w:cs="Tahoma"/>
-                <w:bCs/>
-                <w:sz w:val="18"/>
-                <w:szCs w:val="18"/>
-              </w:rPr>
-              <w:t>Araling</w:t>
-            </w:r>
-            <w:proofErr w:type="spellEnd"/>
-            <w:r>
-              <w:rPr>
-                <w:rFonts w:ascii="Arial Nova" w:hAnsi="Arial Nova" w:cs="Tahoma"/>
-                <w:bCs/>
-                <w:sz w:val="18"/>
-                <w:szCs w:val="18"/>
-              </w:rPr>
-              <w:t xml:space="preserve"> </w:t>
-            </w:r>
-            <w:proofErr w:type="spellStart"/>
-            <w:r>
-              <w:rPr>
-                <w:rFonts w:ascii="Arial Nova" w:hAnsi="Arial Nova" w:cs="Tahoma"/>
-                <w:bCs/>
-                <w:sz w:val="18"/>
-                <w:szCs w:val="18"/>
-              </w:rPr>
-              <w:t>Panlipunan</w:t>
-            </w:r>
-            <w:proofErr w:type="spellEnd"/>
-            <w:r>
-              <w:rPr>
-                <w:rFonts w:ascii="Arial Nova" w:hAnsi="Arial Nova" w:cs="Tahoma"/>
-                <w:bCs/>
-                <w:sz w:val="18"/>
-                <w:szCs w:val="18"/>
-              </w:rPr>
-              <w:t xml:space="preserve"> (AP)</w:t>
+            <w:r>
+              <w:rPr>
+                <w:rFonts w:ascii="Arial Nova" w:hAnsi="Arial Nova" w:cs="Tahoma"/>
+                <w:bCs/>
+                <w:sz w:val="18"/>
+                <w:szCs w:val="18"/>
+              </w:rPr>
+              <w:t>Araling Panlipunan (AP)</w:t>
             </w:r>
           </w:p>
         </w:tc>
@@ -2036,7 +1914,7 @@
         </w:tc>
         <w:tc>
           <w:tcPr>
-            <w:tcW w:w="490" w:type="pct"/>
+            <w:tcW w:w="491" w:type="pct"/>
             <w:vAlign w:val="center"/>
           </w:tcPr>
           <w:p>
@@ -2093,7 +1971,7 @@
         </w:trPr>
         <w:tc>
           <w:tcPr>
-            <w:tcW w:w="1975" w:type="pct"/>
+            <w:tcW w:w="1974" w:type="pct"/>
             <w:gridSpan w:val="2"/>
             <w:vAlign w:val="center"/>
           </w:tcPr>
@@ -2153,7 +2031,7 @@
         </w:tc>
         <w:tc>
           <w:tcPr>
-            <w:tcW w:w="490" w:type="pct"/>
+            <w:tcW w:w="491" w:type="pct"/>
             <w:vAlign w:val="center"/>
           </w:tcPr>
           <w:p>
@@ -2210,7 +2088,7 @@
         </w:trPr>
         <w:tc>
           <w:tcPr>
-            <w:tcW w:w="1975" w:type="pct"/>
+            <w:tcW w:w="1974" w:type="pct"/>
             <w:gridSpan w:val="2"/>
             <w:vAlign w:val="center"/>
           </w:tcPr>
@@ -2270,7 +2148,7 @@
         </w:tc>
         <w:tc>
           <w:tcPr>
-            <w:tcW w:w="490" w:type="pct"/>
+            <w:tcW w:w="491" w:type="pct"/>
             <w:vAlign w:val="center"/>
           </w:tcPr>
           <w:p>
@@ -2327,7 +2205,7 @@
         </w:trPr>
         <w:tc>
           <w:tcPr>
-            <w:tcW w:w="1975" w:type="pct"/>
+            <w:tcW w:w="1974" w:type="pct"/>
             <w:gridSpan w:val="2"/>
             <w:vAlign w:val="center"/>
           </w:tcPr>
@@ -2387,7 +2265,7 @@
         </w:tc>
         <w:tc>
           <w:tcPr>
-            <w:tcW w:w="490" w:type="pct"/>
+            <w:tcW w:w="491" w:type="pct"/>
             <w:vAlign w:val="center"/>
           </w:tcPr>
           <w:p>
@@ -2444,7 +2322,7 @@
         </w:trPr>
         <w:tc>
           <w:tcPr>
-            <w:tcW w:w="1975" w:type="pct"/>
+            <w:tcW w:w="1974" w:type="pct"/>
             <w:gridSpan w:val="2"/>
             <w:vAlign w:val="center"/>
           </w:tcPr>
@@ -2508,7 +2386,7 @@
         </w:tc>
         <w:tc>
           <w:tcPr>
-            <w:tcW w:w="490" w:type="pct"/>
+            <w:tcW w:w="491" w:type="pct"/>
             <w:vAlign w:val="center"/>
           </w:tcPr>
           <w:p>
@@ -2565,7 +2443,7 @@
         </w:trPr>
         <w:tc>
           <w:tcPr>
-            <w:tcW w:w="1975" w:type="pct"/>
+            <w:tcW w:w="1974" w:type="pct"/>
             <w:gridSpan w:val="2"/>
             <w:vAlign w:val="center"/>
           </w:tcPr>
@@ -2673,7 +2551,7 @@
         </w:tc>
         <w:tc>
           <w:tcPr>
-            <w:tcW w:w="490" w:type="pct"/>
+            <w:tcW w:w="491" w:type="pct"/>
             <w:vAlign w:val="center"/>
           </w:tcPr>
           <w:p>
@@ -2730,7 +2608,7 @@
         </w:trPr>
         <w:tc>
           <w:tcPr>
-            <w:tcW w:w="1975" w:type="pct"/>
+            <w:tcW w:w="1974" w:type="pct"/>
             <w:gridSpan w:val="2"/>
             <w:vAlign w:val="center"/>
           </w:tcPr>
@@ -2783,7 +2661,7 @@
         </w:tc>
         <w:tc>
           <w:tcPr>
-            <w:tcW w:w="490" w:type="pct"/>
+            <w:tcW w:w="491" w:type="pct"/>
             <w:vAlign w:val="center"/>
           </w:tcPr>
           <w:p>
@@ -2979,7 +2857,7 @@
         </w:trPr>
         <w:tc>
           <w:tcPr>
-            <w:tcW w:w="1648" w:type="pct"/>
+            <w:tcW w:w="1647" w:type="pct"/>
             <w:tcBorders>
               <w:left w:val="single" w:sz="8" w:space="0" w:color="auto"/>
             </w:tcBorders>
@@ -3006,7 +2884,7 @@
         </w:tc>
         <w:tc>
           <w:tcPr>
-            <w:tcW w:w="2260" w:type="pct"/>
+            <w:tcW w:w="2261" w:type="pct"/>
             <w:gridSpan w:val="5"/>
             <w:vAlign w:val="center"/>
           </w:tcPr>
@@ -3031,7 +2909,7 @@
         </w:tc>
         <w:tc>
           <w:tcPr>
-            <w:tcW w:w="1091" w:type="pct"/>
+            <w:tcW w:w="1092" w:type="pct"/>
             <w:gridSpan w:val="2"/>
             <w:tcBorders>
               <w:right w:val="single" w:sz="8" w:space="0" w:color="auto"/>
@@ -3074,7 +2952,7 @@
         </w:trPr>
         <w:tc>
           <w:tcPr>
-            <w:tcW w:w="1648" w:type="pct"/>
+            <w:tcW w:w="1647" w:type="pct"/>
             <w:tcBorders>
               <w:left w:val="single" w:sz="8" w:space="0" w:color="auto"/>
             </w:tcBorders>
@@ -3101,7 +2979,7 @@
         </w:tc>
         <w:tc>
           <w:tcPr>
-            <w:tcW w:w="2260" w:type="pct"/>
+            <w:tcW w:w="2261" w:type="pct"/>
             <w:gridSpan w:val="5"/>
             <w:vAlign w:val="center"/>
           </w:tcPr>
@@ -3126,7 +3004,7 @@
         </w:tc>
         <w:tc>
           <w:tcPr>
-            <w:tcW w:w="1091" w:type="pct"/>
+            <w:tcW w:w="1092" w:type="pct"/>
             <w:gridSpan w:val="2"/>
             <w:tcBorders>
               <w:right w:val="single" w:sz="8" w:space="0" w:color="auto"/>
@@ -3169,7 +3047,7 @@
         </w:trPr>
         <w:tc>
           <w:tcPr>
-            <w:tcW w:w="1648" w:type="pct"/>
+            <w:tcW w:w="1647" w:type="pct"/>
             <w:tcBorders>
               <w:left w:val="single" w:sz="8" w:space="0" w:color="auto"/>
             </w:tcBorders>
@@ -3212,7 +3090,7 @@
         </w:tc>
         <w:tc>
           <w:tcPr>
-            <w:tcW w:w="2260" w:type="pct"/>
+            <w:tcW w:w="2261" w:type="pct"/>
             <w:gridSpan w:val="5"/>
             <w:vAlign w:val="center"/>
           </w:tcPr>
@@ -3237,7 +3115,7 @@
         </w:tc>
         <w:tc>
           <w:tcPr>
-            <w:tcW w:w="1091" w:type="pct"/>
+            <w:tcW w:w="1092" w:type="pct"/>
             <w:gridSpan w:val="2"/>
             <w:tcBorders>
               <w:right w:val="single" w:sz="8" w:space="0" w:color="auto"/>
@@ -3280,7 +3158,7 @@
         </w:trPr>
         <w:tc>
           <w:tcPr>
-            <w:tcW w:w="1648" w:type="pct"/>
+            <w:tcW w:w="1647" w:type="pct"/>
             <w:tcBorders>
               <w:left w:val="single" w:sz="8" w:space="0" w:color="auto"/>
             </w:tcBorders>
@@ -3307,7 +3185,7 @@
         </w:tc>
         <w:tc>
           <w:tcPr>
-            <w:tcW w:w="2260" w:type="pct"/>
+            <w:tcW w:w="2261" w:type="pct"/>
             <w:gridSpan w:val="5"/>
             <w:vAlign w:val="center"/>
           </w:tcPr>
@@ -3332,7 +3210,7 @@
         </w:tc>
         <w:tc>
           <w:tcPr>
-            <w:tcW w:w="1091" w:type="pct"/>
+            <w:tcW w:w="1092" w:type="pct"/>
             <w:gridSpan w:val="2"/>
             <w:tcBorders>
               <w:right w:val="single" w:sz="8" w:space="0" w:color="auto"/>
@@ -3375,7 +3253,7 @@
         </w:trPr>
         <w:tc>
           <w:tcPr>
-            <w:tcW w:w="1648" w:type="pct"/>
+            <w:tcW w:w="1647" w:type="pct"/>
             <w:tcBorders>
               <w:left w:val="single" w:sz="8" w:space="0" w:color="auto"/>
             </w:tcBorders>
@@ -3402,7 +3280,7 @@
         </w:tc>
         <w:tc>
           <w:tcPr>
-            <w:tcW w:w="2260" w:type="pct"/>
+            <w:tcW w:w="2261" w:type="pct"/>
             <w:gridSpan w:val="5"/>
             <w:vAlign w:val="center"/>
           </w:tcPr>
@@ -3427,7 +3305,7 @@
         </w:tc>
         <w:tc>
           <w:tcPr>
-            <w:tcW w:w="1091" w:type="pct"/>
+            <w:tcW w:w="1092" w:type="pct"/>
             <w:gridSpan w:val="2"/>
             <w:tcBorders>
               <w:right w:val="single" w:sz="8" w:space="0" w:color="auto"/>
@@ -3470,7 +3348,7 @@
         </w:trPr>
         <w:tc>
           <w:tcPr>
-            <w:tcW w:w="1648" w:type="pct"/>
+            <w:tcW w:w="1647" w:type="pct"/>
             <w:tcBorders>
               <w:left w:val="single" w:sz="8" w:space="0" w:color="auto"/>
               <w:bottom w:val="single" w:sz="8" w:space="0" w:color="auto"/>
@@ -3498,7 +3376,7 @@
         </w:tc>
         <w:tc>
           <w:tcPr>
-            <w:tcW w:w="2260" w:type="pct"/>
+            <w:tcW w:w="2261" w:type="pct"/>
             <w:gridSpan w:val="5"/>
             <w:tcBorders>
               <w:bottom w:val="single" w:sz="8" w:space="0" w:color="auto"/>
@@ -3526,7 +3404,7 @@
         </w:tc>
         <w:tc>
           <w:tcPr>
-            <w:tcW w:w="1091" w:type="pct"/>
+            <w:tcW w:w="1092" w:type="pct"/>
             <w:gridSpan w:val="2"/>
             <w:tcBorders>
               <w:bottom w:val="single" w:sz="8" w:space="0" w:color="auto"/>
@@ -3543,7 +3421,6 @@
                 <w:szCs w:val="20"/>
               </w:rPr>
             </w:pPr>
-            <w:proofErr w:type="gramStart"/>
             <w:r>
               <w:rPr>
                 <w:rFonts w:ascii="Arial Nova" w:hAnsi="Arial Nova" w:cs="Tahoma"/>
@@ -3551,23 +3428,6 @@
                 <w:szCs w:val="20"/>
               </w:rPr>
               <w:t>Failed</w:t>
-            </w:r>
-            <w:r>
-              <w:rPr>
-                <w:rFonts w:ascii="Arial Nova" w:hAnsi="Arial Nova" w:cs="Tahoma"/>
-                <w:sz w:val="16"/>
-                <w:szCs w:val="20"/>
-              </w:rPr>
-              <w:t>{/</w:t>
-            </w:r>
-            <w:proofErr w:type="gramEnd"/>
-            <w:r>
-              <w:rPr>
-                <w:rFonts w:ascii="Arial Nova" w:hAnsi="Arial Nova" w:cs="Tahoma"/>
-                <w:sz w:val="16"/>
-                <w:szCs w:val="20"/>
-              </w:rPr>
-              <w:t>students}</w:t>
             </w:r>
           </w:p>
         </w:tc>
@@ -3588,12 +3448,28 @@
       <w:r>
         <w:rPr>
           <w:rFonts w:ascii="Arial Nova" w:hAnsi="Arial Nova" w:cs="Tahoma"/>
+          <w:sz w:val="16"/>
+          <w:szCs w:val="20"/>
+        </w:rPr>
+        <w:lastRenderedPageBreak/>
+        <w:t>{</w:t>
+      </w:r>
+      <w:r>
+        <w:rPr>
+          <w:rFonts w:ascii="Arial Nova" w:hAnsi="Arial Nova" w:cs="Tahoma"/>
+          <w:sz w:val="16"/>
+          <w:szCs w:val="20"/>
+        </w:rPr>
+        <w:t>/students}</w:t>
+      </w:r>
+      <w:r>
+        <w:rPr>
+          <w:rFonts w:ascii="Arial Nova" w:hAnsi="Arial Nova" w:cs="Tahoma"/>
           <w:b/>
           <w:bCs/>
           <w:iCs/>
           <w:sz w:val="18"/>
         </w:rPr>
-        <w:lastRenderedPageBreak/>
         <w:t>ATTENDANCE RECORD</w:t>
       </w:r>
     </w:p>
@@ -5188,7 +5064,6 @@
         </w:rPr>
         <w:t xml:space="preserve">for the </w:t>
       </w:r>
-      <w:proofErr w:type="gramStart"/>
       <w:r>
         <w:rPr>
           <w:rFonts w:ascii="Arial Nova" w:hAnsi="Arial Nova" w:cs="Tahoma"/>
@@ -5211,16 +5086,7 @@
           <w:sz w:val="18"/>
           <w:szCs w:val="18"/>
         </w:rPr>
-        <w:t>level</w:t>
-      </w:r>
-      <w:proofErr w:type="gramEnd"/>
-      <w:r>
-        <w:rPr>
-          <w:rFonts w:ascii="Arial Nova" w:hAnsi="Arial Nova" w:cs="Tahoma"/>
-          <w:sz w:val="18"/>
-          <w:szCs w:val="18"/>
-        </w:rPr>
-        <w:t xml:space="preserve"> </w:t>
+        <w:t xml:space="preserve">level </w:t>
       </w:r>
       <w:r>
         <w:rPr>
@@ -5445,25 +5311,7 @@
                 <w:b/>
                 <w:sz w:val="20"/>
               </w:rPr>
-              <w:t>{</w:t>
-            </w:r>
-            <w:proofErr w:type="spellStart"/>
-            <w:r>
-              <w:rPr>
-                <w:rFonts w:ascii="Arial Nova" w:hAnsi="Arial Nova" w:cs="Tahoma"/>
-                <w:b/>
-                <w:sz w:val="20"/>
-              </w:rPr>
-              <w:t>schoolHead</w:t>
-            </w:r>
-            <w:proofErr w:type="spellEnd"/>
-            <w:r>
-              <w:rPr>
-                <w:rFonts w:ascii="Arial Nova" w:hAnsi="Arial Nova" w:cs="Tahoma"/>
-                <w:b/>
-                <w:sz w:val="20"/>
-              </w:rPr>
-              <w:t>}</w:t>
+              <w:t>{schoolHead}</w:t>
             </w:r>
           </w:p>
         </w:tc>
@@ -5546,27 +5394,7 @@
                 <w:sz w:val="18"/>
                 <w:szCs w:val="20"/>
               </w:rPr>
-              <w:t>{</w:t>
-            </w:r>
-            <w:proofErr w:type="spellStart"/>
-            <w:r>
-              <w:rPr>
-                <w:rFonts w:ascii="Arial Nova" w:hAnsi="Arial Nova" w:cs="Tahoma"/>
-                <w:bCs/>
-                <w:sz w:val="18"/>
-                <w:szCs w:val="20"/>
-              </w:rPr>
-              <w:t>schoolHeadDesignation</w:t>
-            </w:r>
-            <w:proofErr w:type="spellEnd"/>
-            <w:r>
-              <w:rPr>
-                <w:rFonts w:ascii="Arial Nova" w:hAnsi="Arial Nova" w:cs="Tahoma"/>
-                <w:bCs/>
-                <w:sz w:val="18"/>
-                <w:szCs w:val="20"/>
-              </w:rPr>
-              <w:t>}</w:t>
+              <w:t>{schoolHeadDesignation}</w:t>
             </w:r>
           </w:p>
         </w:tc>
@@ -6649,16 +6477,6 @@
 </file>
 
 <file path=customXml/item1.xml><?xml version="1.0" encoding="utf-8"?>
-<p:properties xmlns:p="http://schemas.microsoft.com/office/2006/metadata/properties" xmlns:xsi="http://www.w3.org/2001/XMLSchema-instance" xmlns:pc="http://schemas.microsoft.com/office/infopath/2007/PartnerControls">
-  <documentManagement/>
-</p:properties>
-</file>
-
-<file path=customXml/item2.xml><?xml version="1.0" encoding="utf-8"?>
-<b:Sources xmlns:b="http://schemas.openxmlformats.org/officeDocument/2006/bibliography" xmlns="http://schemas.openxmlformats.org/officeDocument/2006/bibliography" SelectedStyle="\APASixthEditionOfficeOnline.xsl" StyleName="APA" Version="6"/>
-</file>
-
-<file path=customXml/item3.xml><?xml version="1.0" encoding="utf-8"?>
 <ct:contentTypeSchema xmlns:ct="http://schemas.microsoft.com/office/2006/metadata/contentType" xmlns:ma="http://schemas.microsoft.com/office/2006/metadata/properties/metaAttributes" ct:_="" ma:_="" ma:contentTypeName="Document" ma:contentTypeID="0x01010019B181300F721B4D9F3B95A3EE15143C" ma:contentTypeVersion="10" ma:contentTypeDescription="Create a new document." ma:contentTypeScope="" ma:versionID="bf2ca1b3bc24449cdd1a669432d4bb9e">
   <xsd:schema xmlns:xsd="http://www.w3.org/2001/XMLSchema" xmlns:xs="http://www.w3.org/2001/XMLSchema" xmlns:p="http://schemas.microsoft.com/office/2006/metadata/properties" xmlns:ns3="541f9672-3e94-4c26-a847-81d4d159bfa1" targetNamespace="http://schemas.microsoft.com/office/2006/metadata/properties" ma:root="true" ma:fieldsID="14a7babb77b443892259070c9ba030eb" ns3:_="">
     <xsd:import namespace="541f9672-3e94-4c26-a847-81d4d159bfa1"/>
@@ -6842,6 +6660,16 @@
 </ct:contentTypeSchema>
 </file>
 
+<file path=customXml/item2.xml><?xml version="1.0" encoding="utf-8"?>
+<b:Sources xmlns:b="http://schemas.openxmlformats.org/officeDocument/2006/bibliography" xmlns="http://schemas.openxmlformats.org/officeDocument/2006/bibliography" SelectedStyle="\APASixthEditionOfficeOnline.xsl" StyleName="APA" Version="6"/>
+</file>
+
+<file path=customXml/item3.xml><?xml version="1.0" encoding="utf-8"?>
+<p:properties xmlns:p="http://schemas.microsoft.com/office/2006/metadata/properties" xmlns:xsi="http://www.w3.org/2001/XMLSchema-instance" xmlns:pc="http://schemas.microsoft.com/office/infopath/2007/PartnerControls">
+  <documentManagement/>
+</p:properties>
+</file>
+
 <file path=customXml/item4.xml><?xml version="1.0" encoding="utf-8"?>
 <?mso-contentType ?>
 <FormTemplates xmlns="http://schemas.microsoft.com/sharepoint/v3/contenttype/forms">
@@ -6852,23 +6680,6 @@
 </file>
 
 <file path=customXml/itemProps1.xml><?xml version="1.0" encoding="utf-8"?>
-<ds:datastoreItem xmlns:ds="http://schemas.openxmlformats.org/officeDocument/2006/customXml" ds:itemID="{672FB7B5-DBC2-43DE-98D9-E1693A2B312F}">
-  <ds:schemaRefs>
-    <ds:schemaRef ds:uri="http://schemas.microsoft.com/office/2006/metadata/properties"/>
-    <ds:schemaRef ds:uri="http://schemas.microsoft.com/office/infopath/2007/PartnerControls"/>
-  </ds:schemaRefs>
-</ds:datastoreItem>
-</file>
-
-<file path=customXml/itemProps2.xml><?xml version="1.0" encoding="utf-8"?>
-<ds:datastoreItem xmlns:ds="http://schemas.openxmlformats.org/officeDocument/2006/customXml" ds:itemID="{79EDFC7F-E73A-4641-AB05-0EAF77FB85CB}">
-  <ds:schemaRefs>
-    <ds:schemaRef ds:uri="http://schemas.openxmlformats.org/officeDocument/2006/bibliography"/>
-  </ds:schemaRefs>
-</ds:datastoreItem>
-</file>
-
-<file path=customXml/itemProps3.xml><?xml version="1.0" encoding="utf-8"?>
 <ds:datastoreItem xmlns:ds="http://schemas.openxmlformats.org/officeDocument/2006/customXml" ds:itemID="{1934D20A-BA2A-4311-8449-030457D80377}">
   <ds:schemaRefs>
     <ds:schemaRef ds:uri="http://schemas.microsoft.com/office/2006/metadata/contentType"/>
@@ -6886,6 +6697,23 @@
 </ds:datastoreItem>
 </file>
 
+<file path=customXml/itemProps2.xml><?xml version="1.0" encoding="utf-8"?>
+<ds:datastoreItem xmlns:ds="http://schemas.openxmlformats.org/officeDocument/2006/customXml" ds:itemID="{79EDFC7F-E73A-4641-AB05-0EAF77FB85CB}">
+  <ds:schemaRefs>
+    <ds:schemaRef ds:uri="http://schemas.openxmlformats.org/officeDocument/2006/bibliography"/>
+  </ds:schemaRefs>
+</ds:datastoreItem>
+</file>
+
+<file path=customXml/itemProps3.xml><?xml version="1.0" encoding="utf-8"?>
+<ds:datastoreItem xmlns:ds="http://schemas.openxmlformats.org/officeDocument/2006/customXml" ds:itemID="{672FB7B5-DBC2-43DE-98D9-E1693A2B312F}">
+  <ds:schemaRefs>
+    <ds:schemaRef ds:uri="http://schemas.microsoft.com/office/2006/metadata/properties"/>
+    <ds:schemaRef ds:uri="http://schemas.microsoft.com/office/infopath/2007/PartnerControls"/>
+  </ds:schemaRefs>
+</ds:datastoreItem>
+</file>
+
 <file path=customXml/itemProps4.xml><?xml version="1.0" encoding="utf-8"?>
 <ds:datastoreItem xmlns:ds="http://schemas.openxmlformats.org/officeDocument/2006/customXml" ds:itemID="{9E607EEA-1579-4534-A211-223D35B43271}">
   <ds:schemaRefs>

--- a/Grade Five - 5.5x8.5.docx
+++ b/Grade Five - 5.5x8.5.docx
@@ -179,6 +179,7 @@
         </w:rPr>
         <w:t>{#</w:t>
       </w:r>
+      <w:proofErr w:type="gramStart"/>
       <w:r>
         <w:rPr>
           <w:rFonts w:ascii="Tahoma" w:hAnsi="Tahoma" w:cs="Tahoma"/>
@@ -194,6 +195,7 @@
         </w:rPr>
         <w:t>Republic</w:t>
       </w:r>
+      <w:proofErr w:type="gramEnd"/>
       <w:r>
         <w:rPr>
           <w:rFonts w:ascii="Old English Text MT" w:hAnsi="Old English Text MT" w:cs="Tahoma"/>
@@ -369,8 +371,9 @@
           <w:sz w:val="16"/>
           <w:szCs w:val="16"/>
         </w:rPr>
-        <w:t xml:space="preserve">School ID: </w:t>
-      </w:r>
+        <w:t xml:space="preserve">School </w:t>
+      </w:r>
+      <w:proofErr w:type="gramStart"/>
       <w:r>
         <w:rPr>
           <w:rFonts w:ascii="Arial Nova" w:hAnsi="Arial Nova" w:cs="Tahoma"/>
@@ -378,7 +381,37 @@
           <w:sz w:val="16"/>
           <w:szCs w:val="16"/>
         </w:rPr>
-        <w:t>{schoolId}</w:t>
+        <w:t xml:space="preserve">ID: </w:t>
+      </w:r>
+      <w:r>
+        <w:rPr>
+          <w:rFonts w:ascii="Arial Nova" w:hAnsi="Arial Nova" w:cs="Tahoma"/>
+          <w:bCs/>
+          <w:sz w:val="16"/>
+          <w:szCs w:val="16"/>
+        </w:rPr>
+        <w:t>{</w:t>
+      </w:r>
+      <w:proofErr w:type="spellStart"/>
+      <w:proofErr w:type="gramEnd"/>
+      <w:r>
+        <w:rPr>
+          <w:rFonts w:ascii="Arial Nova" w:hAnsi="Arial Nova" w:cs="Tahoma"/>
+          <w:bCs/>
+          <w:sz w:val="16"/>
+          <w:szCs w:val="16"/>
+        </w:rPr>
+        <w:t>schoolId</w:t>
+      </w:r>
+      <w:proofErr w:type="spellEnd"/>
+      <w:r>
+        <w:rPr>
+          <w:rFonts w:ascii="Arial Nova" w:hAnsi="Arial Nova" w:cs="Tahoma"/>
+          <w:bCs/>
+          <w:sz w:val="16"/>
+          <w:szCs w:val="16"/>
+        </w:rPr>
+        <w:t>}</w:t>
       </w:r>
     </w:p>
     <w:p>
@@ -482,7 +515,29 @@
           <w:sz w:val="16"/>
           <w:szCs w:val="16"/>
         </w:rPr>
-        <w:t>{schoolYear}</w:t>
+        <w:t>{</w:t>
+      </w:r>
+      <w:proofErr w:type="spellStart"/>
+      <w:r>
+        <w:rPr>
+          <w:rFonts w:ascii="Arial Nova" w:hAnsi="Arial Nova" w:cs="Tahoma"/>
+          <w:b/>
+          <w:bCs/>
+          <w:sz w:val="16"/>
+          <w:szCs w:val="16"/>
+        </w:rPr>
+        <w:t>schoolYear</w:t>
+      </w:r>
+      <w:proofErr w:type="spellEnd"/>
+      <w:r>
+        <w:rPr>
+          <w:rFonts w:ascii="Arial Nova" w:hAnsi="Arial Nova" w:cs="Tahoma"/>
+          <w:b/>
+          <w:bCs/>
+          <w:sz w:val="16"/>
+          <w:szCs w:val="16"/>
+        </w:rPr>
+        <w:t>}</w:t>
       </w:r>
     </w:p>
     <w:p>
@@ -833,7 +888,23 @@
                 <w:rFonts w:ascii="Bernard MT Condensed" w:hAnsi="Bernard MT Condensed" w:cs="Tahoma"/>
                 <w:bCs/>
               </w:rPr>
-              <w:t>{gradeLevel}</w:t>
+              <w:t>{</w:t>
+            </w:r>
+            <w:proofErr w:type="spellStart"/>
+            <w:r>
+              <w:rPr>
+                <w:rFonts w:ascii="Bernard MT Condensed" w:hAnsi="Bernard MT Condensed" w:cs="Tahoma"/>
+                <w:bCs/>
+              </w:rPr>
+              <w:t>gradeLevel</w:t>
+            </w:r>
+            <w:proofErr w:type="spellEnd"/>
+            <w:r>
+              <w:rPr>
+                <w:rFonts w:ascii="Bernard MT Condensed" w:hAnsi="Bernard MT Condensed" w:cs="Tahoma"/>
+                <w:bCs/>
+              </w:rPr>
+              <w:t>}</w:t>
             </w:r>
           </w:p>
         </w:tc>
@@ -984,7 +1055,27 @@
           <w:sz w:val="20"/>
           <w:szCs w:val="24"/>
         </w:rPr>
-        <w:t>This Performance Report shows the ability and progress your child has made</w:t>
+        <w:t xml:space="preserve">This Performance Report shows the ability and </w:t>
+      </w:r>
+      <w:proofErr w:type="gramStart"/>
+      <w:r>
+        <w:rPr>
+          <w:rFonts w:ascii="Arial Nova" w:hAnsi="Arial Nova" w:cs="Tahoma"/>
+          <w:iCs/>
+          <w:sz w:val="20"/>
+          <w:szCs w:val="24"/>
+        </w:rPr>
+        <w:t>progress</w:t>
+      </w:r>
+      <w:proofErr w:type="gramEnd"/>
+      <w:r>
+        <w:rPr>
+          <w:rFonts w:ascii="Arial Nova" w:hAnsi="Arial Nova" w:cs="Tahoma"/>
+          <w:iCs/>
+          <w:sz w:val="20"/>
+          <w:szCs w:val="24"/>
+        </w:rPr>
+        <w:t xml:space="preserve"> your child has made</w:t>
       </w:r>
       <w:r>
         <w:rPr>
@@ -1867,14 +1958,45 @@
                 <w:szCs w:val="18"/>
               </w:rPr>
             </w:pPr>
-            <w:r>
-              <w:rPr>
-                <w:rFonts w:ascii="Arial Nova" w:hAnsi="Arial Nova" w:cs="Tahoma"/>
-                <w:bCs/>
-                <w:sz w:val="18"/>
-                <w:szCs w:val="18"/>
-              </w:rPr>
-              <w:t>Araling Panlipunan (AP)</w:t>
+            <w:proofErr w:type="spellStart"/>
+            <w:r>
+              <w:rPr>
+                <w:rFonts w:ascii="Arial Nova" w:hAnsi="Arial Nova" w:cs="Tahoma"/>
+                <w:bCs/>
+                <w:sz w:val="18"/>
+                <w:szCs w:val="18"/>
+              </w:rPr>
+              <w:t>Araling</w:t>
+            </w:r>
+            <w:proofErr w:type="spellEnd"/>
+            <w:r>
+              <w:rPr>
+                <w:rFonts w:ascii="Arial Nova" w:hAnsi="Arial Nova" w:cs="Tahoma"/>
+                <w:bCs/>
+                <w:sz w:val="18"/>
+                <w:szCs w:val="18"/>
+              </w:rPr>
+              <w:t xml:space="preserve"> </w:t>
+            </w:r>
+            <w:proofErr w:type="spellStart"/>
+            <w:r>
+              <w:rPr>
+                <w:rFonts w:ascii="Arial Nova" w:hAnsi="Arial Nova" w:cs="Tahoma"/>
+                <w:bCs/>
+                <w:sz w:val="18"/>
+                <w:szCs w:val="18"/>
+              </w:rPr>
+              <w:t>Panlipunan</w:t>
+            </w:r>
+            <w:proofErr w:type="spellEnd"/>
+            <w:r>
+              <w:rPr>
+                <w:rFonts w:ascii="Arial Nova" w:hAnsi="Arial Nova" w:cs="Tahoma"/>
+                <w:bCs/>
+                <w:sz w:val="18"/>
+                <w:szCs w:val="18"/>
+              </w:rPr>
+              <w:t xml:space="preserve"> (AP)</w:t>
             </w:r>
           </w:p>
         </w:tc>
@@ -3439,45 +3561,22 @@
         <w:jc w:val="center"/>
         <w:rPr>
           <w:rFonts w:ascii="Arial Nova" w:hAnsi="Arial Nova" w:cs="Tahoma"/>
-          <w:b/>
-          <w:bCs/>
-          <w:iCs/>
-          <w:sz w:val="18"/>
+          <w:sz w:val="12"/>
+          <w:szCs w:val="16"/>
         </w:rPr>
       </w:pPr>
       <w:r>
         <w:rPr>
           <w:rFonts w:ascii="Arial Nova" w:hAnsi="Arial Nova" w:cs="Tahoma"/>
-          <w:sz w:val="16"/>
-          <w:szCs w:val="20"/>
+          <w:sz w:val="12"/>
+          <w:szCs w:val="16"/>
         </w:rPr>
         <w:lastRenderedPageBreak/>
-        <w:t>{</w:t>
-      </w:r>
-      <w:r>
-        <w:rPr>
-          <w:rFonts w:ascii="Arial Nova" w:hAnsi="Arial Nova" w:cs="Tahoma"/>
-          <w:sz w:val="16"/>
-          <w:szCs w:val="20"/>
-        </w:rPr>
-        <w:t>/students}</w:t>
-      </w:r>
-      <w:r>
-        <w:rPr>
-          <w:rFonts w:ascii="Arial Nova" w:hAnsi="Arial Nova" w:cs="Tahoma"/>
-          <w:b/>
-          <w:bCs/>
-          <w:iCs/>
-          <w:sz w:val="18"/>
-        </w:rPr>
-        <w:t>ATTENDANCE RECORD</w:t>
+        <w:t>{/students}</w:t>
       </w:r>
     </w:p>
     <w:p>
       <w:pPr>
-        <w:tabs>
-          <w:tab w:val="left" w:pos="360"/>
-        </w:tabs>
         <w:spacing w:after="0"/>
         <w:jc w:val="center"/>
         <w:rPr>
@@ -3489,6 +3588,16 @@
           <w:szCs w:val="10"/>
         </w:rPr>
       </w:pPr>
+      <w:r>
+        <w:rPr>
+          <w:rFonts w:ascii="Arial Nova" w:hAnsi="Arial Nova" w:cs="Tahoma"/>
+          <w:b/>
+          <w:bCs/>
+          <w:iCs/>
+          <w:sz w:val="18"/>
+        </w:rPr>
+        <w:t>ATTENDANCE RECORD</w:t>
+      </w:r>
     </w:p>
     <w:tbl>
       <w:tblPr>
@@ -4588,7 +4697,8 @@
           <w:b/>
           <w:bCs/>
           <w:iCs/>
-          <w:sz w:val="18"/>
+          <w:sz w:val="6"/>
+          <w:szCs w:val="10"/>
         </w:rPr>
       </w:pPr>
       <w:r>
@@ -4601,23 +4711,6 @@
         </w:rPr>
         <w:t>TEACHER’S COMMENTS/REMARKS</w:t>
       </w:r>
-    </w:p>
-    <w:p>
-      <w:pPr>
-        <w:tabs>
-          <w:tab w:val="left" w:pos="360"/>
-        </w:tabs>
-        <w:spacing w:after="0"/>
-        <w:jc w:val="center"/>
-        <w:rPr>
-          <w:rFonts w:ascii="Arial Nova" w:hAnsi="Arial Nova" w:cs="Tahoma"/>
-          <w:b/>
-          <w:bCs/>
-          <w:iCs/>
-          <w:sz w:val="6"/>
-          <w:szCs w:val="10"/>
-        </w:rPr>
-      </w:pPr>
     </w:p>
     <w:tbl>
       <w:tblPr>
@@ -5064,6 +5157,7 @@
         </w:rPr>
         <w:t xml:space="preserve">for the </w:t>
       </w:r>
+      <w:proofErr w:type="gramStart"/>
       <w:r>
         <w:rPr>
           <w:rFonts w:ascii="Arial Nova" w:hAnsi="Arial Nova" w:cs="Tahoma"/>
@@ -5086,7 +5180,16 @@
           <w:sz w:val="18"/>
           <w:szCs w:val="18"/>
         </w:rPr>
-        <w:t xml:space="preserve">level </w:t>
+        <w:t>level</w:t>
+      </w:r>
+      <w:proofErr w:type="gramEnd"/>
+      <w:r>
+        <w:rPr>
+          <w:rFonts w:ascii="Arial Nova" w:hAnsi="Arial Nova" w:cs="Tahoma"/>
+          <w:sz w:val="18"/>
+          <w:szCs w:val="18"/>
+        </w:rPr>
+        <w:t xml:space="preserve"> </w:t>
       </w:r>
       <w:r>
         <w:rPr>
@@ -5187,8 +5290,8 @@
         <w:jc w:val="both"/>
         <w:rPr>
           <w:rFonts w:ascii="Arial Nova" w:hAnsi="Arial Nova" w:cs="Tahoma"/>
-          <w:sz w:val="18"/>
-          <w:szCs w:val="18"/>
+          <w:sz w:val="12"/>
+          <w:szCs w:val="12"/>
         </w:rPr>
       </w:pPr>
     </w:p>
@@ -5311,7 +5414,25 @@
                 <w:b/>
                 <w:sz w:val="20"/>
               </w:rPr>
-              <w:t>{schoolHead}</w:t>
+              <w:t>{</w:t>
+            </w:r>
+            <w:proofErr w:type="spellStart"/>
+            <w:r>
+              <w:rPr>
+                <w:rFonts w:ascii="Arial Nova" w:hAnsi="Arial Nova" w:cs="Tahoma"/>
+                <w:b/>
+                <w:sz w:val="20"/>
+              </w:rPr>
+              <w:t>schoolHead</w:t>
+            </w:r>
+            <w:proofErr w:type="spellEnd"/>
+            <w:r>
+              <w:rPr>
+                <w:rFonts w:ascii="Arial Nova" w:hAnsi="Arial Nova" w:cs="Tahoma"/>
+                <w:b/>
+                <w:sz w:val="20"/>
+              </w:rPr>
+              <w:t>}</w:t>
             </w:r>
           </w:p>
         </w:tc>
@@ -5394,7 +5515,27 @@
                 <w:sz w:val="18"/>
                 <w:szCs w:val="20"/>
               </w:rPr>
-              <w:t>{schoolHeadDesignation}</w:t>
+              <w:t>{</w:t>
+            </w:r>
+            <w:proofErr w:type="spellStart"/>
+            <w:r>
+              <w:rPr>
+                <w:rFonts w:ascii="Arial Nova" w:hAnsi="Arial Nova" w:cs="Tahoma"/>
+                <w:bCs/>
+                <w:sz w:val="18"/>
+                <w:szCs w:val="20"/>
+              </w:rPr>
+              <w:t>schoolHeadDesignation</w:t>
+            </w:r>
+            <w:proofErr w:type="spellEnd"/>
+            <w:r>
+              <w:rPr>
+                <w:rFonts w:ascii="Arial Nova" w:hAnsi="Arial Nova" w:cs="Tahoma"/>
+                <w:bCs/>
+                <w:sz w:val="18"/>
+                <w:szCs w:val="20"/>
+              </w:rPr>
+              <w:t>}</w:t>
             </w:r>
           </w:p>
         </w:tc>
@@ -6477,6 +6618,16 @@
 </file>
 
 <file path=customXml/item1.xml><?xml version="1.0" encoding="utf-8"?>
+<p:properties xmlns:p="http://schemas.microsoft.com/office/2006/metadata/properties" xmlns:xsi="http://www.w3.org/2001/XMLSchema-instance" xmlns:pc="http://schemas.microsoft.com/office/infopath/2007/PartnerControls">
+  <documentManagement/>
+</p:properties>
+</file>
+
+<file path=customXml/item2.xml><?xml version="1.0" encoding="utf-8"?>
+<b:Sources xmlns:b="http://schemas.openxmlformats.org/officeDocument/2006/bibliography" xmlns="http://schemas.openxmlformats.org/officeDocument/2006/bibliography" SelectedStyle="\APASixthEditionOfficeOnline.xsl" StyleName="APA" Version="6"/>
+</file>
+
+<file path=customXml/item3.xml><?xml version="1.0" encoding="utf-8"?>
 <ct:contentTypeSchema xmlns:ct="http://schemas.microsoft.com/office/2006/metadata/contentType" xmlns:ma="http://schemas.microsoft.com/office/2006/metadata/properties/metaAttributes" ct:_="" ma:_="" ma:contentTypeName="Document" ma:contentTypeID="0x01010019B181300F721B4D9F3B95A3EE15143C" ma:contentTypeVersion="10" ma:contentTypeDescription="Create a new document." ma:contentTypeScope="" ma:versionID="bf2ca1b3bc24449cdd1a669432d4bb9e">
   <xsd:schema xmlns:xsd="http://www.w3.org/2001/XMLSchema" xmlns:xs="http://www.w3.org/2001/XMLSchema" xmlns:p="http://schemas.microsoft.com/office/2006/metadata/properties" xmlns:ns3="541f9672-3e94-4c26-a847-81d4d159bfa1" targetNamespace="http://schemas.microsoft.com/office/2006/metadata/properties" ma:root="true" ma:fieldsID="14a7babb77b443892259070c9ba030eb" ns3:_="">
     <xsd:import namespace="541f9672-3e94-4c26-a847-81d4d159bfa1"/>
@@ -6660,16 +6811,6 @@
 </ct:contentTypeSchema>
 </file>
 
-<file path=customXml/item2.xml><?xml version="1.0" encoding="utf-8"?>
-<b:Sources xmlns:b="http://schemas.openxmlformats.org/officeDocument/2006/bibliography" xmlns="http://schemas.openxmlformats.org/officeDocument/2006/bibliography" SelectedStyle="\APASixthEditionOfficeOnline.xsl" StyleName="APA" Version="6"/>
-</file>
-
-<file path=customXml/item3.xml><?xml version="1.0" encoding="utf-8"?>
-<p:properties xmlns:p="http://schemas.microsoft.com/office/2006/metadata/properties" xmlns:xsi="http://www.w3.org/2001/XMLSchema-instance" xmlns:pc="http://schemas.microsoft.com/office/infopath/2007/PartnerControls">
-  <documentManagement/>
-</p:properties>
-</file>
-
 <file path=customXml/item4.xml><?xml version="1.0" encoding="utf-8"?>
 <?mso-contentType ?>
 <FormTemplates xmlns="http://schemas.microsoft.com/sharepoint/v3/contenttype/forms">
@@ -6680,6 +6821,23 @@
 </file>
 
 <file path=customXml/itemProps1.xml><?xml version="1.0" encoding="utf-8"?>
+<ds:datastoreItem xmlns:ds="http://schemas.openxmlformats.org/officeDocument/2006/customXml" ds:itemID="{672FB7B5-DBC2-43DE-98D9-E1693A2B312F}">
+  <ds:schemaRefs>
+    <ds:schemaRef ds:uri="http://schemas.microsoft.com/office/2006/metadata/properties"/>
+    <ds:schemaRef ds:uri="http://schemas.microsoft.com/office/infopath/2007/PartnerControls"/>
+  </ds:schemaRefs>
+</ds:datastoreItem>
+</file>
+
+<file path=customXml/itemProps2.xml><?xml version="1.0" encoding="utf-8"?>
+<ds:datastoreItem xmlns:ds="http://schemas.openxmlformats.org/officeDocument/2006/customXml" ds:itemID="{79EDFC7F-E73A-4641-AB05-0EAF77FB85CB}">
+  <ds:schemaRefs>
+    <ds:schemaRef ds:uri="http://schemas.openxmlformats.org/officeDocument/2006/bibliography"/>
+  </ds:schemaRefs>
+</ds:datastoreItem>
+</file>
+
+<file path=customXml/itemProps3.xml><?xml version="1.0" encoding="utf-8"?>
 <ds:datastoreItem xmlns:ds="http://schemas.openxmlformats.org/officeDocument/2006/customXml" ds:itemID="{1934D20A-BA2A-4311-8449-030457D80377}">
   <ds:schemaRefs>
     <ds:schemaRef ds:uri="http://schemas.microsoft.com/office/2006/metadata/contentType"/>
@@ -6697,23 +6855,6 @@
 </ds:datastoreItem>
 </file>
 
-<file path=customXml/itemProps2.xml><?xml version="1.0" encoding="utf-8"?>
-<ds:datastoreItem xmlns:ds="http://schemas.openxmlformats.org/officeDocument/2006/customXml" ds:itemID="{79EDFC7F-E73A-4641-AB05-0EAF77FB85CB}">
-  <ds:schemaRefs>
-    <ds:schemaRef ds:uri="http://schemas.openxmlformats.org/officeDocument/2006/bibliography"/>
-  </ds:schemaRefs>
-</ds:datastoreItem>
-</file>
-
-<file path=customXml/itemProps3.xml><?xml version="1.0" encoding="utf-8"?>
-<ds:datastoreItem xmlns:ds="http://schemas.openxmlformats.org/officeDocument/2006/customXml" ds:itemID="{672FB7B5-DBC2-43DE-98D9-E1693A2B312F}">
-  <ds:schemaRefs>
-    <ds:schemaRef ds:uri="http://schemas.microsoft.com/office/2006/metadata/properties"/>
-    <ds:schemaRef ds:uri="http://schemas.microsoft.com/office/infopath/2007/PartnerControls"/>
-  </ds:schemaRefs>
-</ds:datastoreItem>
-</file>
-
 <file path=customXml/itemProps4.xml><?xml version="1.0" encoding="utf-8"?>
 <ds:datastoreItem xmlns:ds="http://schemas.openxmlformats.org/officeDocument/2006/customXml" ds:itemID="{9E607EEA-1579-4534-A211-223D35B43271}">
   <ds:schemaRefs>

--- a/Grade Five - 5.5x8.5.docx
+++ b/Grade Five - 5.5x8.5.docx
@@ -3,6 +3,9 @@
 <w:document xmlns:wpc="http://schemas.microsoft.com/office/word/2010/wordprocessingCanvas" xmlns:cx="http://schemas.microsoft.com/office/drawing/2014/chartex" xmlns:cx1="http://schemas.microsoft.com/office/drawing/2015/9/8/chartex" xmlns:cx2="http://schemas.microsoft.com/office/drawing/2015/10/21/chartex" xmlns:cx3="http://schemas.microsoft.com/office/drawing/2016/5/9/chartex" xmlns:cx4="http://schemas.microsoft.com/office/drawing/2016/5/10/chartex" xmlns:cx5="http://schemas.microsoft.com/office/drawing/2016/5/11/chartex" xmlns:cx6="http://schemas.microsoft.com/office/drawing/2016/5/12/chartex" xmlns:cx7="http://schemas.microsoft.com/office/drawing/2016/5/13/chartex" xmlns:cx8="http://schemas.microsoft.com/office/drawing/2016/5/14/chartex" xmlns:mc="http://schemas.openxmlformats.org/markup-compatibility/2006" xmlns:aink="http://schemas.microsoft.com/office/drawing/2016/ink" xmlns:am3d="http://schemas.microsoft.com/office/drawing/2017/model3d" xmlns:o="urn:schemas-microsoft-com:office:office" xmlns:oel="http://schemas.microsoft.com/office/2019/extlst" xmlns:r="http://schemas.openxmlformats.org/officeDocument/2006/relationships" xmlns:m="http://schemas.openxmlformats.org/officeDocument/2006/math" xmlns:v="urn:schemas-microsoft-com:vml" xmlns:wp14="http://schemas.microsoft.com/office/word/2010/wordprocessingDrawing" xmlns:wp="http://schemas.openxmlformats.org/drawingml/2006/wordprocessingDrawing" xmlns:w10="urn:schemas-microsoft-com:office:word" xmlns:w="http://schemas.openxmlformats.org/wordprocessingml/2006/main" xmlns:w14="http://schemas.microsoft.com/office/word/2010/wordml" xmlns:w15="http://schemas.microsoft.com/office/word/2012/wordml" xmlns:w16cex="http://schemas.microsoft.com/office/word/2018/wordml/cex" xmlns:w16cid="http://schemas.microsoft.com/office/word/2016/wordml/cid" xmlns:w16="http://schemas.microsoft.com/office/word/2018/wordml" xmlns:w16du="http://schemas.microsoft.com/office/word/2023/wordml/word16du" xmlns:w16sdtdh="http://schemas.microsoft.com/office/word/2020/wordml/sdtdatahash" xmlns:w16sdtfl="http://schemas.microsoft.com/office/word/2024/wordml/sdtformatlock" xmlns:w16se="http://schemas.microsoft.com/office/word/2015/wordml/symex" xmlns:wpg="http://schemas.microsoft.com/office/word/2010/wordprocessingGroup" xmlns:wpi="http://schemas.microsoft.com/office/word/2010/wordprocessingInk" xmlns:wne="http://schemas.microsoft.com/office/word/2006/wordml" xmlns:wps="http://schemas.microsoft.com/office/word/2010/wordprocessingShape" mc:Ignorable="w14 w15 w16se w16cid w16 w16cex w16sdtdh w16sdtfl w16du wp14">
   <w:body>
     <w:p>
+      <w:r>
+        <w:t>{#students}</w:t>
+      </w:r>
       <w:pPr>
         <w:spacing w:after="0" w:line="240" w:lineRule="auto"/>
         <w:jc w:val="center"/>
@@ -177,16 +180,7 @@
           <w:sz w:val="18"/>
           <w:szCs w:val="18"/>
         </w:rPr>
-        <w:t>{#</w:t>
-      </w:r>
-      <w:proofErr w:type="gramStart"/>
-      <w:r>
-        <w:rPr>
-          <w:rFonts w:ascii="Tahoma" w:hAnsi="Tahoma" w:cs="Tahoma"/>
-          <w:sz w:val="18"/>
-          <w:szCs w:val="18"/>
-        </w:rPr>
-        <w:t>students}</w:t>
+        <w:t/>
       </w:r>
       <w:r>
         <w:rPr>
@@ -3571,7 +3565,6 @@
           <w:sz w:val="12"/>
           <w:szCs w:val="16"/>
         </w:rPr>
-        <w:lastRenderedPageBreak/>
         <w:t>{/students}</w:t>
       </w:r>
     </w:p>

--- a/Grade Five - 5.5x8.5.docx
+++ b/Grade Five - 5.5x8.5.docx
@@ -3,96 +3,34 @@
 <w:document xmlns:wpc="http://schemas.microsoft.com/office/word/2010/wordprocessingCanvas" xmlns:cx="http://schemas.microsoft.com/office/drawing/2014/chartex" xmlns:cx1="http://schemas.microsoft.com/office/drawing/2015/9/8/chartex" xmlns:cx2="http://schemas.microsoft.com/office/drawing/2015/10/21/chartex" xmlns:cx3="http://schemas.microsoft.com/office/drawing/2016/5/9/chartex" xmlns:cx4="http://schemas.microsoft.com/office/drawing/2016/5/10/chartex" xmlns:cx5="http://schemas.microsoft.com/office/drawing/2016/5/11/chartex" xmlns:cx6="http://schemas.microsoft.com/office/drawing/2016/5/12/chartex" xmlns:cx7="http://schemas.microsoft.com/office/drawing/2016/5/13/chartex" xmlns:cx8="http://schemas.microsoft.com/office/drawing/2016/5/14/chartex" xmlns:mc="http://schemas.openxmlformats.org/markup-compatibility/2006" xmlns:aink="http://schemas.microsoft.com/office/drawing/2016/ink" xmlns:am3d="http://schemas.microsoft.com/office/drawing/2017/model3d" xmlns:o="urn:schemas-microsoft-com:office:office" xmlns:oel="http://schemas.microsoft.com/office/2019/extlst" xmlns:r="http://schemas.openxmlformats.org/officeDocument/2006/relationships" xmlns:m="http://schemas.openxmlformats.org/officeDocument/2006/math" xmlns:v="urn:schemas-microsoft-com:vml" xmlns:wp14="http://schemas.microsoft.com/office/word/2010/wordprocessingDrawing" xmlns:wp="http://schemas.openxmlformats.org/drawingml/2006/wordprocessingDrawing" xmlns:w10="urn:schemas-microsoft-com:office:word" xmlns:w="http://schemas.openxmlformats.org/wordprocessingml/2006/main" xmlns:w14="http://schemas.microsoft.com/office/word/2010/wordml" xmlns:w15="http://schemas.microsoft.com/office/word/2012/wordml" xmlns:w16cex="http://schemas.microsoft.com/office/word/2018/wordml/cex" xmlns:w16cid="http://schemas.microsoft.com/office/word/2016/wordml/cid" xmlns:w16="http://schemas.microsoft.com/office/word/2018/wordml" xmlns:w16du="http://schemas.microsoft.com/office/word/2023/wordml/word16du" xmlns:w16sdtdh="http://schemas.microsoft.com/office/word/2020/wordml/sdtdatahash" xmlns:w16sdtfl="http://schemas.microsoft.com/office/word/2024/wordml/sdtformatlock" xmlns:w16se="http://schemas.microsoft.com/office/word/2015/wordml/symex" xmlns:wpg="http://schemas.microsoft.com/office/word/2010/wordprocessingGroup" xmlns:wpi="http://schemas.microsoft.com/office/word/2010/wordprocessingInk" xmlns:wne="http://schemas.microsoft.com/office/word/2006/wordml" xmlns:wps="http://schemas.microsoft.com/office/word/2010/wordprocessingShape" mc:Ignorable="w14 w15 w16se w16cid w16 w16cex w16sdtdh w16sdtfl w16du wp14">
   <w:body>
     <w:p>
-      <w:r>
-        <w:t>{#students}</w:t>
-      </w:r>
       <w:pPr>
-        <w:spacing w:after="0" w:line="240" w:lineRule="auto"/>
+        <w:spacing w:after="0"/>
         <w:jc w:val="center"/>
         <w:rPr>
-          <w:rFonts w:ascii="Tahoma" w:hAnsi="Tahoma" w:cs="Tahoma"/>
+          <w:rFonts w:ascii="Old English Text MT" w:hAnsi="Old English Text MT" w:cs="Times New Roman"/>
           <w:sz w:val="18"/>
         </w:rPr>
       </w:pPr>
       <w:r>
         <w:rPr>
-          <w:rFonts w:ascii="Tahoma" w:hAnsi="Tahoma" w:cs="Tahoma"/>
+          <w:rFonts w:ascii="Old English Text MT" w:hAnsi="Old English Text MT" w:cs="Times New Roman"/>
           <w:noProof/>
-          <w:sz w:val="18"/>
-        </w:rPr>
-        <w:drawing>
-          <wp:anchor distT="0" distB="0" distL="114300" distR="114300" simplePos="0" relativeHeight="251711488" behindDoc="0" locked="0" layoutInCell="1" allowOverlap="1" wp14:anchorId="7B0EF6BF" wp14:editId="723C3246">
-            <wp:simplePos x="0" y="0"/>
-            <wp:positionH relativeFrom="margin">
-              <wp:posOffset>9525</wp:posOffset>
-            </wp:positionH>
-            <wp:positionV relativeFrom="paragraph">
-              <wp:posOffset>0</wp:posOffset>
-            </wp:positionV>
-            <wp:extent cx="744220" cy="731520"/>
-            <wp:effectExtent l="0" t="0" r="0" b="0"/>
-            <wp:wrapNone/>
-            <wp:docPr id="1513974360" name="Picture 1" descr="A logo of a university&#10;&#10;Description automatically generated"/>
-            <wp:cNvGraphicFramePr>
-              <a:graphicFrameLocks xmlns:a="http://schemas.openxmlformats.org/drawingml/2006/main" noChangeAspect="1"/>
-            </wp:cNvGraphicFramePr>
-            <a:graphic xmlns:a="http://schemas.openxmlformats.org/drawingml/2006/main">
-              <a:graphicData uri="http://schemas.openxmlformats.org/drawingml/2006/picture">
-                <pic:pic xmlns:pic="http://schemas.openxmlformats.org/drawingml/2006/picture">
-                  <pic:nvPicPr>
-                    <pic:cNvPr id="1513974360" name="Picture 1" descr="A logo of a university&#10;&#10;Description automatically generated"/>
-                    <pic:cNvPicPr>
-                      <a:picLocks noChangeAspect="1"/>
-                    </pic:cNvPicPr>
-                  </pic:nvPicPr>
-                  <pic:blipFill rotWithShape="1">
-                    <a:blip r:embed="rId8" cstate="print"/>
-                    <a:srcRect l="2219" t="1982" r="2089" b="2132"/>
-                    <a:stretch/>
-                  </pic:blipFill>
-                  <pic:spPr bwMode="auto">
-                    <a:xfrm>
-                      <a:off x="0" y="0"/>
-                      <a:ext cx="744220" cy="731520"/>
-                    </a:xfrm>
-                    <a:prstGeom prst="rect">
-                      <a:avLst/>
-                    </a:prstGeom>
-                    <a:ln>
-                      <a:noFill/>
-                    </a:ln>
-                  </pic:spPr>
-                </pic:pic>
-              </a:graphicData>
-            </a:graphic>
-            <wp14:sizeRelH relativeFrom="margin">
-              <wp14:pctWidth>0</wp14:pctWidth>
-            </wp14:sizeRelH>
-            <wp14:sizeRelV relativeFrom="margin">
-              <wp14:pctHeight>0</wp14:pctHeight>
-            </wp14:sizeRelV>
-          </wp:anchor>
-        </w:drawing>
-      </w:r>
-      <w:r>
-        <w:rPr>
-          <w:rFonts w:ascii="Old English Text MT" w:hAnsi="Old English Text MT" w:cs="Tahoma"/>
-          <w:noProof/>
-          <w:sz w:val="18"/>
+          <w:sz w:val="20"/>
+          <w:szCs w:val="24"/>
         </w:rPr>
         <mc:AlternateContent>
           <mc:Choice Requires="wps">
             <w:drawing>
-              <wp:anchor distT="45720" distB="45720" distL="114300" distR="114300" simplePos="0" relativeHeight="251709440" behindDoc="0" locked="0" layoutInCell="1" allowOverlap="1" wp14:anchorId="549C9D26" wp14:editId="334C3F90">
+              <wp:anchor distT="45720" distB="45720" distL="114300" distR="114300" simplePos="0" relativeHeight="251709440" behindDoc="0" locked="0" layoutInCell="1" allowOverlap="1" wp14:anchorId="549C9D26" wp14:editId="794D67B5">
                 <wp:simplePos x="0" y="0"/>
                 <wp:positionH relativeFrom="margin">
-                  <wp:posOffset>3571875</wp:posOffset>
+                  <wp:posOffset>3488377</wp:posOffset>
                 </wp:positionH>
                 <wp:positionV relativeFrom="paragraph">
-                  <wp:posOffset>17145</wp:posOffset>
+                  <wp:posOffset>8906</wp:posOffset>
                 </wp:positionV>
-                <wp:extent cx="899160" cy="792480"/>
-                <wp:effectExtent l="0" t="0" r="0" b="7620"/>
+                <wp:extent cx="1071451" cy="991590"/>
+                <wp:effectExtent l="0" t="0" r="0" b="0"/>
                 <wp:wrapNone/>
                 <wp:docPr id="217" name="Text Box 2"/>
                 <wp:cNvGraphicFramePr>
@@ -107,7 +45,7 @@
                       <wps:spPr bwMode="auto">
                         <a:xfrm>
                           <a:off x="0" y="0"/>
-                          <a:ext cx="899160" cy="792480"/>
+                          <a:ext cx="1071451" cy="991590"/>
                         </a:xfrm>
                         <a:prstGeom prst="rect">
                           <a:avLst/>
@@ -154,7 +92,7 @@
                 <v:stroke joinstyle="miter"/>
                 <v:path gradientshapeok="t" o:connecttype="rect"/>
               </v:shapetype>
-              <v:shape id="Text Box 2" o:spid="_x0000_s1026" type="#_x0000_t202" style="position:absolute;left:0;text-align:left;margin-left:281.25pt;margin-top:1.35pt;width:70.8pt;height:62.4pt;z-index:251709440;visibility:visible;mso-wrap-style:square;mso-width-percent:0;mso-height-percent:0;mso-wrap-distance-left:9pt;mso-wrap-distance-top:3.6pt;mso-wrap-distance-right:9pt;mso-wrap-distance-bottom:3.6pt;mso-position-horizontal:absolute;mso-position-horizontal-relative:margin;mso-position-vertical:absolute;mso-position-vertical-relative:text;mso-width-percent:0;mso-height-percent:0;mso-width-relative:margin;mso-height-relative:margin;v-text-anchor:top" o:gfxdata="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" filled="f" stroked="f">
+              <v:shape id="Text Box 2" o:spid="_x0000_s1026" type="#_x0000_t202" style="position:absolute;left:0;text-align:left;margin-left:274.7pt;margin-top:.7pt;width:84.35pt;height:78.1pt;z-index:251709440;visibility:visible;mso-wrap-style:square;mso-width-percent:0;mso-height-percent:0;mso-wrap-distance-left:9pt;mso-wrap-distance-top:3.6pt;mso-wrap-distance-right:9pt;mso-wrap-distance-bottom:3.6pt;mso-position-horizontal:absolute;mso-position-horizontal-relative:margin;mso-position-vertical:absolute;mso-position-vertical-relative:text;mso-width-percent:0;mso-height-percent:0;mso-width-relative:margin;mso-height-relative:margin;v-text-anchor:top" o:gfxdata="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" filled="f" stroked="f">
                 <v:textbox inset="0,0,0,0">
                   <w:txbxContent>
                     <w:p>
@@ -176,26 +114,115 @@
       </w:r>
       <w:r>
         <w:rPr>
-          <w:rFonts w:ascii="Tahoma" w:hAnsi="Tahoma" w:cs="Tahoma"/>
+          <w:rFonts w:ascii="Old English Text MT" w:hAnsi="Old English Text MT" w:cs="Times New Roman"/>
+          <w:noProof/>
+          <w:sz w:val="20"/>
+          <w:szCs w:val="24"/>
+        </w:rPr>
+        <w:drawing>
+          <wp:anchor distT="0" distB="0" distL="114300" distR="114300" simplePos="0" relativeHeight="251711488" behindDoc="0" locked="0" layoutInCell="1" allowOverlap="1" wp14:anchorId="7B0EF6BF" wp14:editId="1ECE8E18">
+            <wp:simplePos x="0" y="0"/>
+            <wp:positionH relativeFrom="margin">
+              <wp:align>left</wp:align>
+            </wp:positionH>
+            <wp:positionV relativeFrom="paragraph">
+              <wp:posOffset>0</wp:posOffset>
+            </wp:positionV>
+            <wp:extent cx="744249" cy="731520"/>
+            <wp:effectExtent l="0" t="0" r="0" b="0"/>
+            <wp:wrapNone/>
+            <wp:docPr id="1513974360" name="Picture 1" descr="A logo of a university&#10;&#10;Description automatically generated"/>
+            <wp:cNvGraphicFramePr>
+              <a:graphicFrameLocks xmlns:a="http://schemas.openxmlformats.org/drawingml/2006/main" noChangeAspect="1"/>
+            </wp:cNvGraphicFramePr>
+            <a:graphic xmlns:a="http://schemas.openxmlformats.org/drawingml/2006/main">
+              <a:graphicData uri="http://schemas.openxmlformats.org/drawingml/2006/picture">
+                <pic:pic xmlns:pic="http://schemas.openxmlformats.org/drawingml/2006/picture">
+                  <pic:nvPicPr>
+                    <pic:cNvPr id="1513974360" name="Picture 1" descr="A logo of a university&#10;&#10;Description automatically generated"/>
+                    <pic:cNvPicPr>
+                      <a:picLocks noChangeAspect="1"/>
+                    </pic:cNvPicPr>
+                  </pic:nvPicPr>
+                  <pic:blipFill rotWithShape="1">
+                    <a:blip r:embed="rId8" cstate="print"/>
+                    <a:srcRect l="2219" t="1982" r="2089" b="2132"/>
+                    <a:stretch/>
+                  </pic:blipFill>
+                  <pic:spPr bwMode="auto">
+                    <a:xfrm>
+                      <a:off x="0" y="0"/>
+                      <a:ext cx="744249" cy="731520"/>
+                    </a:xfrm>
+                    <a:prstGeom prst="rect">
+                      <a:avLst/>
+                    </a:prstGeom>
+                    <a:ln>
+                      <a:noFill/>
+                    </a:ln>
+                  </pic:spPr>
+                </pic:pic>
+              </a:graphicData>
+            </a:graphic>
+            <wp14:sizeRelH relativeFrom="margin">
+              <wp14:pctWidth>0</wp14:pctWidth>
+            </wp14:sizeRelH>
+            <wp14:sizeRelV relativeFrom="margin">
+              <wp14:pctHeight>0</wp14:pctHeight>
+            </wp14:sizeRelV>
+          </wp:anchor>
+        </w:drawing>
+      </w:r>
+      <w:r>
+        <w:rPr>
+          <w:rFonts w:ascii="Old English Text MT" w:hAnsi="Old English Text MT" w:cs="Times New Roman"/>
           <w:sz w:val="18"/>
           <w:szCs w:val="18"/>
         </w:rPr>
-        <w:t/>
-      </w:r>
-      <w:r>
-        <w:rPr>
-          <w:rFonts w:ascii="Old English Text MT" w:hAnsi="Old English Text MT" w:cs="Tahoma"/>
+        <w:t>{#</w:t>
+      </w:r>
+      <w:proofErr w:type="gramStart"/>
+      <w:r>
+        <w:rPr>
+          <w:rFonts w:ascii="Old English Text MT" w:hAnsi="Old English Text MT" w:cs="Times New Roman"/>
           <w:sz w:val="18"/>
+          <w:szCs w:val="18"/>
+        </w:rPr>
+        <w:t>students}</w:t>
+      </w:r>
+      <w:r>
+        <w:rPr>
+          <w:rFonts w:ascii="Old English Text MT" w:hAnsi="Old English Text MT" w:cs="Times New Roman"/>
+          <w:sz w:val="20"/>
+          <w:szCs w:val="24"/>
         </w:rPr>
         <w:t>Republic</w:t>
       </w:r>
       <w:proofErr w:type="gramEnd"/>
       <w:r>
         <w:rPr>
-          <w:rFonts w:ascii="Old English Text MT" w:hAnsi="Old English Text MT" w:cs="Tahoma"/>
+          <w:rFonts w:ascii="Old English Text MT" w:hAnsi="Old English Text MT" w:cs="Times New Roman"/>
+          <w:sz w:val="20"/>
+          <w:szCs w:val="24"/>
+        </w:rPr>
+        <w:t xml:space="preserve"> of the Philippines</w:t>
+      </w:r>
+    </w:p>
+    <w:p>
+      <w:pPr>
+        <w:spacing w:after="0"/>
+        <w:jc w:val="center"/>
+        <w:rPr>
+          <w:rFonts w:ascii="Aptos Slab" w:hAnsi="Aptos Slab" w:cs="Times New Roman"/>
           <w:sz w:val="18"/>
         </w:rPr>
-        <w:t xml:space="preserve"> of the Philippines</w:t>
+      </w:pPr>
+      <w:r>
+        <w:rPr>
+          <w:rFonts w:ascii="Old English Text MT" w:hAnsi="Old English Text MT" w:cs="Times New Roman"/>
+          <w:szCs w:val="26"/>
+        </w:rPr>
+        <w:t>Department of Education</w:t>
       </w:r>
     </w:p>
     <w:p>
@@ -203,17 +230,16 @@
         <w:spacing w:after="0" w:line="240" w:lineRule="auto"/>
         <w:jc w:val="center"/>
         <w:rPr>
-          <w:rFonts w:ascii="Old English Text MT" w:hAnsi="Old English Text MT" w:cs="Tahoma"/>
-          <w:sz w:val="14"/>
-          <w:szCs w:val="18"/>
+          <w:rFonts w:ascii="Arial Nova" w:hAnsi="Arial Nova" w:cs="Tahoma"/>
+          <w:sz w:val="18"/>
         </w:rPr>
       </w:pPr>
       <w:r>
         <w:rPr>
-          <w:rFonts w:ascii="Old English Text MT" w:hAnsi="Old English Text MT" w:cs="Tahoma"/>
-          <w:szCs w:val="28"/>
-        </w:rPr>
-        <w:t>Department of Education</w:t>
+          <w:rFonts w:ascii="Arial Nova" w:hAnsi="Arial Nova" w:cs="Tahoma"/>
+          <w:sz w:val="18"/>
+        </w:rPr>
+        <w:t>{region}</w:t>
       </w:r>
     </w:p>
     <w:p>
@@ -222,15 +248,20 @@
         <w:jc w:val="center"/>
         <w:rPr>
           <w:rFonts w:ascii="Arial Nova" w:hAnsi="Arial Nova" w:cs="Tahoma"/>
+          <w:b/>
+          <w:bCs/>
           <w:sz w:val="18"/>
         </w:rPr>
       </w:pPr>
       <w:r>
         <w:rPr>
           <w:rFonts w:ascii="Arial Nova" w:hAnsi="Arial Nova" w:cs="Tahoma"/>
-          <w:sz w:val="18"/>
-        </w:rPr>
-        <w:t>{region}</w:t>
+          <w:b/>
+          <w:bCs/>
+          <w:sz w:val="20"/>
+          <w:szCs w:val="24"/>
+        </w:rPr>
+        <w:t>SCHOOLS DIVISION OFFICE OF {division}</w:t>
       </w:r>
     </w:p>
     <w:p>
@@ -239,74 +270,15 @@
         <w:jc w:val="center"/>
         <w:rPr>
           <w:rFonts w:ascii="Arial Nova" w:hAnsi="Arial Nova" w:cs="Tahoma"/>
-          <w:b/>
-          <w:bCs/>
           <w:sz w:val="18"/>
         </w:rPr>
       </w:pPr>
       <w:r>
         <w:rPr>
           <w:rFonts w:ascii="Arial Nova" w:hAnsi="Arial Nova" w:cs="Tahoma"/>
-          <w:b/>
-          <w:bCs/>
-          <w:sz w:val="20"/>
-          <w:szCs w:val="24"/>
-        </w:rPr>
-        <w:t>SCHOOLS DIVISION OF</w:t>
-      </w:r>
-      <w:r>
-        <w:rPr>
-          <w:rFonts w:ascii="Arial Nova" w:hAnsi="Arial Nova" w:cs="Tahoma"/>
-          <w:b/>
-          <w:bCs/>
-          <w:sz w:val="20"/>
-          <w:szCs w:val="24"/>
-        </w:rPr>
-        <w:t>FICE OF</w:t>
-      </w:r>
-      <w:r>
-        <w:rPr>
-          <w:rFonts w:ascii="Arial Nova" w:hAnsi="Arial Nova" w:cs="Tahoma"/>
-          <w:b/>
-          <w:bCs/>
-          <w:sz w:val="20"/>
-          <w:szCs w:val="24"/>
-        </w:rPr>
-        <w:t xml:space="preserve"> </w:t>
-      </w:r>
-      <w:r>
-        <w:rPr>
-          <w:rFonts w:ascii="Arial Nova" w:hAnsi="Arial Nova" w:cs="Tahoma"/>
-          <w:b/>
-          <w:bCs/>
-          <w:sz w:val="20"/>
-          <w:szCs w:val="24"/>
-        </w:rPr>
-        <w:t>{division}</w:t>
-      </w:r>
-    </w:p>
-    <w:p>
-      <w:pPr>
-        <w:spacing w:after="0" w:line="240" w:lineRule="auto"/>
-        <w:jc w:val="center"/>
-        <w:rPr>
-          <w:rFonts w:ascii="Arial Nova" w:hAnsi="Arial Nova" w:cs="Tahoma"/>
           <w:sz w:val="18"/>
         </w:rPr>
-      </w:pPr>
-      <w:r>
-        <w:rPr>
-          <w:rFonts w:ascii="Arial Nova" w:hAnsi="Arial Nova" w:cs="Tahoma"/>
-          <w:sz w:val="18"/>
-        </w:rPr>
-        <w:t>{district}</w:t>
-      </w:r>
-      <w:r>
-        <w:rPr>
-          <w:rFonts w:ascii="Arial Nova" w:hAnsi="Arial Nova" w:cs="Tahoma"/>
-          <w:sz w:val="18"/>
-        </w:rPr>
-        <w:t xml:space="preserve"> District</w:t>
+        <w:t>{district} District</w:t>
       </w:r>
     </w:p>
     <w:p>
@@ -443,7 +415,7 @@
     </w:p>
     <w:p>
       <w:pPr>
-        <w:spacing w:after="0" w:line="240" w:lineRule="auto"/>
+        <w:spacing w:after="0"/>
         <w:jc w:val="center"/>
         <w:rPr>
           <w:rFonts w:ascii="Arial Nova" w:hAnsi="Arial Nova" w:cs="Tahoma"/>
@@ -459,31 +431,7 @@
           <w:sz w:val="16"/>
           <w:szCs w:val="16"/>
         </w:rPr>
-        <w:t>S</w:t>
-      </w:r>
-      <w:r>
-        <w:rPr>
-          <w:rFonts w:ascii="Arial Nova" w:hAnsi="Arial Nova" w:cs="Tahoma"/>
-          <w:sz w:val="16"/>
-          <w:szCs w:val="16"/>
-        </w:rPr>
-        <w:t xml:space="preserve">chool </w:t>
-      </w:r>
-      <w:r>
-        <w:rPr>
-          <w:rFonts w:ascii="Arial Nova" w:hAnsi="Arial Nova" w:cs="Tahoma"/>
-          <w:sz w:val="16"/>
-          <w:szCs w:val="16"/>
-        </w:rPr>
-        <w:t>Y</w:t>
-      </w:r>
-      <w:r>
-        <w:rPr>
-          <w:rFonts w:ascii="Arial Nova" w:hAnsi="Arial Nova" w:cs="Tahoma"/>
-          <w:sz w:val="16"/>
-          <w:szCs w:val="16"/>
-        </w:rPr>
-        <w:t>ear</w:t>
+        <w:t>School Year</w:t>
       </w:r>
       <w:r>
         <w:rPr>
@@ -542,8 +490,8 @@
           <w:rFonts w:ascii="Arial Nova" w:hAnsi="Arial Nova" w:cs="Tahoma"/>
           <w:b/>
           <w:bCs/>
-          <w:sz w:val="10"/>
-          <w:szCs w:val="10"/>
+          <w:sz w:val="12"/>
+          <w:szCs w:val="12"/>
         </w:rPr>
       </w:pPr>
     </w:p>
@@ -573,9 +521,9 @@
         <w:spacing w:after="0"/>
         <w:jc w:val="center"/>
         <w:rPr>
-          <w:rFonts w:ascii="Arial Nova" w:hAnsi="Arial Nova" w:cs="Tahoma"/>
-          <w:sz w:val="6"/>
-          <w:szCs w:val="6"/>
+          <w:rFonts w:ascii="Times New Roman" w:hAnsi="Times New Roman" w:cs="Times New Roman"/>
+          <w:sz w:val="8"/>
+          <w:szCs w:val="8"/>
         </w:rPr>
       </w:pPr>
     </w:p>
@@ -599,14 +547,14 @@
       </w:tblPr>
       <w:tblGrid>
         <w:gridCol w:w="602"/>
-        <w:gridCol w:w="2135"/>
-        <w:gridCol w:w="652"/>
-        <w:gridCol w:w="1283"/>
-        <w:gridCol w:w="490"/>
+        <w:gridCol w:w="2194"/>
+        <w:gridCol w:w="667"/>
+        <w:gridCol w:w="1310"/>
+        <w:gridCol w:w="501"/>
         <w:gridCol w:w="343"/>
         <w:gridCol w:w="224"/>
-        <w:gridCol w:w="511"/>
-        <w:gridCol w:w="816"/>
+        <w:gridCol w:w="524"/>
+        <w:gridCol w:w="835"/>
       </w:tblGrid>
       <w:tr>
         <w:trPr>
@@ -962,7 +910,7 @@
         <w:spacing w:after="0"/>
         <w:jc w:val="center"/>
         <w:rPr>
-          <w:rFonts w:ascii="Arial Nova" w:hAnsi="Arial Nova" w:cs="Tahoma"/>
+          <w:rFonts w:ascii="Times New Roman" w:hAnsi="Times New Roman" w:cs="Times New Roman"/>
           <w:sz w:val="12"/>
           <w:szCs w:val="12"/>
         </w:rPr>
@@ -986,16 +934,7 @@
           <w:sz w:val="20"/>
           <w:szCs w:val="24"/>
         </w:rPr>
-        <w:t>Dear Parent</w:t>
-      </w:r>
-      <w:r>
-        <w:rPr>
-          <w:rFonts w:ascii="Arial Nova" w:hAnsi="Arial Nova" w:cs="Tahoma"/>
-          <w:iCs/>
-          <w:sz w:val="20"/>
-          <w:szCs w:val="24"/>
-        </w:rPr>
-        <w:t>s,</w:t>
+        <w:t>Dear Parents,</w:t>
       </w:r>
     </w:p>
     <w:p>
@@ -1069,25 +1008,7 @@
           <w:sz w:val="20"/>
           <w:szCs w:val="24"/>
         </w:rPr>
-        <w:t xml:space="preserve"> your child has made</w:t>
-      </w:r>
-      <w:r>
-        <w:rPr>
-          <w:rFonts w:ascii="Arial Nova" w:hAnsi="Arial Nova" w:cs="Tahoma"/>
-          <w:iCs/>
-          <w:sz w:val="20"/>
-          <w:szCs w:val="24"/>
-        </w:rPr>
-        <w:t xml:space="preserve"> in the different learning areas as well as his/her core values</w:t>
-      </w:r>
-      <w:r>
-        <w:rPr>
-          <w:rFonts w:ascii="Arial Nova" w:hAnsi="Arial Nova" w:cs="Tahoma"/>
-          <w:iCs/>
-          <w:sz w:val="20"/>
-          <w:szCs w:val="24"/>
-        </w:rPr>
-        <w:t>.</w:t>
+        <w:t xml:space="preserve"> your child has made in the different learning areas as well as his/her core values.</w:t>
       </w:r>
     </w:p>
     <w:p>
@@ -1098,12 +1019,20 @@
         <w:spacing w:after="0" w:line="240" w:lineRule="auto"/>
         <w:jc w:val="both"/>
         <w:rPr>
+          <w:rFonts w:ascii="Aptos Slab" w:hAnsi="Aptos Slab" w:cs="Times New Roman"/>
+          <w:iCs/>
+          <w:sz w:val="18"/>
+        </w:rPr>
+      </w:pPr>
+      <w:r>
+        <w:rPr>
           <w:rFonts w:ascii="Arial Nova" w:hAnsi="Arial Nova" w:cs="Tahoma"/>
           <w:iCs/>
           <w:sz w:val="20"/>
           <w:szCs w:val="24"/>
         </w:rPr>
-      </w:pPr>
+        <w:tab/>
+      </w:r>
       <w:r>
         <w:rPr>
           <w:rFonts w:ascii="Arial Nova" w:hAnsi="Arial Nova" w:cs="Tahoma"/>
@@ -1120,25 +1049,7 @@
           <w:sz w:val="20"/>
           <w:szCs w:val="24"/>
         </w:rPr>
-        <w:tab/>
-      </w:r>
-      <w:r>
-        <w:rPr>
-          <w:rFonts w:ascii="Arial Nova" w:hAnsi="Arial Nova" w:cs="Tahoma"/>
-          <w:iCs/>
-          <w:sz w:val="20"/>
-          <w:szCs w:val="24"/>
-        </w:rPr>
-        <w:t>The school welcomes you should you desire to know more about your child’s progress</w:t>
-      </w:r>
-      <w:r>
-        <w:rPr>
-          <w:rFonts w:ascii="Arial Nova" w:hAnsi="Arial Nova" w:cs="Tahoma"/>
-          <w:iCs/>
-          <w:sz w:val="20"/>
-          <w:szCs w:val="24"/>
-        </w:rPr>
-        <w:t>.</w:t>
+        <w:t>The school welcomes you should you desire to know more about your child’s progress.</w:t>
       </w:r>
     </w:p>
     <w:p>
@@ -1149,7 +1060,7 @@
         <w:spacing w:after="0"/>
         <w:jc w:val="both"/>
         <w:rPr>
-          <w:rFonts w:ascii="Arial Nova" w:hAnsi="Arial Nova" w:cs="Tahoma"/>
+          <w:rFonts w:ascii="Times New Roman" w:hAnsi="Times New Roman" w:cs="Times New Roman"/>
           <w:iCs/>
           <w:sz w:val="6"/>
           <w:szCs w:val="10"/>
@@ -1188,7 +1099,7 @@
       <w:pPr>
         <w:spacing w:after="0"/>
         <w:rPr>
-          <w:rFonts w:ascii="Arial Nova" w:hAnsi="Arial Nova" w:cs="Tahoma"/>
+          <w:rFonts w:ascii="Times New Roman" w:hAnsi="Times New Roman" w:cs="Times New Roman"/>
           <w:i/>
           <w:sz w:val="2"/>
           <w:szCs w:val="12"/>
@@ -1200,7 +1111,7 @@
         <w:spacing w:after="0"/>
         <w:jc w:val="center"/>
         <w:rPr>
-          <w:rFonts w:ascii="Arial Nova" w:hAnsi="Arial Nova" w:cs="Tahoma"/>
+          <w:rFonts w:ascii="Times New Roman" w:hAnsi="Times New Roman" w:cs="Times New Roman"/>
           <w:sz w:val="4"/>
           <w:szCs w:val="4"/>
         </w:rPr>
@@ -1213,14 +1124,14 @@
         <w:tblLook w:val="04A0" w:firstRow="1" w:lastRow="0" w:firstColumn="1" w:lastColumn="0" w:noHBand="0" w:noVBand="1"/>
       </w:tblPr>
       <w:tblGrid>
-        <w:gridCol w:w="2320"/>
-        <w:gridCol w:w="461"/>
-        <w:gridCol w:w="691"/>
-        <w:gridCol w:w="691"/>
-        <w:gridCol w:w="693"/>
-        <w:gridCol w:w="651"/>
-        <w:gridCol w:w="69"/>
-        <w:gridCol w:w="1470"/>
+        <w:gridCol w:w="2364"/>
+        <w:gridCol w:w="470"/>
+        <w:gridCol w:w="704"/>
+        <w:gridCol w:w="704"/>
+        <w:gridCol w:w="707"/>
+        <w:gridCol w:w="663"/>
+        <w:gridCol w:w="70"/>
+        <w:gridCol w:w="1498"/>
       </w:tblGrid>
       <w:tr>
         <w:trPr>
@@ -1232,6 +1143,10 @@
             <w:tcW w:w="1974" w:type="pct"/>
             <w:gridSpan w:val="2"/>
             <w:vMerge w:val="restart"/>
+            <w:tcBorders>
+              <w:top w:val="single" w:sz="8" w:space="0" w:color="auto"/>
+              <w:left w:val="single" w:sz="8" w:space="0" w:color="auto"/>
+            </w:tcBorders>
             <w:vAlign w:val="center"/>
           </w:tcPr>
           <w:p>
@@ -1259,6 +1174,9 @@
           <w:tcPr>
             <w:tcW w:w="1472" w:type="pct"/>
             <w:gridSpan w:val="3"/>
+            <w:tcBorders>
+              <w:top w:val="single" w:sz="8" w:space="0" w:color="auto"/>
+            </w:tcBorders>
             <w:vAlign w:val="center"/>
           </w:tcPr>
           <w:p>
@@ -1287,6 +1205,9 @@
             <w:tcW w:w="511" w:type="pct"/>
             <w:gridSpan w:val="2"/>
             <w:vMerge w:val="restart"/>
+            <w:tcBorders>
+              <w:top w:val="single" w:sz="8" w:space="0" w:color="auto"/>
+            </w:tcBorders>
             <w:vAlign w:val="center"/>
           </w:tcPr>
           <w:p>
@@ -1314,6 +1235,10 @@
           <w:tcPr>
             <w:tcW w:w="1043" w:type="pct"/>
             <w:vMerge w:val="restart"/>
+            <w:tcBorders>
+              <w:top w:val="single" w:sz="8" w:space="0" w:color="auto"/>
+              <w:right w:val="single" w:sz="8" w:space="0" w:color="auto"/>
+            </w:tcBorders>
             <w:vAlign w:val="center"/>
           </w:tcPr>
           <w:p>
@@ -1347,6 +1272,9 @@
             <w:tcW w:w="1974" w:type="pct"/>
             <w:gridSpan w:val="2"/>
             <w:vMerge/>
+            <w:tcBorders>
+              <w:left w:val="single" w:sz="8" w:space="0" w:color="auto"/>
+            </w:tcBorders>
           </w:tcPr>
           <w:p>
             <w:pPr>
@@ -1452,6 +1380,9 @@
           <w:tcPr>
             <w:tcW w:w="1043" w:type="pct"/>
             <w:vMerge/>
+            <w:tcBorders>
+              <w:right w:val="single" w:sz="8" w:space="0" w:color="auto"/>
+            </w:tcBorders>
           </w:tcPr>
           <w:p>
             <w:pPr>
@@ -1473,6 +1404,9 @@
           <w:tcPr>
             <w:tcW w:w="1974" w:type="pct"/>
             <w:gridSpan w:val="2"/>
+            <w:tcBorders>
+              <w:left w:val="single" w:sz="8" w:space="0" w:color="auto"/>
+            </w:tcBorders>
             <w:vAlign w:val="center"/>
           </w:tcPr>
           <w:p>
@@ -1567,6 +1501,9 @@
         <w:tc>
           <w:tcPr>
             <w:tcW w:w="1043" w:type="pct"/>
+            <w:tcBorders>
+              <w:right w:val="single" w:sz="8" w:space="0" w:color="auto"/>
+            </w:tcBorders>
             <w:vAlign w:val="center"/>
           </w:tcPr>
           <w:p>
@@ -1590,6 +1527,9 @@
           <w:tcPr>
             <w:tcW w:w="1974" w:type="pct"/>
             <w:gridSpan w:val="2"/>
+            <w:tcBorders>
+              <w:left w:val="single" w:sz="8" w:space="0" w:color="auto"/>
+            </w:tcBorders>
             <w:vAlign w:val="center"/>
           </w:tcPr>
           <w:p>
@@ -1684,6 +1624,9 @@
         <w:tc>
           <w:tcPr>
             <w:tcW w:w="1043" w:type="pct"/>
+            <w:tcBorders>
+              <w:right w:val="single" w:sz="8" w:space="0" w:color="auto"/>
+            </w:tcBorders>
             <w:vAlign w:val="center"/>
           </w:tcPr>
           <w:p>
@@ -1707,6 +1650,9 @@
           <w:tcPr>
             <w:tcW w:w="1974" w:type="pct"/>
             <w:gridSpan w:val="2"/>
+            <w:tcBorders>
+              <w:left w:val="single" w:sz="8" w:space="0" w:color="auto"/>
+            </w:tcBorders>
             <w:vAlign w:val="center"/>
           </w:tcPr>
           <w:p>
@@ -1801,6 +1747,9 @@
         <w:tc>
           <w:tcPr>
             <w:tcW w:w="1043" w:type="pct"/>
+            <w:tcBorders>
+              <w:right w:val="single" w:sz="8" w:space="0" w:color="auto"/>
+            </w:tcBorders>
             <w:vAlign w:val="center"/>
           </w:tcPr>
           <w:p>
@@ -1824,6 +1773,9 @@
           <w:tcPr>
             <w:tcW w:w="1974" w:type="pct"/>
             <w:gridSpan w:val="2"/>
+            <w:tcBorders>
+              <w:left w:val="single" w:sz="8" w:space="0" w:color="auto"/>
+            </w:tcBorders>
             <w:vAlign w:val="center"/>
           </w:tcPr>
           <w:p>
@@ -1918,6 +1870,9 @@
         <w:tc>
           <w:tcPr>
             <w:tcW w:w="1043" w:type="pct"/>
+            <w:tcBorders>
+              <w:right w:val="single" w:sz="8" w:space="0" w:color="auto"/>
+            </w:tcBorders>
             <w:vAlign w:val="center"/>
           </w:tcPr>
           <w:p>
@@ -1941,6 +1896,9 @@
           <w:tcPr>
             <w:tcW w:w="1974" w:type="pct"/>
             <w:gridSpan w:val="2"/>
+            <w:tcBorders>
+              <w:left w:val="single" w:sz="8" w:space="0" w:color="auto"/>
+            </w:tcBorders>
             <w:vAlign w:val="center"/>
           </w:tcPr>
           <w:p>
@@ -2066,6 +2024,9 @@
         <w:tc>
           <w:tcPr>
             <w:tcW w:w="1043" w:type="pct"/>
+            <w:tcBorders>
+              <w:right w:val="single" w:sz="8" w:space="0" w:color="auto"/>
+            </w:tcBorders>
             <w:vAlign w:val="center"/>
           </w:tcPr>
           <w:p>
@@ -2089,6 +2050,9 @@
           <w:tcPr>
             <w:tcW w:w="1974" w:type="pct"/>
             <w:gridSpan w:val="2"/>
+            <w:tcBorders>
+              <w:left w:val="single" w:sz="8" w:space="0" w:color="auto"/>
+            </w:tcBorders>
             <w:vAlign w:val="center"/>
           </w:tcPr>
           <w:p>
@@ -2183,6 +2147,9 @@
         <w:tc>
           <w:tcPr>
             <w:tcW w:w="1043" w:type="pct"/>
+            <w:tcBorders>
+              <w:right w:val="single" w:sz="8" w:space="0" w:color="auto"/>
+            </w:tcBorders>
             <w:vAlign w:val="center"/>
           </w:tcPr>
           <w:p>
@@ -2206,6 +2173,9 @@
           <w:tcPr>
             <w:tcW w:w="1974" w:type="pct"/>
             <w:gridSpan w:val="2"/>
+            <w:tcBorders>
+              <w:left w:val="single" w:sz="8" w:space="0" w:color="auto"/>
+            </w:tcBorders>
             <w:vAlign w:val="center"/>
           </w:tcPr>
           <w:p>
@@ -2300,6 +2270,9 @@
         <w:tc>
           <w:tcPr>
             <w:tcW w:w="1043" w:type="pct"/>
+            <w:tcBorders>
+              <w:right w:val="single" w:sz="8" w:space="0" w:color="auto"/>
+            </w:tcBorders>
             <w:vAlign w:val="center"/>
           </w:tcPr>
           <w:p>
@@ -2323,6 +2296,9 @@
           <w:tcPr>
             <w:tcW w:w="1974" w:type="pct"/>
             <w:gridSpan w:val="2"/>
+            <w:tcBorders>
+              <w:left w:val="single" w:sz="8" w:space="0" w:color="auto"/>
+            </w:tcBorders>
             <w:vAlign w:val="center"/>
           </w:tcPr>
           <w:p>
@@ -2417,6 +2393,9 @@
         <w:tc>
           <w:tcPr>
             <w:tcW w:w="1043" w:type="pct"/>
+            <w:tcBorders>
+              <w:right w:val="single" w:sz="8" w:space="0" w:color="auto"/>
+            </w:tcBorders>
             <w:vAlign w:val="center"/>
           </w:tcPr>
           <w:p>
@@ -2440,6 +2419,9 @@
           <w:tcPr>
             <w:tcW w:w="1974" w:type="pct"/>
             <w:gridSpan w:val="2"/>
+            <w:tcBorders>
+              <w:left w:val="single" w:sz="8" w:space="0" w:color="auto"/>
+            </w:tcBorders>
             <w:vAlign w:val="center"/>
           </w:tcPr>
           <w:p>
@@ -2538,6 +2520,9 @@
         <w:tc>
           <w:tcPr>
             <w:tcW w:w="1043" w:type="pct"/>
+            <w:tcBorders>
+              <w:right w:val="single" w:sz="8" w:space="0" w:color="auto"/>
+            </w:tcBorders>
             <w:vAlign w:val="center"/>
           </w:tcPr>
           <w:p>
@@ -2561,6 +2546,9 @@
           <w:tcPr>
             <w:tcW w:w="1974" w:type="pct"/>
             <w:gridSpan w:val="2"/>
+            <w:tcBorders>
+              <w:left w:val="single" w:sz="8" w:space="0" w:color="auto"/>
+            </w:tcBorders>
             <w:vAlign w:val="center"/>
           </w:tcPr>
           <w:p>
@@ -2583,51 +2571,7 @@
                 <w:sz w:val="18"/>
                 <w:szCs w:val="18"/>
               </w:rPr>
-              <w:t xml:space="preserve">    P</w:t>
-            </w:r>
-            <w:r>
-              <w:rPr>
-                <w:rFonts w:ascii="Arial Nova" w:hAnsi="Arial Nova" w:cs="Tahoma"/>
-                <w:bCs/>
-                <w:i/>
-                <w:iCs/>
-                <w:sz w:val="18"/>
-                <w:szCs w:val="18"/>
-              </w:rPr>
-              <w:t xml:space="preserve">hysical </w:t>
-            </w:r>
-            <w:r>
-              <w:rPr>
-                <w:rFonts w:ascii="Arial Nova" w:hAnsi="Arial Nova" w:cs="Tahoma"/>
-                <w:bCs/>
-                <w:i/>
-                <w:iCs/>
-                <w:sz w:val="18"/>
-                <w:szCs w:val="18"/>
-              </w:rPr>
-              <w:t>E</w:t>
-            </w:r>
-            <w:r>
-              <w:rPr>
-                <w:rFonts w:ascii="Arial Nova" w:hAnsi="Arial Nova" w:cs="Tahoma"/>
-                <w:bCs/>
-                <w:i/>
-                <w:iCs/>
-                <w:sz w:val="18"/>
-                <w:szCs w:val="18"/>
-              </w:rPr>
-              <w:t>ducation</w:t>
-            </w:r>
-            <w:r>
-              <w:rPr>
-                <w:rFonts w:ascii="Arial Nova" w:hAnsi="Arial Nova" w:cs="Tahoma"/>
-                <w:bCs/>
-                <w:i/>
-                <w:iCs/>
-                <w:sz w:val="18"/>
-                <w:szCs w:val="18"/>
-              </w:rPr>
-              <w:t xml:space="preserve"> &amp; Health</w:t>
+              <w:t xml:space="preserve">    Physical Education &amp; Health</w:t>
             </w:r>
           </w:p>
         </w:tc>
@@ -2703,6 +2647,9 @@
         <w:tc>
           <w:tcPr>
             <w:tcW w:w="1043" w:type="pct"/>
+            <w:tcBorders>
+              <w:right w:val="single" w:sz="8" w:space="0" w:color="auto"/>
+            </w:tcBorders>
             <w:vAlign w:val="center"/>
           </w:tcPr>
           <w:p>
@@ -2726,6 +2673,9 @@
           <w:tcPr>
             <w:tcW w:w="1974" w:type="pct"/>
             <w:gridSpan w:val="2"/>
+            <w:tcBorders>
+              <w:left w:val="single" w:sz="8" w:space="0" w:color="auto"/>
+            </w:tcBorders>
             <w:vAlign w:val="center"/>
           </w:tcPr>
           <w:p>
@@ -2813,6 +2763,9 @@
         <w:tc>
           <w:tcPr>
             <w:tcW w:w="1043" w:type="pct"/>
+            <w:tcBorders>
+              <w:right w:val="single" w:sz="8" w:space="0" w:color="auto"/>
+            </w:tcBorders>
             <w:vAlign w:val="center"/>
           </w:tcPr>
           <w:p>
@@ -2838,7 +2791,7 @@
             <w:gridSpan w:val="5"/>
             <w:tcBorders>
               <w:top w:val="single" w:sz="4" w:space="0" w:color="auto"/>
-              <w:left w:val="single" w:sz="4" w:space="0" w:color="auto"/>
+              <w:left w:val="single" w:sz="8" w:space="0" w:color="auto"/>
               <w:bottom w:val="single" w:sz="4" w:space="0" w:color="auto"/>
               <w:right w:val="single" w:sz="4" w:space="0" w:color="auto"/>
             </w:tcBorders>
@@ -2898,7 +2851,7 @@
               <w:top w:val="single" w:sz="4" w:space="0" w:color="auto"/>
               <w:left w:val="single" w:sz="4" w:space="0" w:color="auto"/>
               <w:bottom w:val="single" w:sz="4" w:space="0" w:color="auto"/>
-              <w:right w:val="single" w:sz="4" w:space="0" w:color="auto"/>
+              <w:right w:val="single" w:sz="8" w:space="0" w:color="auto"/>
             </w:tcBorders>
             <w:vAlign w:val="center"/>
           </w:tcPr>
@@ -3184,23 +3137,7 @@
                 <w:sz w:val="16"/>
                 <w:szCs w:val="20"/>
               </w:rPr>
-              <w:t>8</w:t>
-            </w:r>
-            <w:r>
-              <w:rPr>
-                <w:rFonts w:ascii="Arial Nova" w:hAnsi="Arial Nova" w:cs="Tahoma"/>
-                <w:sz w:val="16"/>
-                <w:szCs w:val="20"/>
-              </w:rPr>
-              <w:t>0</w:t>
-            </w:r>
-            <w:r>
-              <w:rPr>
-                <w:rFonts w:ascii="Arial Nova" w:hAnsi="Arial Nova" w:cs="Tahoma"/>
-                <w:sz w:val="16"/>
-                <w:szCs w:val="20"/>
-              </w:rPr>
-              <w:t>–89</w:t>
+              <w:t>80–89</w:t>
             </w:r>
           </w:p>
         </w:tc>
@@ -3552,20 +3489,26 @@
     <w:p>
       <w:pPr>
         <w:spacing w:after="0"/>
-        <w:jc w:val="center"/>
-        <w:rPr>
-          <w:rFonts w:ascii="Arial Nova" w:hAnsi="Arial Nova" w:cs="Tahoma"/>
-          <w:sz w:val="12"/>
-          <w:szCs w:val="16"/>
+        <w:jc w:val="both"/>
+        <w:rPr>
+          <w:rFonts w:ascii="Times New Roman" w:hAnsi="Times New Roman" w:cs="Times New Roman"/>
+          <w:b/>
+          <w:i/>
+          <w:iCs/>
+          <w:sz w:val="8"/>
+          <w:szCs w:val="12"/>
         </w:rPr>
       </w:pPr>
       <w:r>
         <w:rPr>
-          <w:rFonts w:ascii="Arial Nova" w:hAnsi="Arial Nova" w:cs="Tahoma"/>
-          <w:sz w:val="12"/>
-          <w:szCs w:val="16"/>
-        </w:rPr>
-        <w:t>{/students}</w:t>
+          <w:rFonts w:ascii="Times New Roman" w:hAnsi="Times New Roman" w:cs="Times New Roman"/>
+          <w:b/>
+          <w:i/>
+          <w:iCs/>
+          <w:sz w:val="16"/>
+          <w:szCs w:val="20"/>
+        </w:rPr>
+        <w:t xml:space="preserve"> </w:t>
       </w:r>
     </w:p>
     <w:p>
@@ -3573,12 +3516,57 @@
         <w:spacing w:after="0"/>
         <w:jc w:val="center"/>
         <w:rPr>
-          <w:rFonts w:ascii="Arial Nova" w:hAnsi="Arial Nova" w:cs="Tahoma"/>
+          <w:rFonts w:ascii="Times New Roman" w:hAnsi="Times New Roman" w:cs="Times New Roman"/>
           <w:b/>
-          <w:bCs/>
+          <w:sz w:val="14"/>
+          <w:szCs w:val="14"/>
+          <w:u w:val="single"/>
+        </w:rPr>
+      </w:pPr>
+      <w:r>
+        <w:rPr>
+          <w:rFonts w:ascii="Times New Roman" w:hAnsi="Times New Roman" w:cs="Times New Roman"/>
+          <w:b/>
+          <w:sz w:val="14"/>
+          <w:szCs w:val="14"/>
+          <w:u w:val="single"/>
+        </w:rPr>
+        <w:lastRenderedPageBreak/>
+        <w:t>{</w:t>
+      </w:r>
+      <w:r>
+        <w:rPr>
+          <w:rFonts w:ascii="Times New Roman" w:hAnsi="Times New Roman" w:cs="Times New Roman"/>
+          <w:b/>
+          <w:sz w:val="14"/>
+          <w:szCs w:val="14"/>
+          <w:u w:val="single"/>
+        </w:rPr>
+        <w:t>/</w:t>
+      </w:r>
+      <w:r>
+        <w:rPr>
+          <w:rFonts w:ascii="Times New Roman" w:hAnsi="Times New Roman" w:cs="Times New Roman"/>
+          <w:b/>
+          <w:sz w:val="14"/>
+          <w:szCs w:val="14"/>
+          <w:u w:val="single"/>
+        </w:rPr>
+        <w:t>students}</w:t>
+      </w:r>
+    </w:p>
+    <w:p>
+      <w:pPr>
+        <w:tabs>
+          <w:tab w:val="left" w:pos="360"/>
+        </w:tabs>
+        <w:spacing w:after="0"/>
+        <w:jc w:val="center"/>
+        <w:rPr>
+          <w:rFonts w:ascii="Aptos Slab Black" w:hAnsi="Aptos Slab Black" w:cs="Times New Roman"/>
           <w:iCs/>
-          <w:sz w:val="6"/>
-          <w:szCs w:val="10"/>
+          <w:sz w:val="20"/>
+          <w:szCs w:val="24"/>
         </w:rPr>
       </w:pPr>
       <w:r>
@@ -3596,6 +3584,12 @@
       <w:tblPr>
         <w:tblStyle w:val="TableGrid"/>
         <w:tblW w:w="5000" w:type="pct"/>
+        <w:tblBorders>
+          <w:top w:val="single" w:sz="8" w:space="0" w:color="auto"/>
+          <w:left w:val="single" w:sz="8" w:space="0" w:color="auto"/>
+          <w:bottom w:val="single" w:sz="8" w:space="0" w:color="auto"/>
+          <w:right w:val="single" w:sz="8" w:space="0" w:color="auto"/>
+        </w:tblBorders>
         <w:tblCellMar>
           <w:left w:w="29" w:type="dxa"/>
           <w:right w:w="29" w:type="dxa"/>
@@ -3603,19 +3597,19 @@
         <w:tblLook w:val="04A0" w:firstRow="1" w:lastRow="0" w:firstColumn="1" w:lastColumn="0" w:noHBand="0" w:noVBand="1"/>
       </w:tblPr>
       <w:tblGrid>
-        <w:gridCol w:w="1056"/>
-        <w:gridCol w:w="485"/>
-        <w:gridCol w:w="485"/>
-        <w:gridCol w:w="485"/>
-        <w:gridCol w:w="485"/>
-        <w:gridCol w:w="485"/>
-        <w:gridCol w:w="484"/>
-        <w:gridCol w:w="484"/>
-        <w:gridCol w:w="484"/>
-        <w:gridCol w:w="484"/>
-        <w:gridCol w:w="484"/>
-        <w:gridCol w:w="484"/>
-        <w:gridCol w:w="656"/>
+        <w:gridCol w:w="1077"/>
+        <w:gridCol w:w="494"/>
+        <w:gridCol w:w="494"/>
+        <w:gridCol w:w="494"/>
+        <w:gridCol w:w="494"/>
+        <w:gridCol w:w="494"/>
+        <w:gridCol w:w="494"/>
+        <w:gridCol w:w="494"/>
+        <w:gridCol w:w="494"/>
+        <w:gridCol w:w="494"/>
+        <w:gridCol w:w="494"/>
+        <w:gridCol w:w="494"/>
+        <w:gridCol w:w="669"/>
       </w:tblGrid>
       <w:tr>
         <w:trPr>
@@ -3624,9 +3618,6 @@
         <w:tc>
           <w:tcPr>
             <w:tcW w:w="749" w:type="pct"/>
-            <w:tcBorders>
-              <w:left w:val="single" w:sz="8" w:space="0" w:color="auto"/>
-            </w:tcBorders>
             <w:vAlign w:val="center"/>
           </w:tcPr>
           <w:p>
@@ -3655,9 +3646,6 @@
         <w:tc>
           <w:tcPr>
             <w:tcW w:w="344" w:type="pct"/>
-            <w:tcBorders>
-              <w:left w:val="single" w:sz="8" w:space="0" w:color="auto"/>
-            </w:tcBorders>
             <w:vAlign w:val="center"/>
           </w:tcPr>
           <w:p>
@@ -4671,10 +4659,9 @@
         <w:spacing w:after="0"/>
         <w:jc w:val="center"/>
         <w:rPr>
-          <w:rFonts w:ascii="Arial Nova" w:hAnsi="Arial Nova" w:cs="Tahoma"/>
+          <w:rFonts w:ascii="Times New Roman" w:hAnsi="Times New Roman" w:cs="Times New Roman"/>
           <w:b/>
-          <w:sz w:val="16"/>
-          <w:szCs w:val="32"/>
+          <w:sz w:val="10"/>
         </w:rPr>
       </w:pPr>
     </w:p>
@@ -4712,7 +4699,7 @@
         <w:tblLook w:val="04A0" w:firstRow="1" w:lastRow="0" w:firstColumn="1" w:lastColumn="0" w:noHBand="0" w:noVBand="1"/>
       </w:tblPr>
       <w:tblGrid>
-        <w:gridCol w:w="7046"/>
+        <w:gridCol w:w="7190"/>
       </w:tblGrid>
       <w:tr>
         <w:trPr>
@@ -4728,7 +4715,7 @@
                 <w:tab w:val="left" w:pos="360"/>
               </w:tabs>
               <w:rPr>
-                <w:rFonts w:ascii="Arial Nova" w:hAnsi="Arial Nova" w:cs="Tahoma"/>
+                <w:rFonts w:ascii="Aptos Slab" w:hAnsi="Aptos Slab" w:cs="Times New Roman"/>
                 <w:b/>
                 <w:bCs/>
                 <w:iCs/>
@@ -4737,7 +4724,7 @@
             </w:pPr>
             <w:r>
               <w:rPr>
-                <w:rFonts w:ascii="Arial Nova" w:hAnsi="Arial Nova" w:cs="Tahoma"/>
+                <w:rFonts w:ascii="Aptos Slab" w:hAnsi="Aptos Slab" w:cs="Times New Roman"/>
                 <w:b/>
                 <w:bCs/>
                 <w:iCs/>
@@ -4762,7 +4749,7 @@
                 <w:tab w:val="left" w:pos="360"/>
               </w:tabs>
               <w:rPr>
-                <w:rFonts w:ascii="Arial Nova" w:hAnsi="Arial Nova" w:cs="Tahoma"/>
+                <w:rFonts w:ascii="Aptos Slab" w:hAnsi="Aptos Slab" w:cs="Times New Roman"/>
                 <w:b/>
                 <w:bCs/>
                 <w:iCs/>
@@ -4771,7 +4758,7 @@
             </w:pPr>
             <w:r>
               <w:rPr>
-                <w:rFonts w:ascii="Arial Nova" w:hAnsi="Arial Nova" w:cs="Tahoma"/>
+                <w:rFonts w:ascii="Aptos Slab" w:hAnsi="Aptos Slab" w:cs="Times New Roman"/>
                 <w:b/>
                 <w:bCs/>
                 <w:iCs/>
@@ -4796,7 +4783,7 @@
                 <w:tab w:val="left" w:pos="360"/>
               </w:tabs>
               <w:rPr>
-                <w:rFonts w:ascii="Arial Nova" w:hAnsi="Arial Nova" w:cs="Tahoma"/>
+                <w:rFonts w:ascii="Aptos Slab" w:hAnsi="Aptos Slab" w:cs="Times New Roman"/>
                 <w:b/>
                 <w:bCs/>
                 <w:iCs/>
@@ -4805,7 +4792,7 @@
             </w:pPr>
             <w:r>
               <w:rPr>
-                <w:rFonts w:ascii="Arial Nova" w:hAnsi="Arial Nova" w:cs="Tahoma"/>
+                <w:rFonts w:ascii="Aptos Slab" w:hAnsi="Aptos Slab" w:cs="Times New Roman"/>
                 <w:b/>
                 <w:bCs/>
                 <w:iCs/>
@@ -4825,10 +4812,10 @@
         <w:spacing w:after="0"/>
         <w:jc w:val="center"/>
         <w:rPr>
-          <w:rFonts w:ascii="Arial Nova" w:hAnsi="Arial Nova" w:cs="Tahoma"/>
+          <w:rFonts w:ascii="Aptos Slab Black" w:hAnsi="Aptos Slab Black" w:cs="Times New Roman"/>
           <w:iCs/>
-          <w:sz w:val="16"/>
-          <w:szCs w:val="20"/>
+          <w:sz w:val="10"/>
+          <w:szCs w:val="14"/>
         </w:rPr>
       </w:pPr>
     </w:p>
@@ -4917,16 +4904,7 @@
           <w:sz w:val="20"/>
           <w:szCs w:val="24"/>
         </w:rPr>
-        <w:t xml:space="preserve">Term </w:t>
-      </w:r>
-      <w:r>
-        <w:rPr>
-          <w:rFonts w:ascii="Arial Nova" w:hAnsi="Arial Nova" w:cs="Tahoma"/>
-          <w:iCs/>
-          <w:sz w:val="20"/>
-          <w:szCs w:val="24"/>
-        </w:rPr>
-        <w:t>1</w:t>
+        <w:t>Term 1</w:t>
       </w:r>
       <w:r>
         <w:rPr>
@@ -5140,57 +5118,25 @@
           <w:sz w:val="18"/>
           <w:szCs w:val="18"/>
         </w:rPr>
-        <w:t xml:space="preserve">This is to certify that the above-named learner has satisfactorily completed the requirements </w:t>
-      </w:r>
+        <w:t xml:space="preserve">This is to certify that the above-named learner has satisfactorily completed the requirements for the </w:t>
+      </w:r>
+      <w:proofErr w:type="gramStart"/>
       <w:r>
         <w:rPr>
           <w:rFonts w:ascii="Arial Nova" w:hAnsi="Arial Nova" w:cs="Tahoma"/>
           <w:sz w:val="18"/>
           <w:szCs w:val="18"/>
         </w:rPr>
-        <w:t xml:space="preserve">for the </w:t>
-      </w:r>
-      <w:proofErr w:type="gramStart"/>
+        <w:t>grade level</w:t>
+      </w:r>
+      <w:proofErr w:type="gramEnd"/>
       <w:r>
         <w:rPr>
           <w:rFonts w:ascii="Arial Nova" w:hAnsi="Arial Nova" w:cs="Tahoma"/>
           <w:sz w:val="18"/>
           <w:szCs w:val="18"/>
         </w:rPr>
-        <w:t>grade</w:t>
-      </w:r>
-      <w:r>
-        <w:rPr>
-          <w:rFonts w:ascii="Arial Nova" w:hAnsi="Arial Nova" w:cs="Tahoma"/>
-          <w:sz w:val="18"/>
-          <w:szCs w:val="18"/>
-        </w:rPr>
-        <w:t xml:space="preserve"> </w:t>
-      </w:r>
-      <w:r>
-        <w:rPr>
-          <w:rFonts w:ascii="Arial Nova" w:hAnsi="Arial Nova" w:cs="Tahoma"/>
-          <w:sz w:val="18"/>
-          <w:szCs w:val="18"/>
-        </w:rPr>
-        <w:t>level</w:t>
-      </w:r>
-      <w:proofErr w:type="gramEnd"/>
-      <w:r>
-        <w:rPr>
-          <w:rFonts w:ascii="Arial Nova" w:hAnsi="Arial Nova" w:cs="Tahoma"/>
-          <w:sz w:val="18"/>
-          <w:szCs w:val="18"/>
-        </w:rPr>
-        <w:t xml:space="preserve"> </w:t>
-      </w:r>
-      <w:r>
-        <w:rPr>
-          <w:rFonts w:ascii="Arial Nova" w:hAnsi="Arial Nova" w:cs="Tahoma"/>
-          <w:sz w:val="18"/>
-          <w:szCs w:val="18"/>
-        </w:rPr>
-        <w:t>indicated.</w:t>
+        <w:t xml:space="preserve"> indicated.</w:t>
       </w:r>
     </w:p>
     <w:p>
@@ -5316,9 +5262,9 @@
         <w:tblLook w:val="04A0" w:firstRow="1" w:lastRow="0" w:firstColumn="1" w:lastColumn="0" w:noHBand="0" w:noVBand="1"/>
       </w:tblPr>
       <w:tblGrid>
-        <w:gridCol w:w="3307"/>
-        <w:gridCol w:w="491"/>
-        <w:gridCol w:w="3258"/>
+        <w:gridCol w:w="3374"/>
+        <w:gridCol w:w="501"/>
+        <w:gridCol w:w="3325"/>
       </w:tblGrid>
       <w:tr>
         <w:tc>
@@ -5847,10 +5793,13 @@
     </w:tbl>
     <w:p>
       <w:pPr>
-        <w:spacing w:after="0"/>
-        <w:jc w:val="both"/>
-        <w:rPr>
-          <w:rFonts w:ascii="Tahoma" w:hAnsi="Tahoma" w:cs="Tahoma"/>
+        <w:tabs>
+          <w:tab w:val="left" w:pos="360"/>
+        </w:tabs>
+        <w:spacing w:after="0" w:line="360" w:lineRule="auto"/>
+        <w:jc w:val="center"/>
+        <w:rPr>
+          <w:rFonts w:ascii="Aptos Slab" w:hAnsi="Aptos Slab" w:cs="Times New Roman"/>
           <w:sz w:val="2"/>
           <w:szCs w:val="2"/>
         </w:rPr>
@@ -5858,7 +5807,7 @@
     </w:p>
     <w:sectPr>
       <w:pgSz w:w="7920" w:h="12240"/>
-      <w:pgMar w:top="432" w:right="432" w:bottom="432" w:left="432" w:header="720" w:footer="720" w:gutter="0"/>
+      <w:pgMar w:top="360" w:right="360" w:bottom="360" w:left="360" w:header="720" w:footer="720" w:gutter="0"/>
       <w:cols w:space="720"/>
       <w:docGrid w:linePitch="360"/>
     </w:sectPr>
@@ -6611,16 +6560,6 @@
 </file>
 
 <file path=customXml/item1.xml><?xml version="1.0" encoding="utf-8"?>
-<p:properties xmlns:p="http://schemas.microsoft.com/office/2006/metadata/properties" xmlns:xsi="http://www.w3.org/2001/XMLSchema-instance" xmlns:pc="http://schemas.microsoft.com/office/infopath/2007/PartnerControls">
-  <documentManagement/>
-</p:properties>
-</file>
-
-<file path=customXml/item2.xml><?xml version="1.0" encoding="utf-8"?>
-<b:Sources xmlns:b="http://schemas.openxmlformats.org/officeDocument/2006/bibliography" xmlns="http://schemas.openxmlformats.org/officeDocument/2006/bibliography" SelectedStyle="\APASixthEditionOfficeOnline.xsl" StyleName="APA" Version="6"/>
-</file>
-
-<file path=customXml/item3.xml><?xml version="1.0" encoding="utf-8"?>
 <ct:contentTypeSchema xmlns:ct="http://schemas.microsoft.com/office/2006/metadata/contentType" xmlns:ma="http://schemas.microsoft.com/office/2006/metadata/properties/metaAttributes" ct:_="" ma:_="" ma:contentTypeName="Document" ma:contentTypeID="0x01010019B181300F721B4D9F3B95A3EE15143C" ma:contentTypeVersion="10" ma:contentTypeDescription="Create a new document." ma:contentTypeScope="" ma:versionID="bf2ca1b3bc24449cdd1a669432d4bb9e">
   <xsd:schema xmlns:xsd="http://www.w3.org/2001/XMLSchema" xmlns:xs="http://www.w3.org/2001/XMLSchema" xmlns:p="http://schemas.microsoft.com/office/2006/metadata/properties" xmlns:ns3="541f9672-3e94-4c26-a847-81d4d159bfa1" targetNamespace="http://schemas.microsoft.com/office/2006/metadata/properties" ma:root="true" ma:fieldsID="14a7babb77b443892259070c9ba030eb" ns3:_="">
     <xsd:import namespace="541f9672-3e94-4c26-a847-81d4d159bfa1"/>
@@ -6804,6 +6743,16 @@
 </ct:contentTypeSchema>
 </file>
 
+<file path=customXml/item2.xml><?xml version="1.0" encoding="utf-8"?>
+<b:Sources xmlns:b="http://schemas.openxmlformats.org/officeDocument/2006/bibliography" xmlns="http://schemas.openxmlformats.org/officeDocument/2006/bibliography" SelectedStyle="\APASixthEditionOfficeOnline.xsl" StyleName="APA" Version="6"/>
+</file>
+
+<file path=customXml/item3.xml><?xml version="1.0" encoding="utf-8"?>
+<p:properties xmlns:p="http://schemas.microsoft.com/office/2006/metadata/properties" xmlns:xsi="http://www.w3.org/2001/XMLSchema-instance" xmlns:pc="http://schemas.microsoft.com/office/infopath/2007/PartnerControls">
+  <documentManagement/>
+</p:properties>
+</file>
+
 <file path=customXml/item4.xml><?xml version="1.0" encoding="utf-8"?>
 <?mso-contentType ?>
 <FormTemplates xmlns="http://schemas.microsoft.com/sharepoint/v3/contenttype/forms">
@@ -6814,23 +6763,6 @@
 </file>
 
 <file path=customXml/itemProps1.xml><?xml version="1.0" encoding="utf-8"?>
-<ds:datastoreItem xmlns:ds="http://schemas.openxmlformats.org/officeDocument/2006/customXml" ds:itemID="{672FB7B5-DBC2-43DE-98D9-E1693A2B312F}">
-  <ds:schemaRefs>
-    <ds:schemaRef ds:uri="http://schemas.microsoft.com/office/2006/metadata/properties"/>
-    <ds:schemaRef ds:uri="http://schemas.microsoft.com/office/infopath/2007/PartnerControls"/>
-  </ds:schemaRefs>
-</ds:datastoreItem>
-</file>
-
-<file path=customXml/itemProps2.xml><?xml version="1.0" encoding="utf-8"?>
-<ds:datastoreItem xmlns:ds="http://schemas.openxmlformats.org/officeDocument/2006/customXml" ds:itemID="{79EDFC7F-E73A-4641-AB05-0EAF77FB85CB}">
-  <ds:schemaRefs>
-    <ds:schemaRef ds:uri="http://schemas.openxmlformats.org/officeDocument/2006/bibliography"/>
-  </ds:schemaRefs>
-</ds:datastoreItem>
-</file>
-
-<file path=customXml/itemProps3.xml><?xml version="1.0" encoding="utf-8"?>
 <ds:datastoreItem xmlns:ds="http://schemas.openxmlformats.org/officeDocument/2006/customXml" ds:itemID="{1934D20A-BA2A-4311-8449-030457D80377}">
   <ds:schemaRefs>
     <ds:schemaRef ds:uri="http://schemas.microsoft.com/office/2006/metadata/contentType"/>
@@ -6848,6 +6780,23 @@
 </ds:datastoreItem>
 </file>
 
+<file path=customXml/itemProps2.xml><?xml version="1.0" encoding="utf-8"?>
+<ds:datastoreItem xmlns:ds="http://schemas.openxmlformats.org/officeDocument/2006/customXml" ds:itemID="{79EDFC7F-E73A-4641-AB05-0EAF77FB85CB}">
+  <ds:schemaRefs>
+    <ds:schemaRef ds:uri="http://schemas.openxmlformats.org/officeDocument/2006/bibliography"/>
+  </ds:schemaRefs>
+</ds:datastoreItem>
+</file>
+
+<file path=customXml/itemProps3.xml><?xml version="1.0" encoding="utf-8"?>
+<ds:datastoreItem xmlns:ds="http://schemas.openxmlformats.org/officeDocument/2006/customXml" ds:itemID="{672FB7B5-DBC2-43DE-98D9-E1693A2B312F}">
+  <ds:schemaRefs>
+    <ds:schemaRef ds:uri="http://schemas.microsoft.com/office/2006/metadata/properties"/>
+    <ds:schemaRef ds:uri="http://schemas.microsoft.com/office/infopath/2007/PartnerControls"/>
+  </ds:schemaRefs>
+</ds:datastoreItem>
+</file>
+
 <file path=customXml/itemProps4.xml><?xml version="1.0" encoding="utf-8"?>
 <ds:datastoreItem xmlns:ds="http://schemas.openxmlformats.org/officeDocument/2006/customXml" ds:itemID="{9E607EEA-1579-4534-A211-223D35B43271}">
   <ds:schemaRefs>
